--- a/eng/docx/025.content.docx
+++ b/eng/docx/025.content.docx
@@ -127,7 +127,7 @@
         <w:rPr>
           <w:lang w:val="en_US" w:bidi="en_US"/>
         </w:rPr>
-        <w:t>Y</w:t>
+        <w:t>Z</w:t>
       </w:r>
       <w:r>
         <w:rPr>
@@ -190,7 +190,7 @@
         <w:rPr>
           <w:lang w:val="en_US" w:bidi="en_US"/>
         </w:rPr>
-        <w:t>Yahweh</w:t>
+        <w:t>Zacchaeus</w:t>
       </w:r>
       <w:r>
         <w:rPr>
@@ -206,7 +206,12 @@
         <w:rPr>
           <w:lang w:val="en_US" w:bidi="en_US"/>
         </w:rPr>
-        <w:t>Facts:</w:t>
+        <w:t>Definition:</w:t>
+      </w:r>
+      <w:r>
+        <w:rPr>
+          <w:lang w:val="en_US" w:bidi="en_US"/>
+        </w:rPr>
       </w:r>
     </w:p>
     <w:p>
@@ -220,97 +225,201 @@
         <w:rPr>
           <w:lang w:val="en_US" w:bidi="en_US"/>
         </w:rPr>
-        <w:t>The term “Yahweh” is God’s personal name in the Old Testament. The specific origin of this name is unknown, but it is probably derived from the Hebrew verb meaning, “to be.”</w:t>
-      </w:r>
-    </w:p>
-    <w:p>
-      <w:pPr>
-        <w:pStyle w:val="ListBullet"/>
-        <w:spacing w:line="240" w:lineRule="auto"/>
-        <w:ind w:left="720"/>
-      </w:pPr>
-      <w:r>
-        <w:rPr>
-          <w:lang w:val="en_US" w:bidi="en_US"/>
-        </w:rPr>
-      </w:r>
-      <w:r>
-        <w:rPr>
-          <w:lang w:val="en_US" w:bidi="en_US"/>
-        </w:rPr>
-        <w:t>Following tradition, many Bible versions use the term “LORD” or “the LORD” to represent “Yahweh.” This tradition resulted from the fact that historically, the Jewish people became afraid of mispronouncing Yahweh’s name and started saying “Lord” every time the term “Yahweh” appeared in the text. Modern Bibles write “LORD” with all capital letters to show respect for God’s personal name and to distinguish it from “Lord” which is a different Hebrew word.</w:t>
-      </w:r>
-    </w:p>
-    <w:p>
-      <w:pPr>
-        <w:pStyle w:val="ListBullet"/>
-        <w:spacing w:line="240" w:lineRule="auto"/>
-        <w:ind w:left="720"/>
-      </w:pPr>
-      <w:r>
-        <w:rPr>
-          <w:lang w:val="en_US" w:bidi="en_US"/>
-        </w:rPr>
-      </w:r>
-      <w:r>
-        <w:rPr>
-          <w:lang w:val="en_US" w:bidi="en_US"/>
-        </w:rPr>
-        <w:t>The ULT and UST texts always translate this term as, “Yahweh,” in agreement with the Hebrew text of the Old Testament.</w:t>
-      </w:r>
-    </w:p>
-    <w:p>
-      <w:pPr>
-        <w:pStyle w:val="ListBullet"/>
-        <w:spacing w:line="240" w:lineRule="auto"/>
-        <w:ind w:left="720"/>
-      </w:pPr>
-      <w:r>
-        <w:rPr>
-          <w:lang w:val="en_US" w:bidi="en_US"/>
-        </w:rPr>
-      </w:r>
-      <w:r>
-        <w:rPr>
-          <w:lang w:val="en_US" w:bidi="en_US"/>
-        </w:rPr>
-        <w:t>The term “Yahweh” never occurs in the original text of the New Testament; only the Greek term for “Lord” is used, even when quoting the Old Testament.</w:t>
-      </w:r>
-    </w:p>
-    <w:p>
-      <w:pPr>
-        <w:pStyle w:val="ListBullet"/>
-        <w:spacing w:line="240" w:lineRule="auto"/>
-        <w:ind w:left="720"/>
-      </w:pPr>
-      <w:r>
-        <w:rPr>
-          <w:lang w:val="en_US" w:bidi="en_US"/>
-        </w:rPr>
-      </w:r>
-      <w:r>
-        <w:rPr>
-          <w:lang w:val="en_US" w:bidi="en_US"/>
-        </w:rPr>
-        <w:t>In the Old Testament, when God spoke about himself, he would often use his name instead of a pronoun.</w:t>
-      </w:r>
-    </w:p>
-    <w:p>
-      <w:pPr>
-        <w:pStyle w:val="ListBullet"/>
-        <w:spacing w:line="240" w:lineRule="auto"/>
-        <w:ind w:left="720"/>
-      </w:pPr>
-      <w:r>
-        <w:rPr>
-          <w:lang w:val="en_US" w:bidi="en_US"/>
-        </w:rPr>
-      </w:r>
-      <w:r>
-        <w:rPr>
-          <w:lang w:val="en_US" w:bidi="en_US"/>
-        </w:rPr>
-        <w:t>“Yah” is a shortened form of the name Yahweh that occurs in poetry and praise (e.g. Hallelujah = "Praise Yah"), and in some Hebrew names (e.g. Zechariah = “Yah remembers”).</w:t>
+        <w:t>Zacchaeus was a tax collector from Jericho who climbed a tree in order to be able to see Jesus who was surrounded by a large crowd of people.</w:t>
+      </w:r>
+      <w:r>
+        <w:rPr>
+          <w:lang w:val="en_US" w:bidi="en_US"/>
+        </w:rPr>
+      </w:r>
+      <w:r>
+        <w:rPr>
+          <w:lang w:val="en_US" w:bidi="en_US"/>
+        </w:rPr>
+      </w:r>
+    </w:p>
+    <w:p>
+      <w:pPr>
+        <w:pStyle w:val="ListBullet"/>
+        <w:spacing w:line="240" w:lineRule="auto"/>
+        <w:ind w:left="720"/>
+      </w:pPr>
+      <w:r>
+        <w:rPr>
+          <w:lang w:val="en_US" w:bidi="en_US"/>
+        </w:rPr>
+      </w:r>
+      <w:r>
+        <w:rPr>
+          <w:lang w:val="en_US" w:bidi="en_US"/>
+        </w:rPr>
+        <w:t>Zacchaeus was completely changed when he believed in Jesus.</w:t>
+      </w:r>
+      <w:r>
+        <w:rPr>
+          <w:lang w:val="en_US" w:bidi="en_US"/>
+        </w:rPr>
+      </w:r>
+    </w:p>
+    <w:p>
+      <w:pPr>
+        <w:pStyle w:val="ListBullet"/>
+        <w:spacing w:line="240" w:lineRule="auto"/>
+        <w:ind w:left="720"/>
+      </w:pPr>
+      <w:r>
+        <w:rPr>
+          <w:lang w:val="en_US" w:bidi="en_US"/>
+        </w:rPr>
+      </w:r>
+      <w:r>
+        <w:rPr>
+          <w:lang w:val="en_US" w:bidi="en_US"/>
+        </w:rPr>
+        <w:t>He repented of his sin of cheating people and promised to give half his possessions to the poor.</w:t>
+      </w:r>
+      <w:r>
+        <w:rPr>
+          <w:lang w:val="en_US" w:bidi="en_US"/>
+        </w:rPr>
+      </w:r>
+    </w:p>
+    <w:p>
+      <w:pPr>
+        <w:pStyle w:val="ListBullet"/>
+        <w:spacing w:line="240" w:lineRule="auto"/>
+        <w:ind w:left="720"/>
+      </w:pPr>
+      <w:r>
+        <w:rPr>
+          <w:lang w:val="en_US" w:bidi="en_US"/>
+        </w:rPr>
+      </w:r>
+      <w:r>
+        <w:rPr>
+          <w:lang w:val="en_US" w:bidi="en_US"/>
+        </w:rPr>
+        <w:t>He also promised that he would pay people back four times the amount that he had overcharged them for their taxes.</w:t>
+      </w:r>
+      <w:r>
+        <w:rPr>
+          <w:lang w:val="en_US" w:bidi="en_US"/>
+        </w:rPr>
+      </w:r>
+      <w:r>
+        <w:rPr>
+          <w:lang w:val="en_US" w:bidi="en_US"/>
+        </w:rPr>
+      </w:r>
+    </w:p>
+    <w:p>
+      <w:pPr/>
+      <w:r>
+        <w:rPr>
+          <w:lang w:val="en_US" w:bidi="en_US"/>
+        </w:rPr>
+      </w:r>
+      <w:r>
+        <w:rPr>
+          <w:lang w:val="en_US" w:bidi="en_US"/>
+        </w:rPr>
+        <w:t>(Translation suggestions: How to Translate Names)</w:t>
+      </w:r>
+      <w:r>
+        <w:rPr>
+          <w:lang w:val="en_US" w:bidi="en_US"/>
+        </w:rPr>
+      </w:r>
+    </w:p>
+    <w:p>
+      <w:pPr/>
+      <w:r>
+        <w:rPr>
+          <w:lang w:val="en_US" w:bidi="en_US"/>
+        </w:rPr>
+      </w:r>
+      <w:r>
+        <w:rPr>
+          <w:lang w:val="en_US" w:bidi="en_US"/>
+        </w:rPr>
+        <w:t xml:space="preserve">(See also: </w:t>
+      </w:r>
+      <w:r>
+        <w:rPr>
+          <w:lang w:val="en_US" w:bidi="en_US"/>
+        </w:rPr>
+        <w:t>believe</w:t>
+      </w:r>
+      <w:r>
+        <w:rPr>
+          <w:lang w:val="en_US" w:bidi="en_US"/>
+        </w:rPr>
+        <w:t xml:space="preserve">, </w:t>
+      </w:r>
+      <w:r>
+        <w:rPr>
+          <w:lang w:val="en_US" w:bidi="en_US"/>
+        </w:rPr>
+        <w:t>promise</w:t>
+      </w:r>
+      <w:r>
+        <w:rPr>
+          <w:lang w:val="en_US" w:bidi="en_US"/>
+        </w:rPr>
+        <w:t xml:space="preserve">, </w:t>
+      </w:r>
+      <w:r>
+        <w:rPr>
+          <w:lang w:val="en_US" w:bidi="en_US"/>
+        </w:rPr>
+        <w:t>repent</w:t>
+      </w:r>
+      <w:r>
+        <w:rPr>
+          <w:lang w:val="en_US" w:bidi="en_US"/>
+        </w:rPr>
+        <w:t xml:space="preserve">, </w:t>
+      </w:r>
+      <w:r>
+        <w:rPr>
+          <w:lang w:val="en_US" w:bidi="en_US"/>
+        </w:rPr>
+        <w:t>sin</w:t>
+      </w:r>
+      <w:r>
+        <w:rPr>
+          <w:lang w:val="en_US" w:bidi="en_US"/>
+        </w:rPr>
+        <w:t xml:space="preserve">, </w:t>
+      </w:r>
+      <w:r>
+        <w:rPr>
+          <w:lang w:val="en_US" w:bidi="en_US"/>
+        </w:rPr>
+        <w:t>tax</w:t>
+      </w:r>
+      <w:r>
+        <w:rPr>
+          <w:lang w:val="en_US" w:bidi="en_US"/>
+        </w:rPr>
+        <w:t xml:space="preserve">, </w:t>
+      </w:r>
+      <w:r>
+        <w:rPr>
+          <w:lang w:val="en_US" w:bidi="en_US"/>
+        </w:rPr>
+        <w:t>tax collector</w:t>
+      </w:r>
+      <w:r>
+        <w:rPr>
+          <w:lang w:val="en_US" w:bidi="en_US"/>
+        </w:rPr>
+        <w:t>)</w:t>
+      </w:r>
+      <w:r>
+        <w:rPr>
+          <w:lang w:val="en_US" w:bidi="en_US"/>
+        </w:rPr>
       </w:r>
     </w:p>
     <w:p>
@@ -321,97 +430,1062 @@
         <w:rPr>
           <w:lang w:val="en_US" w:bidi="en_US"/>
         </w:rPr>
+        <w:t>Bible References:</w:t>
+      </w:r>
+      <w:r>
+        <w:rPr>
+          <w:lang w:val="en_US" w:bidi="en_US"/>
+        </w:rPr>
+      </w:r>
+      <w:r>
+        <w:rPr>
+          <w:lang w:val="en_US" w:bidi="en_US"/>
+        </w:rPr>
+      </w:r>
+    </w:p>
+    <w:p>
+      <w:pPr>
+        <w:pStyle w:val="ListBullet"/>
+        <w:spacing w:line="240" w:lineRule="auto"/>
+        <w:ind w:left="720"/>
+      </w:pPr>
+      <w:r>
+        <w:rPr>
+          <w:lang w:val="en_US" w:bidi="en_US"/>
+        </w:rPr>
+      </w:r>
+      <w:r>
+        <w:rPr>
+          <w:lang w:val="en_US" w:bidi="en_US"/>
+        </w:rPr>
+        <w:t>Luke 19:2</w:t>
+      </w:r>
+      <w:r>
+        <w:rPr>
+          <w:lang w:val="en_US" w:bidi="en_US"/>
+        </w:rPr>
+      </w:r>
+    </w:p>
+    <w:p>
+      <w:pPr>
+        <w:pStyle w:val="ListBullet"/>
+        <w:spacing w:line="240" w:lineRule="auto"/>
+        <w:ind w:left="720"/>
+      </w:pPr>
+      <w:r>
+        <w:rPr>
+          <w:lang w:val="en_US" w:bidi="en_US"/>
+        </w:rPr>
+      </w:r>
+      <w:r>
+        <w:rPr>
+          <w:lang w:val="en_US" w:bidi="en_US"/>
+        </w:rPr>
+        <w:t>Luke 19:6</w:t>
+      </w:r>
+      <w:r>
+        <w:rPr>
+          <w:lang w:val="en_US" w:bidi="en_US"/>
+        </w:rPr>
+      </w:r>
+      <w:r>
+        <w:rPr>
+          <w:lang w:val="en_US" w:bidi="en_US"/>
+        </w:rPr>
+      </w:r>
+    </w:p>
+    <w:p>
+      <w:pPr>
+        <w:pStyle w:val="Heading3"/>
+      </w:pPr>
+      <w:r>
+        <w:rPr>
+          <w:lang w:val="en_US" w:bidi="en_US"/>
+        </w:rPr>
+        <w:t>Word Data:</w:t>
+      </w:r>
+      <w:r>
+        <w:rPr>
+          <w:lang w:val="en_US" w:bidi="en_US"/>
+        </w:rPr>
+      </w:r>
+      <w:r>
+        <w:rPr>
+          <w:lang w:val="en_US" w:bidi="en_US"/>
+        </w:rPr>
+      </w:r>
+    </w:p>
+    <w:p>
+      <w:pPr>
+        <w:pStyle w:val="ListBullet"/>
+        <w:spacing w:line="240" w:lineRule="auto"/>
+        <w:ind w:left="720"/>
+      </w:pPr>
+      <w:r>
+        <w:rPr>
+          <w:lang w:val="en_US" w:bidi="en_US"/>
+        </w:rPr>
+      </w:r>
+      <w:r>
+        <w:rPr>
+          <w:lang w:val="en_US" w:bidi="en_US"/>
+        </w:rPr>
+        <w:t>Strong’s: G21950</w:t>
+      </w:r>
+      <w:r>
+        <w:rPr>
+          <w:lang w:val="en_US" w:bidi="en_US"/>
+        </w:rPr>
+      </w:r>
+      <w:r>
+        <w:rPr>
+          <w:lang w:val="en_US" w:bidi="en_US"/>
+        </w:rPr>
+      </w:r>
+      <w:r>
+        <w:rPr>
+          <w:lang w:val="en_US" w:bidi="en_US"/>
+        </w:rPr>
+      </w:r>
+    </w:p>
+    <w:p>
+      <w:pPr/>
+      <w:r>
+        <w:rPr>
+          <w:lang w:val="en_US" w:bidi="en_US"/>
+        </w:rPr>
+      </w:r>
+    </w:p>
+    <w:p>
+      <w:pPr>
+        <w:pStyle w:val="Heading2"/>
+      </w:pPr>
+      <w:r>
+        <w:rPr>
+          <w:lang w:val="en_US" w:bidi="en_US"/>
+        </w:rPr>
+        <w:t>Zadok</w:t>
+      </w:r>
+      <w:r>
+        <w:rPr>
+          <w:lang w:val="en_US" w:bidi="en_US"/>
+        </w:rPr>
+      </w:r>
+    </w:p>
+    <w:p>
+      <w:pPr>
+        <w:pStyle w:val="Heading3"/>
+      </w:pPr>
+      <w:r>
+        <w:rPr>
+          <w:lang w:val="en_US" w:bidi="en_US"/>
+        </w:rPr>
+        <w:t>Definition:</w:t>
+      </w:r>
+      <w:r>
+        <w:rPr>
+          <w:lang w:val="en_US" w:bidi="en_US"/>
+        </w:rPr>
+      </w:r>
+    </w:p>
+    <w:p>
+      <w:pPr/>
+      <w:r>
+        <w:rPr>
+          <w:lang w:val="en_US" w:bidi="en_US"/>
+        </w:rPr>
+      </w:r>
+      <w:r>
+        <w:rPr>
+          <w:lang w:val="en_US" w:bidi="en_US"/>
+        </w:rPr>
+        <w:t>Zadok was the name of an important high priest in Israel during the reign of King David.</w:t>
+      </w:r>
+      <w:r>
+        <w:rPr>
+          <w:lang w:val="en_US" w:bidi="en_US"/>
+        </w:rPr>
+      </w:r>
+      <w:r>
+        <w:rPr>
+          <w:lang w:val="en_US" w:bidi="en_US"/>
+        </w:rPr>
+      </w:r>
+    </w:p>
+    <w:p>
+      <w:pPr>
+        <w:pStyle w:val="ListBullet"/>
+        <w:spacing w:line="240" w:lineRule="auto"/>
+        <w:ind w:left="720"/>
+      </w:pPr>
+      <w:r>
+        <w:rPr>
+          <w:lang w:val="en_US" w:bidi="en_US"/>
+        </w:rPr>
+      </w:r>
+      <w:r>
+        <w:rPr>
+          <w:lang w:val="en_US" w:bidi="en_US"/>
+        </w:rPr>
+        <w:t>When Absalom rebelled against King David, Zadok supported David and helped bring the ark of the covenant back into Jerusalem.</w:t>
+      </w:r>
+      <w:r>
+        <w:rPr>
+          <w:lang w:val="en_US" w:bidi="en_US"/>
+        </w:rPr>
+      </w:r>
+    </w:p>
+    <w:p>
+      <w:pPr>
+        <w:pStyle w:val="ListBullet"/>
+        <w:spacing w:line="240" w:lineRule="auto"/>
+        <w:ind w:left="720"/>
+      </w:pPr>
+      <w:r>
+        <w:rPr>
+          <w:lang w:val="en_US" w:bidi="en_US"/>
+        </w:rPr>
+      </w:r>
+      <w:r>
+        <w:rPr>
+          <w:lang w:val="en_US" w:bidi="en_US"/>
+        </w:rPr>
+        <w:t>Years later, he also took part in the ceremony to anoint David’s son Solomon as king.</w:t>
+      </w:r>
+      <w:r>
+        <w:rPr>
+          <w:lang w:val="en_US" w:bidi="en_US"/>
+        </w:rPr>
+      </w:r>
+    </w:p>
+    <w:p>
+      <w:pPr>
+        <w:pStyle w:val="ListBullet"/>
+        <w:spacing w:line="240" w:lineRule="auto"/>
+        <w:ind w:left="720"/>
+      </w:pPr>
+      <w:r>
+        <w:rPr>
+          <w:lang w:val="en_US" w:bidi="en_US"/>
+        </w:rPr>
+      </w:r>
+      <w:r>
+        <w:rPr>
+          <w:lang w:val="en_US" w:bidi="en_US"/>
+        </w:rPr>
+        <w:t>Two different men by the name of Zadok helped rebuild the walls of Jerusalem during Nehemiah’s time.</w:t>
+      </w:r>
+      <w:r>
+        <w:rPr>
+          <w:lang w:val="en_US" w:bidi="en_US"/>
+        </w:rPr>
+      </w:r>
+    </w:p>
+    <w:p>
+      <w:pPr>
+        <w:pStyle w:val="ListBullet"/>
+        <w:spacing w:line="240" w:lineRule="auto"/>
+        <w:ind w:left="720"/>
+      </w:pPr>
+      <w:r>
+        <w:rPr>
+          <w:lang w:val="en_US" w:bidi="en_US"/>
+        </w:rPr>
+      </w:r>
+      <w:r>
+        <w:rPr>
+          <w:lang w:val="en_US" w:bidi="en_US"/>
+        </w:rPr>
+        <w:t>Zadok was also the name of King Jotham’s grandfather.</w:t>
+      </w:r>
+      <w:r>
+        <w:rPr>
+          <w:lang w:val="en_US" w:bidi="en_US"/>
+        </w:rPr>
+      </w:r>
+      <w:r>
+        <w:rPr>
+          <w:lang w:val="en_US" w:bidi="en_US"/>
+        </w:rPr>
+      </w:r>
+    </w:p>
+    <w:p>
+      <w:pPr/>
+      <w:r>
+        <w:rPr>
+          <w:lang w:val="en_US" w:bidi="en_US"/>
+        </w:rPr>
+      </w:r>
+      <w:r>
+        <w:rPr>
+          <w:lang w:val="en_US" w:bidi="en_US"/>
+        </w:rPr>
+        <w:t>(Translation suggestions: How to Translate Names)</w:t>
+      </w:r>
+      <w:r>
+        <w:rPr>
+          <w:lang w:val="en_US" w:bidi="en_US"/>
+        </w:rPr>
+      </w:r>
+    </w:p>
+    <w:p>
+      <w:pPr/>
+      <w:r>
+        <w:rPr>
+          <w:lang w:val="en_US" w:bidi="en_US"/>
+        </w:rPr>
+      </w:r>
+      <w:r>
+        <w:rPr>
+          <w:lang w:val="en_US" w:bidi="en_US"/>
+        </w:rPr>
+        <w:t xml:space="preserve">(See also: </w:t>
+      </w:r>
+      <w:r>
+        <w:rPr>
+          <w:lang w:val="en_US" w:bidi="en_US"/>
+        </w:rPr>
+        <w:t>ark of the covenant</w:t>
+      </w:r>
+      <w:r>
+        <w:rPr>
+          <w:lang w:val="en_US" w:bidi="en_US"/>
+        </w:rPr>
+        <w:t xml:space="preserve">, </w:t>
+      </w:r>
+      <w:r>
+        <w:rPr>
+          <w:lang w:val="en_US" w:bidi="en_US"/>
+        </w:rPr>
+        <w:t>David</w:t>
+      </w:r>
+      <w:r>
+        <w:rPr>
+          <w:lang w:val="en_US" w:bidi="en_US"/>
+        </w:rPr>
+        <w:t xml:space="preserve">, </w:t>
+      </w:r>
+      <w:r>
+        <w:rPr>
+          <w:lang w:val="en_US" w:bidi="en_US"/>
+        </w:rPr>
+        <w:t>Jotham</w:t>
+      </w:r>
+      <w:r>
+        <w:rPr>
+          <w:lang w:val="en_US" w:bidi="en_US"/>
+        </w:rPr>
+        <w:t xml:space="preserve">, </w:t>
+      </w:r>
+      <w:r>
+        <w:rPr>
+          <w:lang w:val="en_US" w:bidi="en_US"/>
+        </w:rPr>
+        <w:t>Nehemiah</w:t>
+      </w:r>
+      <w:r>
+        <w:rPr>
+          <w:lang w:val="en_US" w:bidi="en_US"/>
+        </w:rPr>
+        <w:t xml:space="preserve">, </w:t>
+      </w:r>
+      <w:r>
+        <w:rPr>
+          <w:lang w:val="en_US" w:bidi="en_US"/>
+        </w:rPr>
+        <w:t>reign</w:t>
+      </w:r>
+      <w:r>
+        <w:rPr>
+          <w:lang w:val="en_US" w:bidi="en_US"/>
+        </w:rPr>
+        <w:t xml:space="preserve">, </w:t>
+      </w:r>
+      <w:r>
+        <w:rPr>
+          <w:lang w:val="en_US" w:bidi="en_US"/>
+        </w:rPr>
+        <w:t>Solomon</w:t>
+      </w:r>
+      <w:r>
+        <w:rPr>
+          <w:lang w:val="en_US" w:bidi="en_US"/>
+        </w:rPr>
+        <w:t>)</w:t>
+      </w:r>
+      <w:r>
+        <w:rPr>
+          <w:lang w:val="en_US" w:bidi="en_US"/>
+        </w:rPr>
+      </w:r>
+    </w:p>
+    <w:p>
+      <w:pPr>
+        <w:pStyle w:val="Heading3"/>
+      </w:pPr>
+      <w:r>
+        <w:rPr>
+          <w:lang w:val="en_US" w:bidi="en_US"/>
+        </w:rPr>
+        <w:t>Bible References:</w:t>
+      </w:r>
+      <w:r>
+        <w:rPr>
+          <w:lang w:val="en_US" w:bidi="en_US"/>
+        </w:rPr>
+      </w:r>
+      <w:r>
+        <w:rPr>
+          <w:lang w:val="en_US" w:bidi="en_US"/>
+        </w:rPr>
+      </w:r>
+    </w:p>
+    <w:p>
+      <w:pPr>
+        <w:pStyle w:val="ListBullet"/>
+        <w:spacing w:line="240" w:lineRule="auto"/>
+        <w:ind w:left="720"/>
+      </w:pPr>
+      <w:r>
+        <w:rPr>
+          <w:lang w:val="en_US" w:bidi="en_US"/>
+        </w:rPr>
+      </w:r>
+      <w:r>
+        <w:rPr>
+          <w:lang w:val="en_US" w:bidi="en_US"/>
+        </w:rPr>
+        <w:t>1 Chronicles 24:1–3</w:t>
+      </w:r>
+      <w:r>
+        <w:rPr>
+          <w:lang w:val="en_US" w:bidi="en_US"/>
+        </w:rPr>
+      </w:r>
+    </w:p>
+    <w:p>
+      <w:pPr>
+        <w:pStyle w:val="ListBullet"/>
+        <w:spacing w:line="240" w:lineRule="auto"/>
+        <w:ind w:left="720"/>
+      </w:pPr>
+      <w:r>
+        <w:rPr>
+          <w:lang w:val="en_US" w:bidi="en_US"/>
+        </w:rPr>
+      </w:r>
+      <w:r>
+        <w:rPr>
+          <w:lang w:val="en_US" w:bidi="en_US"/>
+        </w:rPr>
+        <w:t>1 Kings 1:26–27</w:t>
+      </w:r>
+      <w:r>
+        <w:rPr>
+          <w:lang w:val="en_US" w:bidi="en_US"/>
+        </w:rPr>
+      </w:r>
+    </w:p>
+    <w:p>
+      <w:pPr>
+        <w:pStyle w:val="ListBullet"/>
+        <w:spacing w:line="240" w:lineRule="auto"/>
+        <w:ind w:left="720"/>
+      </w:pPr>
+      <w:r>
+        <w:rPr>
+          <w:lang w:val="en_US" w:bidi="en_US"/>
+        </w:rPr>
+      </w:r>
+      <w:r>
+        <w:rPr>
+          <w:lang w:val="en_US" w:bidi="en_US"/>
+        </w:rPr>
+        <w:t>2 Samuel 15:24–26</w:t>
+      </w:r>
+      <w:r>
+        <w:rPr>
+          <w:lang w:val="en_US" w:bidi="en_US"/>
+        </w:rPr>
+      </w:r>
+    </w:p>
+    <w:p>
+      <w:pPr>
+        <w:pStyle w:val="ListBullet"/>
+        <w:spacing w:line="240" w:lineRule="auto"/>
+        <w:ind w:left="720"/>
+      </w:pPr>
+      <w:r>
+        <w:rPr>
+          <w:lang w:val="en_US" w:bidi="en_US"/>
+        </w:rPr>
+      </w:r>
+      <w:r>
+        <w:rPr>
+          <w:lang w:val="en_US" w:bidi="en_US"/>
+        </w:rPr>
+        <w:t>Matthew 1:12–14</w:t>
+      </w:r>
+      <w:r>
+        <w:rPr>
+          <w:lang w:val="en_US" w:bidi="en_US"/>
+        </w:rPr>
+      </w:r>
+      <w:r>
+        <w:rPr>
+          <w:lang w:val="en_US" w:bidi="en_US"/>
+        </w:rPr>
+      </w:r>
+    </w:p>
+    <w:p>
+      <w:pPr>
+        <w:pStyle w:val="Heading3"/>
+      </w:pPr>
+      <w:r>
+        <w:rPr>
+          <w:lang w:val="en_US" w:bidi="en_US"/>
+        </w:rPr>
+        <w:t>Word Data:</w:t>
+      </w:r>
+      <w:r>
+        <w:rPr>
+          <w:lang w:val="en_US" w:bidi="en_US"/>
+        </w:rPr>
+      </w:r>
+      <w:r>
+        <w:rPr>
+          <w:lang w:val="en_US" w:bidi="en_US"/>
+        </w:rPr>
+      </w:r>
+    </w:p>
+    <w:p>
+      <w:pPr>
+        <w:pStyle w:val="ListBullet"/>
+        <w:spacing w:line="240" w:lineRule="auto"/>
+        <w:ind w:left="720"/>
+      </w:pPr>
+      <w:r>
+        <w:rPr>
+          <w:lang w:val="en_US" w:bidi="en_US"/>
+        </w:rPr>
+      </w:r>
+      <w:r>
+        <w:rPr>
+          <w:lang w:val="en_US" w:bidi="en_US"/>
+        </w:rPr>
+        <w:t>Strong’s: H6659, G45240</w:t>
+      </w:r>
+      <w:r>
+        <w:rPr>
+          <w:lang w:val="en_US" w:bidi="en_US"/>
+        </w:rPr>
+      </w:r>
+      <w:r>
+        <w:rPr>
+          <w:lang w:val="en_US" w:bidi="en_US"/>
+        </w:rPr>
+      </w:r>
+      <w:r>
+        <w:rPr>
+          <w:lang w:val="en_US" w:bidi="en_US"/>
+        </w:rPr>
+      </w:r>
+    </w:p>
+    <w:p>
+      <w:pPr/>
+      <w:r>
+        <w:rPr>
+          <w:lang w:val="en_US" w:bidi="en_US"/>
+        </w:rPr>
+      </w:r>
+    </w:p>
+    <w:p>
+      <w:pPr>
+        <w:pStyle w:val="Heading2"/>
+      </w:pPr>
+      <w:r>
+        <w:rPr>
+          <w:lang w:val="en_US" w:bidi="en_US"/>
+        </w:rPr>
+        <w:t>zeal, zealous</w:t>
+      </w:r>
+      <w:r>
+        <w:rPr>
+          <w:lang w:val="en_US" w:bidi="en_US"/>
+        </w:rPr>
+      </w:r>
+    </w:p>
+    <w:p>
+      <w:pPr>
+        <w:pStyle w:val="Heading3"/>
+      </w:pPr>
+      <w:r>
+        <w:rPr>
+          <w:lang w:val="en_US" w:bidi="en_US"/>
+        </w:rPr>
+        <w:t>Definition:</w:t>
+      </w:r>
+      <w:r>
+        <w:rPr>
+          <w:lang w:val="en_US" w:bidi="en_US"/>
+        </w:rPr>
+      </w:r>
+    </w:p>
+    <w:p>
+      <w:pPr/>
+      <w:r>
+        <w:rPr>
+          <w:lang w:val="en_US" w:bidi="en_US"/>
+        </w:rPr>
+      </w:r>
+      <w:r>
+        <w:rPr>
+          <w:lang w:val="en_US" w:bidi="en_US"/>
+        </w:rPr>
+        <w:t>The terms “zeal” and “zealous” refer to being strongly devoted to supporting a person or idea.</w:t>
+      </w:r>
+      <w:r>
+        <w:rPr>
+          <w:lang w:val="en_US" w:bidi="en_US"/>
+        </w:rPr>
+      </w:r>
+      <w:r>
+        <w:rPr>
+          <w:lang w:val="en_US" w:bidi="en_US"/>
+        </w:rPr>
+      </w:r>
+    </w:p>
+    <w:p>
+      <w:pPr>
+        <w:pStyle w:val="ListBullet"/>
+        <w:spacing w:line="240" w:lineRule="auto"/>
+        <w:ind w:left="720"/>
+      </w:pPr>
+      <w:r>
+        <w:rPr>
+          <w:lang w:val="en_US" w:bidi="en_US"/>
+        </w:rPr>
+      </w:r>
+      <w:r>
+        <w:rPr>
+          <w:lang w:val="en_US" w:bidi="en_US"/>
+        </w:rPr>
+        <w:t>Zeal includes having strong desire and actions that promote a good cause. It is often used to describe someone who faithfully obeys God and teaches others to do that too.</w:t>
+      </w:r>
+      <w:r>
+        <w:rPr>
+          <w:lang w:val="en_US" w:bidi="en_US"/>
+        </w:rPr>
+      </w:r>
+    </w:p>
+    <w:p>
+      <w:pPr>
+        <w:pStyle w:val="ListBullet"/>
+        <w:spacing w:line="240" w:lineRule="auto"/>
+        <w:ind w:left="720"/>
+      </w:pPr>
+      <w:r>
+        <w:rPr>
+          <w:lang w:val="en_US" w:bidi="en_US"/>
+        </w:rPr>
+      </w:r>
+      <w:r>
+        <w:rPr>
+          <w:lang w:val="en_US" w:bidi="en_US"/>
+        </w:rPr>
+        <w:t>Being zealous includes putting intense effort into doing something and continuing to persevere in that effort.</w:t>
+      </w:r>
+      <w:r>
+        <w:rPr>
+          <w:lang w:val="en_US" w:bidi="en_US"/>
+        </w:rPr>
+      </w:r>
+    </w:p>
+    <w:p>
+      <w:pPr>
+        <w:pStyle w:val="ListBullet"/>
+        <w:spacing w:line="240" w:lineRule="auto"/>
+        <w:ind w:left="720"/>
+      </w:pPr>
+      <w:r>
+        <w:rPr>
+          <w:lang w:val="en_US" w:bidi="en_US"/>
+        </w:rPr>
+      </w:r>
+      <w:r>
+        <w:rPr>
+          <w:lang w:val="en_US" w:bidi="en_US"/>
+        </w:rPr>
+        <w:t>The “zeal of the Lord” or the “zeal of Yahweh” refers to God’s strong, persistent actions to bless his people or to see justice done.</w:t>
+      </w:r>
+      <w:r>
+        <w:rPr>
+          <w:lang w:val="en_US" w:bidi="en_US"/>
+        </w:rPr>
+      </w:r>
+      <w:r>
+        <w:rPr>
+          <w:lang w:val="en_US" w:bidi="en_US"/>
+        </w:rPr>
+      </w:r>
+    </w:p>
+    <w:p>
+      <w:pPr>
+        <w:pStyle w:val="Heading3"/>
+      </w:pPr>
+      <w:r>
+        <w:rPr>
+          <w:lang w:val="en_US" w:bidi="en_US"/>
+        </w:rPr>
         <w:t>Translation Suggestions:</w:t>
       </w:r>
-    </w:p>
-    <w:p>
-      <w:pPr>
-        <w:pStyle w:val="ListBullet"/>
-        <w:spacing w:line="240" w:lineRule="auto"/>
-        <w:ind w:left="720"/>
-      </w:pPr>
-      <w:r>
-        <w:rPr>
-          <w:lang w:val="en_US" w:bidi="en_US"/>
-        </w:rPr>
-      </w:r>
-      <w:r>
-        <w:rPr>
-          <w:lang w:val="en_US" w:bidi="en_US"/>
-        </w:rPr>
-        <w:t>“Yahweh” could be translated by a word or phrase that means “I am” or “existing one” or “the one who is” or “he who is present.”</w:t>
-      </w:r>
-    </w:p>
-    <w:p>
-      <w:pPr>
-        <w:pStyle w:val="ListBullet"/>
-        <w:spacing w:line="240" w:lineRule="auto"/>
-        <w:ind w:left="720"/>
-      </w:pPr>
-      <w:r>
-        <w:rPr>
-          <w:lang w:val="en_US" w:bidi="en_US"/>
-        </w:rPr>
-      </w:r>
-      <w:r>
-        <w:rPr>
-          <w:lang w:val="en_US" w:bidi="en_US"/>
-        </w:rPr>
-        <w:t>This term could also be written in a way that is similar to how “Yahweh” is spelled.</w:t>
-      </w:r>
-    </w:p>
-    <w:p>
-      <w:pPr>
-        <w:pStyle w:val="ListBullet"/>
-        <w:spacing w:line="240" w:lineRule="auto"/>
-        <w:ind w:left="720"/>
-      </w:pPr>
-      <w:r>
-        <w:rPr>
-          <w:lang w:val="en_US" w:bidi="en_US"/>
-        </w:rPr>
-      </w:r>
-      <w:r>
-        <w:rPr>
-          <w:lang w:val="en_US" w:bidi="en_US"/>
-        </w:rPr>
-        <w:t>Some church denominations prefer not to use the term “Yahweh” and instead use the traditional rendering, “LORD.” An important consideration is that this may be confusing when read aloud because it will sound the same as the title “Lord.” Some languages may have an affix or other grammatical marker that could be added to distinguish “LORD” as a name (Yahweh) from “Lord” as a title.</w:t>
-      </w:r>
-    </w:p>
-    <w:p>
-      <w:pPr>
-        <w:pStyle w:val="ListBullet"/>
-        <w:spacing w:line="240" w:lineRule="auto"/>
-        <w:ind w:left="720"/>
-      </w:pPr>
-      <w:r>
-        <w:rPr>
-          <w:lang w:val="en_US" w:bidi="en_US"/>
-        </w:rPr>
-      </w:r>
-      <w:r>
-        <w:rPr>
-          <w:lang w:val="en_US" w:bidi="en_US"/>
-        </w:rPr>
-        <w:t>It is best if possible to keep the name Yahweh where it literally occurs in the text, but some translations may decide to use only a pronoun in some places, to make the text more natural and clear.</w:t>
-      </w:r>
-    </w:p>
-    <w:p>
-      <w:pPr>
-        <w:pStyle w:val="ListBullet"/>
-        <w:spacing w:line="240" w:lineRule="auto"/>
-        <w:ind w:left="720"/>
-      </w:pPr>
-      <w:r>
-        <w:rPr>
-          <w:lang w:val="en_US" w:bidi="en_US"/>
-        </w:rPr>
-      </w:r>
-      <w:r>
-        <w:rPr>
-          <w:lang w:val="en_US" w:bidi="en_US"/>
-        </w:rPr>
-        <w:t>Introduce the quote with something like, “This is what Yahweh says.”</w:t>
+      <w:r>
+        <w:rPr>
+          <w:lang w:val="en_US" w:bidi="en_US"/>
+        </w:rPr>
+      </w:r>
+      <w:r>
+        <w:rPr>
+          <w:lang w:val="en_US" w:bidi="en_US"/>
+        </w:rPr>
+      </w:r>
+    </w:p>
+    <w:p>
+      <w:pPr>
+        <w:pStyle w:val="ListBullet"/>
+        <w:spacing w:line="240" w:lineRule="auto"/>
+        <w:ind w:left="720"/>
+      </w:pPr>
+      <w:r>
+        <w:rPr>
+          <w:lang w:val="en_US" w:bidi="en_US"/>
+        </w:rPr>
+      </w:r>
+      <w:r>
+        <w:rPr>
+          <w:lang w:val="en_US" w:bidi="en_US"/>
+        </w:rPr>
+        <w:t>To “be zealous” could also be translated by, “be strongly diligent” or “make an intense effort.”</w:t>
+      </w:r>
+      <w:r>
+        <w:rPr>
+          <w:lang w:val="en_US" w:bidi="en_US"/>
+        </w:rPr>
+      </w:r>
+    </w:p>
+    <w:p>
+      <w:pPr>
+        <w:pStyle w:val="ListBullet"/>
+        <w:spacing w:line="240" w:lineRule="auto"/>
+        <w:ind w:left="720"/>
+      </w:pPr>
+      <w:r>
+        <w:rPr>
+          <w:lang w:val="en_US" w:bidi="en_US"/>
+        </w:rPr>
+      </w:r>
+      <w:r>
+        <w:rPr>
+          <w:lang w:val="en_US" w:bidi="en_US"/>
+        </w:rPr>
+        <w:t>The term “zeal” could also be translated as “energetic devotion” or “eager determination” or “righteous enthusiasm.”</w:t>
+      </w:r>
+      <w:r>
+        <w:rPr>
+          <w:lang w:val="en_US" w:bidi="en_US"/>
+        </w:rPr>
+      </w:r>
+    </w:p>
+    <w:p>
+      <w:pPr>
+        <w:pStyle w:val="ListBullet"/>
+        <w:spacing w:line="240" w:lineRule="auto"/>
+        <w:ind w:left="720"/>
+      </w:pPr>
+      <w:r>
+        <w:rPr>
+          <w:lang w:val="en_US" w:bidi="en_US"/>
+        </w:rPr>
+      </w:r>
+      <w:r>
+        <w:rPr>
+          <w:lang w:val="en_US" w:bidi="en_US"/>
+        </w:rPr>
+        <w:t>The phrase, “zeal for your house” could be translated, “strongly honoring your temple” or “fervent desire to take care of your house.”</w:t>
+      </w:r>
+      <w:r>
+        <w:rPr>
+          <w:lang w:val="en_US" w:bidi="en_US"/>
+        </w:rPr>
+      </w:r>
+      <w:r>
+        <w:rPr>
+          <w:lang w:val="en_US" w:bidi="en_US"/>
+        </w:rPr>
+      </w:r>
+    </w:p>
+    <w:p>
+      <w:pPr>
+        <w:pStyle w:val="Heading3"/>
+      </w:pPr>
+      <w:r>
+        <w:rPr>
+          <w:lang w:val="en_US" w:bidi="en_US"/>
+        </w:rPr>
+        <w:t>Bible References:</w:t>
+      </w:r>
+      <w:r>
+        <w:rPr>
+          <w:lang w:val="en_US" w:bidi="en_US"/>
+        </w:rPr>
+      </w:r>
+      <w:r>
+        <w:rPr>
+          <w:lang w:val="en_US" w:bidi="en_US"/>
+        </w:rPr>
+      </w:r>
+    </w:p>
+    <w:p>
+      <w:pPr>
+        <w:pStyle w:val="ListBullet"/>
+        <w:spacing w:line="240" w:lineRule="auto"/>
+        <w:ind w:left="720"/>
+      </w:pPr>
+      <w:r>
+        <w:rPr>
+          <w:lang w:val="en_US" w:bidi="en_US"/>
+        </w:rPr>
+      </w:r>
+      <w:r>
+        <w:rPr>
+          <w:lang w:val="en_US" w:bidi="en_US"/>
+        </w:rPr>
+        <w:t>1 Corinthians 12:31</w:t>
+      </w:r>
+      <w:r>
+        <w:rPr>
+          <w:lang w:val="en_US" w:bidi="en_US"/>
+        </w:rPr>
+      </w:r>
+    </w:p>
+    <w:p>
+      <w:pPr>
+        <w:pStyle w:val="ListBullet"/>
+        <w:spacing w:line="240" w:lineRule="auto"/>
+        <w:ind w:left="720"/>
+      </w:pPr>
+      <w:r>
+        <w:rPr>
+          <w:lang w:val="en_US" w:bidi="en_US"/>
+        </w:rPr>
+      </w:r>
+      <w:r>
+        <w:rPr>
+          <w:lang w:val="en_US" w:bidi="en_US"/>
+        </w:rPr>
+        <w:t>1 Kings 19:9–10</w:t>
+      </w:r>
+      <w:r>
+        <w:rPr>
+          <w:lang w:val="en_US" w:bidi="en_US"/>
+        </w:rPr>
+      </w:r>
+    </w:p>
+    <w:p>
+      <w:pPr>
+        <w:pStyle w:val="ListBullet"/>
+        <w:spacing w:line="240" w:lineRule="auto"/>
+        <w:ind w:left="720"/>
+      </w:pPr>
+      <w:r>
+        <w:rPr>
+          <w:lang w:val="en_US" w:bidi="en_US"/>
+        </w:rPr>
+      </w:r>
+      <w:r>
+        <w:rPr>
+          <w:lang w:val="en_US" w:bidi="en_US"/>
+        </w:rPr>
+        <w:t>Acts 22:3</w:t>
+      </w:r>
+      <w:r>
+        <w:rPr>
+          <w:lang w:val="en_US" w:bidi="en_US"/>
+        </w:rPr>
+      </w:r>
+    </w:p>
+    <w:p>
+      <w:pPr>
+        <w:pStyle w:val="ListBullet"/>
+        <w:spacing w:line="240" w:lineRule="auto"/>
+        <w:ind w:left="720"/>
+      </w:pPr>
+      <w:r>
+        <w:rPr>
+          <w:lang w:val="en_US" w:bidi="en_US"/>
+        </w:rPr>
+      </w:r>
+      <w:r>
+        <w:rPr>
+          <w:lang w:val="en_US" w:bidi="en_US"/>
+        </w:rPr>
+        <w:t>Galatians 4:17</w:t>
+      </w:r>
+      <w:r>
+        <w:rPr>
+          <w:lang w:val="en_US" w:bidi="en_US"/>
+        </w:rPr>
+      </w:r>
+    </w:p>
+    <w:p>
+      <w:pPr>
+        <w:pStyle w:val="ListBullet"/>
+        <w:spacing w:line="240" w:lineRule="auto"/>
+        <w:ind w:left="720"/>
+      </w:pPr>
+      <w:r>
+        <w:rPr>
+          <w:lang w:val="en_US" w:bidi="en_US"/>
+        </w:rPr>
+      </w:r>
+      <w:r>
+        <w:rPr>
+          <w:lang w:val="en_US" w:bidi="en_US"/>
+        </w:rPr>
+        <w:t>Isaiah 63:15</w:t>
+      </w:r>
+      <w:r>
+        <w:rPr>
+          <w:lang w:val="en_US" w:bidi="en_US"/>
+        </w:rPr>
+      </w:r>
+    </w:p>
+    <w:p>
+      <w:pPr>
+        <w:pStyle w:val="ListBullet"/>
+        <w:spacing w:line="240" w:lineRule="auto"/>
+        <w:ind w:left="720"/>
+      </w:pPr>
+      <w:r>
+        <w:rPr>
+          <w:lang w:val="en_US" w:bidi="en_US"/>
+        </w:rPr>
+      </w:r>
+      <w:r>
+        <w:rPr>
+          <w:lang w:val="en_US" w:bidi="en_US"/>
+        </w:rPr>
+        <w:t>John 2:17–19</w:t>
+      </w:r>
+      <w:r>
+        <w:rPr>
+          <w:lang w:val="en_US" w:bidi="en_US"/>
+        </w:rPr>
+      </w:r>
+    </w:p>
+    <w:p>
+      <w:pPr>
+        <w:pStyle w:val="ListBullet"/>
+        <w:spacing w:line="240" w:lineRule="auto"/>
+        <w:ind w:left="720"/>
+      </w:pPr>
+      <w:r>
+        <w:rPr>
+          <w:lang w:val="en_US" w:bidi="en_US"/>
+        </w:rPr>
+      </w:r>
+      <w:r>
+        <w:rPr>
+          <w:lang w:val="en_US" w:bidi="en_US"/>
+        </w:rPr>
+        <w:t>Philippians 3:6</w:t>
+      </w:r>
+      <w:r>
+        <w:rPr>
+          <w:lang w:val="en_US" w:bidi="en_US"/>
+        </w:rPr>
+      </w:r>
+    </w:p>
+    <w:p>
+      <w:pPr>
+        <w:pStyle w:val="ListBullet"/>
+        <w:spacing w:line="240" w:lineRule="auto"/>
+        <w:ind w:left="720"/>
+      </w:pPr>
+      <w:r>
+        <w:rPr>
+          <w:lang w:val="en_US" w:bidi="en_US"/>
+        </w:rPr>
+      </w:r>
+      <w:r>
+        <w:rPr>
+          <w:lang w:val="en_US" w:bidi="en_US"/>
+        </w:rPr>
+        <w:t>Romans 10:1–3</w:t>
+      </w:r>
+      <w:r>
+        <w:rPr>
+          <w:lang w:val="en_US" w:bidi="en_US"/>
+        </w:rPr>
+      </w:r>
+      <w:r>
+        <w:rPr>
+          <w:lang w:val="en_US" w:bidi="en_US"/>
+        </w:rPr>
+      </w:r>
+    </w:p>
+    <w:p>
+      <w:pPr>
+        <w:pStyle w:val="Heading3"/>
+      </w:pPr>
+      <w:r>
+        <w:rPr>
+          <w:lang w:val="en_US" w:bidi="en_US"/>
+        </w:rPr>
+        <w:t>Word Data:</w:t>
+      </w:r>
+      <w:r>
+        <w:rPr>
+          <w:lang w:val="en_US" w:bidi="en_US"/>
+        </w:rPr>
+      </w:r>
+      <w:r>
+        <w:rPr>
+          <w:lang w:val="en_US" w:bidi="en_US"/>
+        </w:rPr>
+      </w:r>
+    </w:p>
+    <w:p>
+      <w:pPr>
+        <w:pStyle w:val="ListBullet"/>
+        <w:spacing w:line="240" w:lineRule="auto"/>
+        <w:ind w:left="720"/>
+      </w:pPr>
+      <w:r>
+        <w:rPr>
+          <w:lang w:val="en_US" w:bidi="en_US"/>
+        </w:rPr>
+      </w:r>
+      <w:r>
+        <w:rPr>
+          <w:lang w:val="en_US" w:bidi="en_US"/>
+        </w:rPr>
+        <w:t>Strong’s: H7065, H7068, G22050, G22060, G22070, G60410</w:t>
+      </w:r>
+      <w:r>
+        <w:rPr>
+          <w:lang w:val="en_US" w:bidi="en_US"/>
+        </w:rPr>
+      </w:r>
+      <w:r>
+        <w:rPr>
+          <w:lang w:val="en_US" w:bidi="en_US"/>
+        </w:rPr>
+      </w:r>
+      <w:r>
+        <w:rPr>
+          <w:lang w:val="en_US" w:bidi="en_US"/>
+        </w:rPr>
       </w:r>
     </w:p>
     <w:p>
@@ -421,12 +1495,132 @@
           <w:lang w:val="en_US" w:bidi="en_US"/>
         </w:rPr>
       </w:r>
+    </w:p>
+    <w:p>
+      <w:pPr>
+        <w:pStyle w:val="Heading2"/>
+      </w:pPr>
+      <w:r>
+        <w:rPr>
+          <w:lang w:val="en_US" w:bidi="en_US"/>
+        </w:rPr>
+        <w:t>Zebedee</w:t>
+      </w:r>
+      <w:r>
+        <w:rPr>
+          <w:lang w:val="en_US" w:bidi="en_US"/>
+        </w:rPr>
+      </w:r>
+    </w:p>
+    <w:p>
+      <w:pPr>
+        <w:pStyle w:val="Heading3"/>
+      </w:pPr>
+      <w:r>
+        <w:rPr>
+          <w:lang w:val="en_US" w:bidi="en_US"/>
+        </w:rPr>
+        <w:t>Definition:</w:t>
+      </w:r>
+      <w:r>
+        <w:rPr>
+          <w:lang w:val="en_US" w:bidi="en_US"/>
+        </w:rPr>
+      </w:r>
+    </w:p>
+    <w:p>
+      <w:pPr/>
+      <w:r>
+        <w:rPr>
+          <w:lang w:val="en_US" w:bidi="en_US"/>
+        </w:rPr>
+      </w:r>
+      <w:r>
+        <w:rPr>
+          <w:lang w:val="en_US" w:bidi="en_US"/>
+        </w:rPr>
+        <w:t>Zebedee was a fisherman from Galilee who is known because of his sons, James and John, who were Jesus’ disciples. They are often identified in the New Testament as the “sons of Zebedee.”</w:t>
+      </w:r>
+      <w:r>
+        <w:rPr>
+          <w:lang w:val="en_US" w:bidi="en_US"/>
+        </w:rPr>
+      </w:r>
+      <w:r>
+        <w:rPr>
+          <w:lang w:val="en_US" w:bidi="en_US"/>
+        </w:rPr>
+      </w:r>
+    </w:p>
+    <w:p>
+      <w:pPr>
+        <w:pStyle w:val="ListBullet"/>
+        <w:spacing w:line="240" w:lineRule="auto"/>
+        <w:ind w:left="720"/>
+      </w:pPr>
+      <w:r>
+        <w:rPr>
+          <w:lang w:val="en_US" w:bidi="en_US"/>
+        </w:rPr>
+      </w:r>
+      <w:r>
+        <w:rPr>
+          <w:lang w:val="en_US" w:bidi="en_US"/>
+        </w:rPr>
+        <w:t>Zebedee’s sons were also fishermen and worked with him to catch fish.</w:t>
+      </w:r>
+      <w:r>
+        <w:rPr>
+          <w:lang w:val="en_US" w:bidi="en_US"/>
+        </w:rPr>
+      </w:r>
+    </w:p>
+    <w:p>
+      <w:pPr>
+        <w:pStyle w:val="ListBullet"/>
+        <w:spacing w:line="240" w:lineRule="auto"/>
+        <w:ind w:left="720"/>
+      </w:pPr>
+      <w:r>
+        <w:rPr>
+          <w:lang w:val="en_US" w:bidi="en_US"/>
+        </w:rPr>
+      </w:r>
+      <w:r>
+        <w:rPr>
+          <w:lang w:val="en_US" w:bidi="en_US"/>
+        </w:rPr>
+        <w:t>James and John quit their fishing work with their father Zebedee and left to go follow Jesus.</w:t>
+      </w:r>
+      <w:r>
+        <w:rPr>
+          <w:lang w:val="en_US" w:bidi="en_US"/>
+        </w:rPr>
+      </w:r>
+      <w:r>
+        <w:rPr>
+          <w:lang w:val="en_US" w:bidi="en_US"/>
+        </w:rPr>
+      </w:r>
+    </w:p>
+    <w:p>
+      <w:pPr/>
+      <w:r>
+        <w:rPr>
+          <w:lang w:val="en_US" w:bidi="en_US"/>
+        </w:rPr>
+      </w:r>
       <w:r>
         <w:rPr>
           <w:lang w:val="en_US" w:bidi="en_US"/>
         </w:rPr>
         <w:t>(Translation suggestions: How to Translate Names)</w:t>
       </w:r>
+      <w:r>
+        <w:rPr>
+          <w:lang w:val="en_US" w:bidi="en_US"/>
+        </w:rPr>
+      </w:r>
     </w:p>
     <w:p>
       <w:pPr/>
@@ -445,7 +1639,7 @@
         <w:rPr>
           <w:lang w:val="en_US" w:bidi="en_US"/>
         </w:rPr>
-        <w:t>God</w:t>
+        <w:t>disciple</w:t>
       </w:r>
       <w:r>
         <w:rPr>
@@ -457,7 +1651,31 @@
         <w:rPr>
           <w:lang w:val="en_US" w:bidi="en_US"/>
         </w:rPr>
-        <w:t>Lord</w:t>
+        <w:t>fishermen</w:t>
+      </w:r>
+      <w:r>
+        <w:rPr>
+          <w:lang w:val="en_US" w:bidi="en_US"/>
+        </w:rPr>
+        <w:t xml:space="preserve">, </w:t>
+      </w:r>
+      <w:r>
+        <w:rPr>
+          <w:lang w:val="en_US" w:bidi="en_US"/>
+        </w:rPr>
+        <w:t>James (son of Zebedee)</w:t>
+      </w:r>
+      <w:r>
+        <w:rPr>
+          <w:lang w:val="en_US" w:bidi="en_US"/>
+        </w:rPr>
+        <w:t xml:space="preserve">, </w:t>
+      </w:r>
+      <w:r>
+        <w:rPr>
+          <w:lang w:val="en_US" w:bidi="en_US"/>
+        </w:rPr>
+        <w:t>John (the apostle)</w:t>
       </w:r>
       <w:r>
         <w:rPr>
@@ -465,6 +1683,11 @@
         </w:rPr>
         <w:t>)</w:t>
       </w:r>
+      <w:r>
+        <w:rPr>
+          <w:lang w:val="en_US" w:bidi="en_US"/>
+        </w:rPr>
+      </w:r>
     </w:p>
     <w:p>
       <w:pPr>
@@ -476,510 +1699,159 @@
         </w:rPr>
         <w:t>Bible References:</w:t>
       </w:r>
-    </w:p>
-    <w:p>
-      <w:pPr>
-        <w:pStyle w:val="ListBullet"/>
-        <w:spacing w:line="240" w:lineRule="auto"/>
-        <w:ind w:left="720"/>
-      </w:pPr>
-      <w:r>
-        <w:rPr>
-          <w:lang w:val="en_US" w:bidi="en_US"/>
-        </w:rPr>
-      </w:r>
-      <w:hyperlink r:id="rId13">
-        <w:r>
-          <w:rPr>
-            <w:lang w:val="en_US" w:bidi="en_US"/>
-          </w:rPr>
-          <w:rPr>
-            <w:color w:val="0000EE"/>
-            <w:u w:val="single"/>
-          </w:rPr>
-          <w:t>1 Kings 21:20</w:t>
-        </w:r>
-      </w:hyperlink>
-    </w:p>
-    <w:p>
-      <w:pPr>
-        <w:pStyle w:val="ListBullet"/>
-        <w:spacing w:line="240" w:lineRule="auto"/>
-        <w:ind w:left="720"/>
-      </w:pPr>
-      <w:r>
-        <w:rPr>
-          <w:lang w:val="en_US" w:bidi="en_US"/>
-        </w:rPr>
-      </w:r>
-      <w:hyperlink r:id="rId14">
-        <w:r>
-          <w:rPr>
-            <w:lang w:val="en_US" w:bidi="en_US"/>
-          </w:rPr>
-          <w:rPr>
-            <w:color w:val="0000EE"/>
-            <w:u w:val="single"/>
-          </w:rPr>
-          <w:t>1 Samuel 16:7</w:t>
-        </w:r>
-      </w:hyperlink>
-    </w:p>
-    <w:p>
-      <w:pPr>
-        <w:pStyle w:val="ListBullet"/>
-        <w:spacing w:line="240" w:lineRule="auto"/>
-        <w:ind w:left="720"/>
-      </w:pPr>
-      <w:r>
-        <w:rPr>
-          <w:lang w:val="en_US" w:bidi="en_US"/>
-        </w:rPr>
-      </w:r>
-      <w:hyperlink r:id="rId15">
-        <w:r>
-          <w:rPr>
-            <w:lang w:val="en_US" w:bidi="en_US"/>
-          </w:rPr>
-          <w:rPr>
-            <w:color w:val="0000EE"/>
-            <w:u w:val="single"/>
-          </w:rPr>
-          <w:t>Daniel 9:3</w:t>
-        </w:r>
-      </w:hyperlink>
-    </w:p>
-    <w:p>
-      <w:pPr>
-        <w:pStyle w:val="ListBullet"/>
-        <w:spacing w:line="240" w:lineRule="auto"/>
-        <w:ind w:left="720"/>
-      </w:pPr>
-      <w:r>
-        <w:rPr>
-          <w:lang w:val="en_US" w:bidi="en_US"/>
-        </w:rPr>
-      </w:r>
-      <w:hyperlink r:id="rId16">
-        <w:r>
-          <w:rPr>
-            <w:lang w:val="en_US" w:bidi="en_US"/>
-          </w:rPr>
-          <w:rPr>
-            <w:color w:val="0000EE"/>
-            <w:u w:val="single"/>
-          </w:rPr>
-          <w:t>Ezekiel 17:24</w:t>
-        </w:r>
-      </w:hyperlink>
-    </w:p>
-    <w:p>
-      <w:pPr>
-        <w:pStyle w:val="ListBullet"/>
-        <w:spacing w:line="240" w:lineRule="auto"/>
-        <w:ind w:left="720"/>
-      </w:pPr>
-      <w:r>
-        <w:rPr>
-          <w:lang w:val="en_US" w:bidi="en_US"/>
-        </w:rPr>
-      </w:r>
-      <w:hyperlink r:id="rId17">
-        <w:r>
-          <w:rPr>
-            <w:lang w:val="en_US" w:bidi="en_US"/>
-          </w:rPr>
-          <w:rPr>
-            <w:color w:val="0000EE"/>
-            <w:u w:val="single"/>
-          </w:rPr>
-          <w:t>Genesis 2:4</w:t>
-        </w:r>
-      </w:hyperlink>
-    </w:p>
-    <w:p>
-      <w:pPr>
-        <w:pStyle w:val="ListBullet"/>
-        <w:spacing w:line="240" w:lineRule="auto"/>
-        <w:ind w:left="720"/>
-      </w:pPr>
-      <w:r>
-        <w:rPr>
-          <w:lang w:val="en_US" w:bidi="en_US"/>
-        </w:rPr>
-      </w:r>
-      <w:hyperlink r:id="rId18">
-        <w:r>
-          <w:rPr>
-            <w:lang w:val="en_US" w:bidi="en_US"/>
-          </w:rPr>
-          <w:rPr>
-            <w:color w:val="0000EE"/>
-            <w:u w:val="single"/>
-          </w:rPr>
-          <w:t>Genesis 4:3–5</w:t>
-        </w:r>
-      </w:hyperlink>
-    </w:p>
-    <w:p>
-      <w:pPr>
-        <w:pStyle w:val="ListBullet"/>
-        <w:spacing w:line="240" w:lineRule="auto"/>
-        <w:ind w:left="720"/>
-      </w:pPr>
-      <w:r>
-        <w:rPr>
-          <w:lang w:val="en_US" w:bidi="en_US"/>
-        </w:rPr>
-      </w:r>
-      <w:hyperlink r:id="rId19">
-        <w:r>
-          <w:rPr>
-            <w:lang w:val="en_US" w:bidi="en_US"/>
-          </w:rPr>
-          <w:rPr>
-            <w:color w:val="0000EE"/>
-            <w:u w:val="single"/>
-          </w:rPr>
-          <w:t>Genesis 28:13</w:t>
-        </w:r>
-      </w:hyperlink>
-    </w:p>
-    <w:p>
-      <w:pPr>
-        <w:pStyle w:val="ListBullet"/>
-        <w:spacing w:line="240" w:lineRule="auto"/>
-        <w:ind w:left="720"/>
-      </w:pPr>
-      <w:r>
-        <w:rPr>
-          <w:lang w:val="en_US" w:bidi="en_US"/>
-        </w:rPr>
-      </w:r>
-      <w:hyperlink r:id="rId20">
-        <w:r>
-          <w:rPr>
-            <w:lang w:val="en_US" w:bidi="en_US"/>
-          </w:rPr>
-          <w:rPr>
-            <w:color w:val="0000EE"/>
-            <w:u w:val="single"/>
-          </w:rPr>
-          <w:t>Hosea 11:12</w:t>
-        </w:r>
-      </w:hyperlink>
-    </w:p>
-    <w:p>
-      <w:pPr>
-        <w:pStyle w:val="ListBullet"/>
-        <w:spacing w:line="240" w:lineRule="auto"/>
-        <w:ind w:left="720"/>
-      </w:pPr>
-      <w:r>
-        <w:rPr>
-          <w:lang w:val="en_US" w:bidi="en_US"/>
-        </w:rPr>
-      </w:r>
-      <w:hyperlink r:id="rId21">
-        <w:r>
-          <w:rPr>
-            <w:lang w:val="en_US" w:bidi="en_US"/>
-          </w:rPr>
-          <w:rPr>
-            <w:color w:val="0000EE"/>
-            <w:u w:val="single"/>
-          </w:rPr>
-          <w:t>Isaiah 10:4</w:t>
-        </w:r>
-      </w:hyperlink>
-    </w:p>
-    <w:p>
-      <w:pPr>
-        <w:pStyle w:val="ListBullet"/>
-        <w:spacing w:line="240" w:lineRule="auto"/>
-        <w:ind w:left="720"/>
-      </w:pPr>
-      <w:r>
-        <w:rPr>
-          <w:lang w:val="en_US" w:bidi="en_US"/>
-        </w:rPr>
-      </w:r>
-      <w:hyperlink r:id="rId22">
-        <w:r>
-          <w:rPr>
-            <w:lang w:val="en_US" w:bidi="en_US"/>
-          </w:rPr>
-          <w:rPr>
-            <w:color w:val="0000EE"/>
-            <w:u w:val="single"/>
-          </w:rPr>
-          <w:t>Isaiah 38:8</w:t>
-        </w:r>
-      </w:hyperlink>
-    </w:p>
-    <w:p>
-      <w:pPr>
-        <w:pStyle w:val="ListBullet"/>
-        <w:spacing w:line="240" w:lineRule="auto"/>
-        <w:ind w:left="720"/>
-      </w:pPr>
-      <w:r>
-        <w:rPr>
-          <w:lang w:val="en_US" w:bidi="en_US"/>
-        </w:rPr>
-      </w:r>
-      <w:hyperlink r:id="rId23">
-        <w:r>
-          <w:rPr>
-            <w:lang w:val="en_US" w:bidi="en_US"/>
-          </w:rPr>
-          <w:rPr>
-            <w:color w:val="0000EE"/>
-            <w:u w:val="single"/>
-          </w:rPr>
-          <w:t>Job 12:10</w:t>
-        </w:r>
-      </w:hyperlink>
-    </w:p>
-    <w:p>
-      <w:pPr>
-        <w:pStyle w:val="ListBullet"/>
-        <w:spacing w:line="240" w:lineRule="auto"/>
-        <w:ind w:left="720"/>
-      </w:pPr>
-      <w:r>
-        <w:rPr>
-          <w:lang w:val="en_US" w:bidi="en_US"/>
-        </w:rPr>
-      </w:r>
-      <w:hyperlink r:id="rId24">
-        <w:r>
-          <w:rPr>
-            <w:lang w:val="en_US" w:bidi="en_US"/>
-          </w:rPr>
-          <w:rPr>
-            <w:color w:val="0000EE"/>
-            <w:u w:val="single"/>
-          </w:rPr>
-          <w:t>Joshua 1:9</w:t>
-        </w:r>
-      </w:hyperlink>
-    </w:p>
-    <w:p>
-      <w:pPr>
-        <w:pStyle w:val="ListBullet"/>
-        <w:spacing w:line="240" w:lineRule="auto"/>
-        <w:ind w:left="720"/>
-      </w:pPr>
-      <w:r>
-        <w:rPr>
-          <w:lang w:val="en_US" w:bidi="en_US"/>
-        </w:rPr>
-      </w:r>
-      <w:hyperlink r:id="rId25">
-        <w:r>
-          <w:rPr>
-            <w:lang w:val="en_US" w:bidi="en_US"/>
-          </w:rPr>
-          <w:rPr>
-            <w:color w:val="0000EE"/>
-            <w:u w:val="single"/>
-          </w:rPr>
-          <w:t>Lamentations 1:5</w:t>
-        </w:r>
-      </w:hyperlink>
-    </w:p>
-    <w:p>
-      <w:pPr>
-        <w:pStyle w:val="ListBullet"/>
-        <w:spacing w:line="240" w:lineRule="auto"/>
-        <w:ind w:left="720"/>
-      </w:pPr>
-      <w:r>
-        <w:rPr>
-          <w:lang w:val="en_US" w:bidi="en_US"/>
-        </w:rPr>
-      </w:r>
-      <w:hyperlink r:id="rId26">
-        <w:r>
-          <w:rPr>
-            <w:lang w:val="en_US" w:bidi="en_US"/>
-          </w:rPr>
-          <w:rPr>
-            <w:color w:val="0000EE"/>
-            <w:u w:val="single"/>
-          </w:rPr>
-          <w:t>Leviticus 25:35</w:t>
-        </w:r>
-      </w:hyperlink>
-    </w:p>
-    <w:p>
-      <w:pPr>
-        <w:pStyle w:val="ListBullet"/>
-        <w:spacing w:line="240" w:lineRule="auto"/>
-        <w:ind w:left="720"/>
-      </w:pPr>
-      <w:r>
-        <w:rPr>
-          <w:lang w:val="en_US" w:bidi="en_US"/>
-        </w:rPr>
-      </w:r>
-      <w:hyperlink r:id="rId27">
-        <w:r>
-          <w:rPr>
-            <w:lang w:val="en_US" w:bidi="en_US"/>
-          </w:rPr>
-          <w:rPr>
-            <w:color w:val="0000EE"/>
-            <w:u w:val="single"/>
-          </w:rPr>
-          <w:t>Malachi 3:4</w:t>
-        </w:r>
-      </w:hyperlink>
-    </w:p>
-    <w:p>
-      <w:pPr>
-        <w:pStyle w:val="ListBullet"/>
-        <w:spacing w:line="240" w:lineRule="auto"/>
-        <w:ind w:left="720"/>
-      </w:pPr>
-      <w:r>
-        <w:rPr>
-          <w:lang w:val="en_US" w:bidi="en_US"/>
-        </w:rPr>
-      </w:r>
-      <w:hyperlink r:id="rId28">
-        <w:r>
-          <w:rPr>
-            <w:lang w:val="en_US" w:bidi="en_US"/>
-          </w:rPr>
-          <w:rPr>
-            <w:color w:val="0000EE"/>
-            <w:u w:val="single"/>
-          </w:rPr>
-          <w:t>Micah 2:5</w:t>
-        </w:r>
-      </w:hyperlink>
-    </w:p>
-    <w:p>
-      <w:pPr>
-        <w:pStyle w:val="ListBullet"/>
-        <w:spacing w:line="240" w:lineRule="auto"/>
-        <w:ind w:left="720"/>
-      </w:pPr>
-      <w:r>
-        <w:rPr>
-          <w:lang w:val="en_US" w:bidi="en_US"/>
-        </w:rPr>
-      </w:r>
-      <w:hyperlink r:id="rId29">
-        <w:r>
-          <w:rPr>
-            <w:lang w:val="en_US" w:bidi="en_US"/>
-          </w:rPr>
-          <w:rPr>
-            <w:color w:val="0000EE"/>
-            <w:u w:val="single"/>
-          </w:rPr>
-          <w:t>Micah 6:5</w:t>
-        </w:r>
-      </w:hyperlink>
-    </w:p>
-    <w:p>
-      <w:pPr>
-        <w:pStyle w:val="ListBullet"/>
-        <w:spacing w:line="240" w:lineRule="auto"/>
-        <w:ind w:left="720"/>
-      </w:pPr>
-      <w:r>
-        <w:rPr>
-          <w:lang w:val="en_US" w:bidi="en_US"/>
-        </w:rPr>
-      </w:r>
-      <w:hyperlink r:id="rId30">
-        <w:r>
-          <w:rPr>
-            <w:lang w:val="en_US" w:bidi="en_US"/>
-          </w:rPr>
-          <w:rPr>
-            <w:color w:val="0000EE"/>
-            <w:u w:val="single"/>
-          </w:rPr>
-          <w:t>Numbers 8:11</w:t>
-        </w:r>
-      </w:hyperlink>
-    </w:p>
-    <w:p>
-      <w:pPr>
-        <w:pStyle w:val="ListBullet"/>
-        <w:spacing w:line="240" w:lineRule="auto"/>
-        <w:ind w:left="720"/>
-      </w:pPr>
-      <w:r>
-        <w:rPr>
-          <w:lang w:val="en_US" w:bidi="en_US"/>
-        </w:rPr>
-      </w:r>
-      <w:hyperlink r:id="rId31">
-        <w:r>
-          <w:rPr>
-            <w:lang w:val="en_US" w:bidi="en_US"/>
-          </w:rPr>
-          <w:rPr>
-            <w:color w:val="0000EE"/>
-            <w:u w:val="single"/>
-          </w:rPr>
-          <w:t>Psalm 124:3</w:t>
-        </w:r>
-      </w:hyperlink>
-    </w:p>
-    <w:p>
-      <w:pPr>
-        <w:pStyle w:val="ListBullet"/>
-        <w:spacing w:line="240" w:lineRule="auto"/>
-        <w:ind w:left="720"/>
-      </w:pPr>
-      <w:r>
-        <w:rPr>
-          <w:lang w:val="en_US" w:bidi="en_US"/>
-        </w:rPr>
-      </w:r>
-      <w:hyperlink r:id="rId32">
-        <w:r>
-          <w:rPr>
-            <w:lang w:val="en_US" w:bidi="en_US"/>
-          </w:rPr>
-          <w:rPr>
-            <w:color w:val="0000EE"/>
-            <w:u w:val="single"/>
-          </w:rPr>
-          <w:t>Ruth 1:21</w:t>
-        </w:r>
-      </w:hyperlink>
-    </w:p>
-    <w:p>
-      <w:pPr>
-        <w:pStyle w:val="ListBullet"/>
-        <w:spacing w:line="240" w:lineRule="auto"/>
-        <w:ind w:left="720"/>
-      </w:pPr>
-      <w:r>
-        <w:rPr>
-          <w:lang w:val="en_US" w:bidi="en_US"/>
-        </w:rPr>
-      </w:r>
-      <w:hyperlink r:id="rId33">
-        <w:r>
-          <w:rPr>
-            <w:lang w:val="en_US" w:bidi="en_US"/>
-          </w:rPr>
-          <w:rPr>
-            <w:color w:val="0000EE"/>
-            <w:u w:val="single"/>
-          </w:rPr>
-          <w:t>Zechariah 14:5</w:t>
-        </w:r>
-      </w:hyperlink>
+      <w:r>
+        <w:rPr>
+          <w:lang w:val="en_US" w:bidi="en_US"/>
+        </w:rPr>
+      </w:r>
+      <w:r>
+        <w:rPr>
+          <w:lang w:val="en_US" w:bidi="en_US"/>
+        </w:rPr>
+      </w:r>
+    </w:p>
+    <w:p>
+      <w:pPr>
+        <w:pStyle w:val="ListBullet"/>
+        <w:spacing w:line="240" w:lineRule="auto"/>
+        <w:ind w:left="720"/>
+      </w:pPr>
+      <w:r>
+        <w:rPr>
+          <w:lang w:val="en_US" w:bidi="en_US"/>
+        </w:rPr>
+      </w:r>
+      <w:r>
+        <w:rPr>
+          <w:lang w:val="en_US" w:bidi="en_US"/>
+        </w:rPr>
+        <w:t>John 21:1–3</w:t>
+      </w:r>
+      <w:r>
+        <w:rPr>
+          <w:lang w:val="en_US" w:bidi="en_US"/>
+        </w:rPr>
+      </w:r>
+    </w:p>
+    <w:p>
+      <w:pPr>
+        <w:pStyle w:val="ListBullet"/>
+        <w:spacing w:line="240" w:lineRule="auto"/>
+        <w:ind w:left="720"/>
+      </w:pPr>
+      <w:r>
+        <w:rPr>
+          <w:lang w:val="en_US" w:bidi="en_US"/>
+        </w:rPr>
+      </w:r>
+      <w:r>
+        <w:rPr>
+          <w:lang w:val="en_US" w:bidi="en_US"/>
+        </w:rPr>
+        <w:t>Luke 5:8–11</w:t>
+      </w:r>
+      <w:r>
+        <w:rPr>
+          <w:lang w:val="en_US" w:bidi="en_US"/>
+        </w:rPr>
+      </w:r>
+    </w:p>
+    <w:p>
+      <w:pPr>
+        <w:pStyle w:val="ListBullet"/>
+        <w:spacing w:line="240" w:lineRule="auto"/>
+        <w:ind w:left="720"/>
+      </w:pPr>
+      <w:r>
+        <w:rPr>
+          <w:lang w:val="en_US" w:bidi="en_US"/>
+        </w:rPr>
+      </w:r>
+      <w:r>
+        <w:rPr>
+          <w:lang w:val="en_US" w:bidi="en_US"/>
+        </w:rPr>
+        <w:t>Mark 1:19–20</w:t>
+      </w:r>
+      <w:r>
+        <w:rPr>
+          <w:lang w:val="en_US" w:bidi="en_US"/>
+        </w:rPr>
+      </w:r>
+    </w:p>
+    <w:p>
+      <w:pPr>
+        <w:pStyle w:val="ListBullet"/>
+        <w:spacing w:line="240" w:lineRule="auto"/>
+        <w:ind w:left="720"/>
+      </w:pPr>
+      <w:r>
+        <w:rPr>
+          <w:lang w:val="en_US" w:bidi="en_US"/>
+        </w:rPr>
+      </w:r>
+      <w:r>
+        <w:rPr>
+          <w:lang w:val="en_US" w:bidi="en_US"/>
+        </w:rPr>
+        <w:t>Matthew 4:21–22</w:t>
+      </w:r>
+      <w:r>
+        <w:rPr>
+          <w:lang w:val="en_US" w:bidi="en_US"/>
+        </w:rPr>
+      </w:r>
+    </w:p>
+    <w:p>
+      <w:pPr>
+        <w:pStyle w:val="ListBullet"/>
+        <w:spacing w:line="240" w:lineRule="auto"/>
+        <w:ind w:left="720"/>
+      </w:pPr>
+      <w:r>
+        <w:rPr>
+          <w:lang w:val="en_US" w:bidi="en_US"/>
+        </w:rPr>
+      </w:r>
+      <w:r>
+        <w:rPr>
+          <w:lang w:val="en_US" w:bidi="en_US"/>
+        </w:rPr>
+        <w:t>Matthew 20:20</w:t>
+      </w:r>
+      <w:r>
+        <w:rPr>
+          <w:lang w:val="en_US" w:bidi="en_US"/>
+        </w:rPr>
+      </w:r>
+    </w:p>
+    <w:p>
+      <w:pPr>
+        <w:pStyle w:val="ListBullet"/>
+        <w:spacing w:line="240" w:lineRule="auto"/>
+        <w:ind w:left="720"/>
+      </w:pPr>
+      <w:r>
+        <w:rPr>
+          <w:lang w:val="en_US" w:bidi="en_US"/>
+        </w:rPr>
+      </w:r>
+      <w:r>
+        <w:rPr>
+          <w:lang w:val="en_US" w:bidi="en_US"/>
+        </w:rPr>
+        <w:t>Matthew 26:36–38</w:t>
+      </w:r>
+      <w:r>
+        <w:rPr>
+          <w:lang w:val="en_US" w:bidi="en_US"/>
+        </w:rPr>
+      </w:r>
+      <w:r>
+        <w:rPr>
+          <w:lang w:val="en_US" w:bidi="en_US"/>
+        </w:rPr>
+      </w:r>
     </w:p>
     <w:p>
       <w:pPr>
@@ -989,8 +1861,832 @@
         <w:rPr>
           <w:lang w:val="en_US" w:bidi="en_US"/>
         </w:rPr>
+        <w:t>Word Data:</w:t>
+      </w:r>
+      <w:r>
+        <w:rPr>
+          <w:lang w:val="en_US" w:bidi="en_US"/>
+        </w:rPr>
+      </w:r>
+      <w:r>
+        <w:rPr>
+          <w:lang w:val="en_US" w:bidi="en_US"/>
+        </w:rPr>
+      </w:r>
+    </w:p>
+    <w:p>
+      <w:pPr>
+        <w:pStyle w:val="ListBullet"/>
+        <w:spacing w:line="240" w:lineRule="auto"/>
+        <w:ind w:left="720"/>
+      </w:pPr>
+      <w:r>
+        <w:rPr>
+          <w:lang w:val="en_US" w:bidi="en_US"/>
+        </w:rPr>
+      </w:r>
+      <w:r>
+        <w:rPr>
+          <w:lang w:val="en_US" w:bidi="en_US"/>
+        </w:rPr>
+        <w:t>Strong’s: G21990</w:t>
+      </w:r>
+      <w:r>
+        <w:rPr>
+          <w:lang w:val="en_US" w:bidi="en_US"/>
+        </w:rPr>
+      </w:r>
+      <w:r>
+        <w:rPr>
+          <w:lang w:val="en_US" w:bidi="en_US"/>
+        </w:rPr>
+      </w:r>
+      <w:r>
+        <w:rPr>
+          <w:lang w:val="en_US" w:bidi="en_US"/>
+        </w:rPr>
+      </w:r>
+    </w:p>
+    <w:p>
+      <w:pPr/>
+      <w:r>
+        <w:rPr>
+          <w:lang w:val="en_US" w:bidi="en_US"/>
+        </w:rPr>
+      </w:r>
+    </w:p>
+    <w:p>
+      <w:pPr>
+        <w:pStyle w:val="Heading2"/>
+      </w:pPr>
+      <w:r>
+        <w:rPr>
+          <w:lang w:val="en_US" w:bidi="en_US"/>
+        </w:rPr>
+        <w:t>Zebulun</w:t>
+      </w:r>
+      <w:r>
+        <w:rPr>
+          <w:lang w:val="en_US" w:bidi="en_US"/>
+        </w:rPr>
+      </w:r>
+    </w:p>
+    <w:p>
+      <w:pPr>
+        <w:pStyle w:val="Heading3"/>
+      </w:pPr>
+      <w:r>
+        <w:rPr>
+          <w:lang w:val="en_US" w:bidi="en_US"/>
+        </w:rPr>
+        <w:t>Definition:</w:t>
+      </w:r>
+      <w:r>
+        <w:rPr>
+          <w:lang w:val="en_US" w:bidi="en_US"/>
+        </w:rPr>
+      </w:r>
+    </w:p>
+    <w:p>
+      <w:pPr/>
+      <w:r>
+        <w:rPr>
+          <w:lang w:val="en_US" w:bidi="en_US"/>
+        </w:rPr>
+      </w:r>
+      <w:r>
+        <w:rPr>
+          <w:lang w:val="en_US" w:bidi="en_US"/>
+        </w:rPr>
+        <w:t>Zebulun was Jacob’s tenth son. He was Leah’s sixth son. His descendants became one of the tribes of Israel.</w:t>
+      </w:r>
+      <w:r>
+        <w:rPr>
+          <w:lang w:val="en_US" w:bidi="en_US"/>
+        </w:rPr>
+      </w:r>
+      <w:r>
+        <w:rPr>
+          <w:lang w:val="en_US" w:bidi="en_US"/>
+        </w:rPr>
+      </w:r>
+    </w:p>
+    <w:p>
+      <w:pPr>
+        <w:pStyle w:val="ListBullet"/>
+        <w:spacing w:line="240" w:lineRule="auto"/>
+        <w:ind w:left="720"/>
+      </w:pPr>
+      <w:r>
+        <w:rPr>
+          <w:lang w:val="en_US" w:bidi="en_US"/>
+        </w:rPr>
+      </w:r>
+      <w:r>
+        <w:rPr>
+          <w:lang w:val="en_US" w:bidi="en_US"/>
+        </w:rPr>
+        <w:t>The tribe descended from him was known as the “tribe of Zebulun” or “Zebulun.”</w:t>
+      </w:r>
+      <w:r>
+        <w:rPr>
+          <w:lang w:val="en_US" w:bidi="en_US"/>
+        </w:rPr>
+      </w:r>
+    </w:p>
+    <w:p>
+      <w:pPr>
+        <w:pStyle w:val="ListBullet"/>
+        <w:spacing w:line="240" w:lineRule="auto"/>
+        <w:ind w:left="720"/>
+      </w:pPr>
+      <w:r>
+        <w:rPr>
+          <w:lang w:val="en_US" w:bidi="en_US"/>
+        </w:rPr>
+      </w:r>
+      <w:r>
+        <w:rPr>
+          <w:lang w:val="en_US" w:bidi="en_US"/>
+        </w:rPr>
+        <w:t>The meaning of the name Zebulun is unknown, but it is similar to a Hebrew word probably meaning “to honor” or “to dwell.”</w:t>
+      </w:r>
+      <w:r>
+        <w:rPr>
+          <w:lang w:val="en_US" w:bidi="en_US"/>
+        </w:rPr>
+      </w:r>
+    </w:p>
+    <w:p>
+      <w:pPr>
+        <w:pStyle w:val="ListBullet"/>
+        <w:spacing w:line="240" w:lineRule="auto"/>
+        <w:ind w:left="720"/>
+      </w:pPr>
+      <w:r>
+        <w:rPr>
+          <w:lang w:val="en_US" w:bidi="en_US"/>
+        </w:rPr>
+      </w:r>
+      <w:r>
+        <w:rPr>
+          <w:lang w:val="en_US" w:bidi="en_US"/>
+        </w:rPr>
+        <w:t>The tribe of Zebulun settled in northwest Canaan, bordered by the lands of Naphtali, Issachar, Manasseh, and Asher.</w:t>
+      </w:r>
+      <w:r>
+        <w:rPr>
+          <w:lang w:val="en_US" w:bidi="en_US"/>
+        </w:rPr>
+      </w:r>
+      <w:r>
+        <w:rPr>
+          <w:lang w:val="en_US" w:bidi="en_US"/>
+        </w:rPr>
+      </w:r>
+    </w:p>
+    <w:p>
+      <w:pPr/>
+      <w:r>
+        <w:rPr>
+          <w:lang w:val="en_US" w:bidi="en_US"/>
+        </w:rPr>
+      </w:r>
+      <w:r>
+        <w:rPr>
+          <w:lang w:val="en_US" w:bidi="en_US"/>
+        </w:rPr>
+        <w:t>(Translation suggestions: How to Translate Names)</w:t>
+      </w:r>
+      <w:r>
+        <w:rPr>
+          <w:lang w:val="en_US" w:bidi="en_US"/>
+        </w:rPr>
+      </w:r>
+    </w:p>
+    <w:p>
+      <w:pPr/>
+      <w:r>
+        <w:rPr>
+          <w:lang w:val="en_US" w:bidi="en_US"/>
+        </w:rPr>
+      </w:r>
+      <w:r>
+        <w:rPr>
+          <w:lang w:val="en_US" w:bidi="en_US"/>
+        </w:rPr>
+        <w:t xml:space="preserve">(See also: </w:t>
+      </w:r>
+      <w:r>
+        <w:rPr>
+          <w:lang w:val="en_US" w:bidi="en_US"/>
+        </w:rPr>
+        <w:t>twelve tribes of Israel</w:t>
+      </w:r>
+      <w:r>
+        <w:rPr>
+          <w:lang w:val="en_US" w:bidi="en_US"/>
+        </w:rPr>
+        <w:t xml:space="preserve">, </w:t>
+      </w:r>
+      <w:r>
+        <w:rPr>
+          <w:lang w:val="en_US" w:bidi="en_US"/>
+        </w:rPr>
+        <w:t>Jacob</w:t>
+      </w:r>
+      <w:r>
+        <w:rPr>
+          <w:lang w:val="en_US" w:bidi="en_US"/>
+        </w:rPr>
+        <w:t xml:space="preserve">, </w:t>
+      </w:r>
+      <w:r>
+        <w:rPr>
+          <w:lang w:val="en_US" w:bidi="en_US"/>
+        </w:rPr>
+        <w:t>Leah</w:t>
+      </w:r>
+      <w:r>
+        <w:rPr>
+          <w:lang w:val="en_US" w:bidi="en_US"/>
+        </w:rPr>
+        <w:t>)</w:t>
+      </w:r>
+      <w:r>
+        <w:rPr>
+          <w:lang w:val="en_US" w:bidi="en_US"/>
+        </w:rPr>
+      </w:r>
+    </w:p>
+    <w:p>
+      <w:pPr>
+        <w:pStyle w:val="Heading3"/>
+      </w:pPr>
+      <w:r>
+        <w:rPr>
+          <w:lang w:val="en_US" w:bidi="en_US"/>
+        </w:rPr>
+        <w:t>Bible References:</w:t>
+      </w:r>
+      <w:r>
+        <w:rPr>
+          <w:lang w:val="en_US" w:bidi="en_US"/>
+        </w:rPr>
+      </w:r>
+      <w:r>
+        <w:rPr>
+          <w:lang w:val="en_US" w:bidi="en_US"/>
+        </w:rPr>
+      </w:r>
+    </w:p>
+    <w:p>
+      <w:pPr>
+        <w:pStyle w:val="ListBullet"/>
+        <w:spacing w:line="240" w:lineRule="auto"/>
+        <w:ind w:left="720"/>
+      </w:pPr>
+      <w:r>
+        <w:rPr>
+          <w:lang w:val="en_US" w:bidi="en_US"/>
+        </w:rPr>
+      </w:r>
+      <w:r>
+        <w:rPr>
+          <w:lang w:val="en_US" w:bidi="en_US"/>
+        </w:rPr>
+        <w:t>Exodus 1:1–5</w:t>
+      </w:r>
+      <w:r>
+        <w:rPr>
+          <w:lang w:val="en_US" w:bidi="en_US"/>
+        </w:rPr>
+      </w:r>
+    </w:p>
+    <w:p>
+      <w:pPr>
+        <w:pStyle w:val="ListBullet"/>
+        <w:spacing w:line="240" w:lineRule="auto"/>
+        <w:ind w:left="720"/>
+      </w:pPr>
+      <w:r>
+        <w:rPr>
+          <w:lang w:val="en_US" w:bidi="en_US"/>
+        </w:rPr>
+      </w:r>
+      <w:r>
+        <w:rPr>
+          <w:lang w:val="en_US" w:bidi="en_US"/>
+        </w:rPr>
+        <w:t>Genesis 30:20</w:t>
+      </w:r>
+      <w:r>
+        <w:rPr>
+          <w:lang w:val="en_US" w:bidi="en_US"/>
+        </w:rPr>
+      </w:r>
+    </w:p>
+    <w:p>
+      <w:pPr>
+        <w:pStyle w:val="ListBullet"/>
+        <w:spacing w:line="240" w:lineRule="auto"/>
+        <w:ind w:left="720"/>
+      </w:pPr>
+      <w:r>
+        <w:rPr>
+          <w:lang w:val="en_US" w:bidi="en_US"/>
+        </w:rPr>
+      </w:r>
+      <w:r>
+        <w:rPr>
+          <w:lang w:val="en_US" w:bidi="en_US"/>
+        </w:rPr>
+        <w:t>Isaiah 9:1</w:t>
+      </w:r>
+      <w:r>
+        <w:rPr>
+          <w:lang w:val="en_US" w:bidi="en_US"/>
+        </w:rPr>
+      </w:r>
+    </w:p>
+    <w:p>
+      <w:pPr>
+        <w:pStyle w:val="ListBullet"/>
+        <w:spacing w:line="240" w:lineRule="auto"/>
+        <w:ind w:left="720"/>
+      </w:pPr>
+      <w:r>
+        <w:rPr>
+          <w:lang w:val="en_US" w:bidi="en_US"/>
+        </w:rPr>
+      </w:r>
+      <w:r>
+        <w:rPr>
+          <w:lang w:val="en_US" w:bidi="en_US"/>
+        </w:rPr>
+        <w:t>Judges 4:10</w:t>
+      </w:r>
+      <w:r>
+        <w:rPr>
+          <w:lang w:val="en_US" w:bidi="en_US"/>
+        </w:rPr>
+      </w:r>
+    </w:p>
+    <w:p>
+      <w:pPr>
+        <w:pStyle w:val="ListBullet"/>
+        <w:spacing w:line="240" w:lineRule="auto"/>
+        <w:ind w:left="720"/>
+      </w:pPr>
+      <w:r>
+        <w:rPr>
+          <w:lang w:val="en_US" w:bidi="en_US"/>
+        </w:rPr>
+      </w:r>
+      <w:r>
+        <w:rPr>
+          <w:lang w:val="en_US" w:bidi="en_US"/>
+        </w:rPr>
+        <w:t>Matthew 4:13</w:t>
+      </w:r>
+      <w:r>
+        <w:rPr>
+          <w:lang w:val="en_US" w:bidi="en_US"/>
+        </w:rPr>
+      </w:r>
+    </w:p>
+    <w:p>
+      <w:pPr>
+        <w:pStyle w:val="ListBullet"/>
+        <w:spacing w:line="240" w:lineRule="auto"/>
+        <w:ind w:left="720"/>
+      </w:pPr>
+      <w:r>
+        <w:rPr>
+          <w:lang w:val="en_US" w:bidi="en_US"/>
+        </w:rPr>
+      </w:r>
+      <w:r>
+        <w:rPr>
+          <w:lang w:val="en_US" w:bidi="en_US"/>
+        </w:rPr>
+        <w:t>Matthew 4:16</w:t>
+      </w:r>
+      <w:r>
+        <w:rPr>
+          <w:lang w:val="en_US" w:bidi="en_US"/>
+        </w:rPr>
+      </w:r>
+      <w:r>
+        <w:rPr>
+          <w:lang w:val="en_US" w:bidi="en_US"/>
+        </w:rPr>
+      </w:r>
+    </w:p>
+    <w:p>
+      <w:pPr>
+        <w:pStyle w:val="Heading3"/>
+      </w:pPr>
+      <w:r>
+        <w:rPr>
+          <w:lang w:val="en_US" w:bidi="en_US"/>
+        </w:rPr>
+        <w:t>Word Data:</w:t>
+      </w:r>
+      <w:r>
+        <w:rPr>
+          <w:lang w:val="en_US" w:bidi="en_US"/>
+        </w:rPr>
+      </w:r>
+      <w:r>
+        <w:rPr>
+          <w:lang w:val="en_US" w:bidi="en_US"/>
+        </w:rPr>
+      </w:r>
+    </w:p>
+    <w:p>
+      <w:pPr>
+        <w:pStyle w:val="ListBullet"/>
+        <w:spacing w:line="240" w:lineRule="auto"/>
+        <w:ind w:left="720"/>
+      </w:pPr>
+      <w:r>
+        <w:rPr>
+          <w:lang w:val="en_US" w:bidi="en_US"/>
+        </w:rPr>
+      </w:r>
+      <w:r>
+        <w:rPr>
+          <w:lang w:val="en_US" w:bidi="en_US"/>
+        </w:rPr>
+        <w:t>Strong’s: H2074, H2075, G21940</w:t>
+      </w:r>
+      <w:r>
+        <w:rPr>
+          <w:lang w:val="en_US" w:bidi="en_US"/>
+        </w:rPr>
+      </w:r>
+      <w:r>
+        <w:rPr>
+          <w:lang w:val="en_US" w:bidi="en_US"/>
+        </w:rPr>
+      </w:r>
+      <w:r>
+        <w:rPr>
+          <w:lang w:val="en_US" w:bidi="en_US"/>
+        </w:rPr>
+      </w:r>
+    </w:p>
+    <w:p>
+      <w:pPr/>
+      <w:r>
+        <w:rPr>
+          <w:lang w:val="en_US" w:bidi="en_US"/>
+        </w:rPr>
+      </w:r>
+    </w:p>
+    <w:p>
+      <w:pPr>
+        <w:pStyle w:val="Heading2"/>
+      </w:pPr>
+      <w:r>
+        <w:rPr>
+          <w:lang w:val="en_US" w:bidi="en_US"/>
+        </w:rPr>
+        <w:t>Zechariah (NT)</w:t>
+      </w:r>
+      <w:r>
+        <w:rPr>
+          <w:lang w:val="en_US" w:bidi="en_US"/>
+        </w:rPr>
+      </w:r>
+    </w:p>
+    <w:p>
+      <w:pPr>
+        <w:pStyle w:val="Heading3"/>
+      </w:pPr>
+      <w:r>
+        <w:rPr>
+          <w:lang w:val="en_US" w:bidi="en_US"/>
+        </w:rPr>
+        <w:t>Definition:</w:t>
+      </w:r>
+      <w:r>
+        <w:rPr>
+          <w:lang w:val="en_US" w:bidi="en_US"/>
+        </w:rPr>
+      </w:r>
+    </w:p>
+    <w:p>
+      <w:pPr/>
+      <w:r>
+        <w:rPr>
+          <w:lang w:val="en_US" w:bidi="en_US"/>
+        </w:rPr>
+      </w:r>
+      <w:r>
+        <w:rPr>
+          <w:lang w:val="en_US" w:bidi="en_US"/>
+        </w:rPr>
+        <w:t>In the New Testament, Zechariah was a Jewish priest who became the father of John the Baptist.</w:t>
+      </w:r>
+      <w:r>
+        <w:rPr>
+          <w:lang w:val="en_US" w:bidi="en_US"/>
+        </w:rPr>
+      </w:r>
+      <w:r>
+        <w:rPr>
+          <w:lang w:val="en_US" w:bidi="en_US"/>
+        </w:rPr>
+      </w:r>
+    </w:p>
+    <w:p>
+      <w:pPr>
+        <w:pStyle w:val="ListBullet"/>
+        <w:spacing w:line="240" w:lineRule="auto"/>
+        <w:ind w:left="720"/>
+      </w:pPr>
+      <w:r>
+        <w:rPr>
+          <w:lang w:val="en_US" w:bidi="en_US"/>
+        </w:rPr>
+      </w:r>
+      <w:r>
+        <w:rPr>
+          <w:lang w:val="en_US" w:bidi="en_US"/>
+        </w:rPr>
+        <w:t>Zechariah loved God and obeyed him.</w:t>
+      </w:r>
+      <w:r>
+        <w:rPr>
+          <w:lang w:val="en_US" w:bidi="en_US"/>
+        </w:rPr>
+      </w:r>
+    </w:p>
+    <w:p>
+      <w:pPr>
+        <w:pStyle w:val="ListBullet"/>
+        <w:spacing w:line="240" w:lineRule="auto"/>
+        <w:ind w:left="720"/>
+      </w:pPr>
+      <w:r>
+        <w:rPr>
+          <w:lang w:val="en_US" w:bidi="en_US"/>
+        </w:rPr>
+      </w:r>
+      <w:r>
+        <w:rPr>
+          <w:lang w:val="en_US" w:bidi="en_US"/>
+        </w:rPr>
+        <w:t>For many years Zechariah and his wife, Elizabeth, prayed earnestly to have a child, but did not have one. Then when they were very old, God answered their prayers and gave them a son.</w:t>
+      </w:r>
+      <w:r>
+        <w:rPr>
+          <w:lang w:val="en_US" w:bidi="en_US"/>
+        </w:rPr>
+      </w:r>
+    </w:p>
+    <w:p>
+      <w:pPr>
+        <w:pStyle w:val="ListBullet"/>
+        <w:spacing w:line="240" w:lineRule="auto"/>
+        <w:ind w:left="720"/>
+      </w:pPr>
+      <w:r>
+        <w:rPr>
+          <w:lang w:val="en_US" w:bidi="en_US"/>
+        </w:rPr>
+      </w:r>
+      <w:r>
+        <w:rPr>
+          <w:lang w:val="en_US" w:bidi="en_US"/>
+        </w:rPr>
+        <w:t>Zechariah prophesied that his son John would be the prophet who would announce and prepare the way for the Messiah.</w:t>
+      </w:r>
+      <w:r>
+        <w:rPr>
+          <w:lang w:val="en_US" w:bidi="en_US"/>
+        </w:rPr>
+      </w:r>
+      <w:r>
+        <w:rPr>
+          <w:lang w:val="en_US" w:bidi="en_US"/>
+        </w:rPr>
+      </w:r>
+    </w:p>
+    <w:p>
+      <w:pPr/>
+      <w:r>
+        <w:rPr>
+          <w:lang w:val="en_US" w:bidi="en_US"/>
+        </w:rPr>
+      </w:r>
+      <w:r>
+        <w:rPr>
+          <w:lang w:val="en_US" w:bidi="en_US"/>
+        </w:rPr>
+        <w:t>(Translation suggestions: How to Translate Names)</w:t>
+      </w:r>
+      <w:r>
+        <w:rPr>
+          <w:lang w:val="en_US" w:bidi="en_US"/>
+        </w:rPr>
+      </w:r>
+    </w:p>
+    <w:p>
+      <w:pPr/>
+      <w:r>
+        <w:rPr>
+          <w:lang w:val="en_US" w:bidi="en_US"/>
+        </w:rPr>
+      </w:r>
+      <w:r>
+        <w:rPr>
+          <w:lang w:val="en_US" w:bidi="en_US"/>
+        </w:rPr>
+        <w:t xml:space="preserve">(See also: </w:t>
+      </w:r>
+      <w:r>
+        <w:rPr>
+          <w:lang w:val="en_US" w:bidi="en_US"/>
+        </w:rPr>
+        <w:t>Christ</w:t>
+      </w:r>
+      <w:r>
+        <w:rPr>
+          <w:lang w:val="en_US" w:bidi="en_US"/>
+        </w:rPr>
+        <w:t xml:space="preserve">, </w:t>
+      </w:r>
+      <w:r>
+        <w:rPr>
+          <w:lang w:val="en_US" w:bidi="en_US"/>
+        </w:rPr>
+        <w:t>Elizabeth</w:t>
+      </w:r>
+      <w:r>
+        <w:rPr>
+          <w:lang w:val="en_US" w:bidi="en_US"/>
+        </w:rPr>
+        <w:t xml:space="preserve">, </w:t>
+      </w:r>
+      <w:r>
+        <w:rPr>
+          <w:lang w:val="en_US" w:bidi="en_US"/>
+        </w:rPr>
+        <w:t>prophet</w:t>
+      </w:r>
+      <w:r>
+        <w:rPr>
+          <w:lang w:val="en_US" w:bidi="en_US"/>
+        </w:rPr>
+        <w:t>)</w:t>
+      </w:r>
+      <w:r>
+        <w:rPr>
+          <w:lang w:val="en_US" w:bidi="en_US"/>
+        </w:rPr>
+      </w:r>
+    </w:p>
+    <w:p>
+      <w:pPr>
+        <w:pStyle w:val="Heading3"/>
+      </w:pPr>
+      <w:r>
+        <w:rPr>
+          <w:lang w:val="en_US" w:bidi="en_US"/>
+        </w:rPr>
+        <w:t>Bible References:</w:t>
+      </w:r>
+      <w:r>
+        <w:rPr>
+          <w:lang w:val="en_US" w:bidi="en_US"/>
+        </w:rPr>
+      </w:r>
+      <w:r>
+        <w:rPr>
+          <w:lang w:val="en_US" w:bidi="en_US"/>
+        </w:rPr>
+      </w:r>
+    </w:p>
+    <w:p>
+      <w:pPr>
+        <w:pStyle w:val="ListBullet"/>
+        <w:spacing w:line="240" w:lineRule="auto"/>
+        <w:ind w:left="720"/>
+      </w:pPr>
+      <w:r>
+        <w:rPr>
+          <w:lang w:val="en_US" w:bidi="en_US"/>
+        </w:rPr>
+      </w:r>
+      <w:r>
+        <w:rPr>
+          <w:lang w:val="en_US" w:bidi="en_US"/>
+        </w:rPr>
+        <w:t>Luke 1:5–7</w:t>
+      </w:r>
+      <w:r>
+        <w:rPr>
+          <w:lang w:val="en_US" w:bidi="en_US"/>
+        </w:rPr>
+      </w:r>
+    </w:p>
+    <w:p>
+      <w:pPr>
+        <w:pStyle w:val="ListBullet"/>
+        <w:spacing w:line="240" w:lineRule="auto"/>
+        <w:ind w:left="720"/>
+      </w:pPr>
+      <w:r>
+        <w:rPr>
+          <w:lang w:val="en_US" w:bidi="en_US"/>
+        </w:rPr>
+      </w:r>
+      <w:r>
+        <w:rPr>
+          <w:lang w:val="en_US" w:bidi="en_US"/>
+        </w:rPr>
+        <w:t>Luke 1:21–23</w:t>
+      </w:r>
+      <w:r>
+        <w:rPr>
+          <w:lang w:val="en_US" w:bidi="en_US"/>
+        </w:rPr>
+      </w:r>
+    </w:p>
+    <w:p>
+      <w:pPr>
+        <w:pStyle w:val="ListBullet"/>
+        <w:spacing w:line="240" w:lineRule="auto"/>
+        <w:ind w:left="720"/>
+      </w:pPr>
+      <w:r>
+        <w:rPr>
+          <w:lang w:val="en_US" w:bidi="en_US"/>
+        </w:rPr>
+      </w:r>
+      <w:r>
+        <w:rPr>
+          <w:lang w:val="en_US" w:bidi="en_US"/>
+        </w:rPr>
+        <w:t>Luke 1:39–41</w:t>
+      </w:r>
+      <w:r>
+        <w:rPr>
+          <w:lang w:val="en_US" w:bidi="en_US"/>
+        </w:rPr>
+      </w:r>
+    </w:p>
+    <w:p>
+      <w:pPr>
+        <w:pStyle w:val="ListBullet"/>
+        <w:spacing w:line="240" w:lineRule="auto"/>
+        <w:ind w:left="720"/>
+      </w:pPr>
+      <w:r>
+        <w:rPr>
+          <w:lang w:val="en_US" w:bidi="en_US"/>
+        </w:rPr>
+      </w:r>
+      <w:r>
+        <w:rPr>
+          <w:lang w:val="en_US" w:bidi="en_US"/>
+        </w:rPr>
+        <w:t>Luke 3:1–2</w:t>
+      </w:r>
+      <w:r>
+        <w:rPr>
+          <w:lang w:val="en_US" w:bidi="en_US"/>
+        </w:rPr>
+      </w:r>
+      <w:r>
+        <w:rPr>
+          <w:lang w:val="en_US" w:bidi="en_US"/>
+        </w:rPr>
+      </w:r>
+    </w:p>
+    <w:p>
+      <w:pPr>
+        <w:pStyle w:val="Heading3"/>
+      </w:pPr>
+      <w:r>
+        <w:rPr>
+          <w:lang w:val="en_US" w:bidi="en_US"/>
+        </w:rPr>
         <w:t>Examples from the Bible stories:</w:t>
       </w:r>
+      <w:r>
+        <w:rPr>
+          <w:lang w:val="en_US" w:bidi="en_US"/>
+        </w:rPr>
+      </w:r>
+      <w:r>
+        <w:rPr>
+          <w:lang w:val="en_US" w:bidi="en_US"/>
+        </w:rPr>
+      </w:r>
     </w:p>
     <w:p>
       <w:pPr>
@@ -1008,178 +2704,178 @@
           <w:b/>
           <w:lang w:val="en_US" w:bidi="en_US"/>
         </w:rPr>
-        <w:t>9:14</w:t>
-      </w:r>
-      <w:r>
-        <w:rPr>
-          <w:lang w:val="en_US" w:bidi="en_US"/>
-        </w:rPr>
-        <w:t xml:space="preserve"> God said, “I AM WHO I AM. Tell them, ‘I AM has sent me to you.’ Also tell them, ‘I am </w:t>
+        <w:t>22:1</w:t>
+      </w:r>
+      <w:r>
+        <w:rPr>
+          <w:lang w:val="en_US" w:bidi="en_US"/>
+        </w:rPr>
+        <w:t xml:space="preserve"> Suddenly an angel came with a message from God to an old priest named </w:t>
       </w:r>
       <w:r>
         <w:rPr>
           <w:b/>
           <w:lang w:val="en_US" w:bidi="en_US"/>
         </w:rPr>
-        <w:t>Yahweh</w:t>
-      </w:r>
-      <w:r>
-        <w:rPr>
-          <w:lang w:val="en_US" w:bidi="en_US"/>
-        </w:rPr>
-        <w:t>, the God of your ancestors Abraham, Isaac, and Jacob. This is my name forever.’”</w:t>
-      </w:r>
-    </w:p>
-    <w:p>
-      <w:pPr>
-        <w:pStyle w:val="ListBullet"/>
-        <w:spacing w:line="240" w:lineRule="auto"/>
-        <w:ind w:left="720"/>
-      </w:pPr>
-      <w:r>
-        <w:rPr>
-          <w:lang w:val="en_US" w:bidi="en_US"/>
-        </w:rPr>
+        <w:t>Zechariah</w:t>
+      </w:r>
+      <w:r>
+        <w:rPr>
+          <w:lang w:val="en_US" w:bidi="en_US"/>
+        </w:rPr>
+        <w:t xml:space="preserve">. </w:t>
       </w:r>
       <w:r>
         <w:rPr>
           <w:b/>
           <w:lang w:val="en_US" w:bidi="en_US"/>
         </w:rPr>
-        <w:t>13:4</w:t>
-      </w:r>
-      <w:r>
-        <w:rPr>
-          <w:lang w:val="en_US" w:bidi="en_US"/>
-        </w:rPr>
-        <w:t xml:space="preserve"> Then God gave them the covenant and said, “I am </w:t>
+        <w:t>Zechariah</w:t>
+      </w:r>
+      <w:r>
+        <w:rPr>
+          <w:lang w:val="en_US" w:bidi="en_US"/>
+        </w:rPr>
+        <w:t xml:space="preserve"> and his wife, Elizabeth, were godly people, but she had not been able to have any children.</w:t>
+      </w:r>
+      <w:r>
+        <w:rPr>
+          <w:lang w:val="en_US" w:bidi="en_US"/>
+        </w:rPr>
+      </w:r>
+    </w:p>
+    <w:p>
+      <w:pPr>
+        <w:pStyle w:val="ListBullet"/>
+        <w:spacing w:line="240" w:lineRule="auto"/>
+        <w:ind w:left="720"/>
+      </w:pPr>
+      <w:r>
+        <w:rPr>
+          <w:lang w:val="en_US" w:bidi="en_US"/>
+        </w:rPr>
       </w:r>
       <w:r>
         <w:rPr>
           <w:b/>
           <w:lang w:val="en_US" w:bidi="en_US"/>
         </w:rPr>
-        <w:t>Yahweh</w:t>
-      </w:r>
-      <w:r>
-        <w:rPr>
-          <w:lang w:val="en_US" w:bidi="en_US"/>
-        </w:rPr>
-        <w:t>, your God, who saved you from slavery in Egypt. Do not worship other gods.”</w:t>
-      </w:r>
-    </w:p>
-    <w:p>
-      <w:pPr>
-        <w:pStyle w:val="ListBullet"/>
-        <w:spacing w:line="240" w:lineRule="auto"/>
-        <w:ind w:left="720"/>
-      </w:pPr>
-      <w:r>
-        <w:rPr>
-          <w:lang w:val="en_US" w:bidi="en_US"/>
-        </w:rPr>
+        <w:t>22:2</w:t>
+      </w:r>
+      <w:r>
+        <w:rPr>
+          <w:lang w:val="en_US" w:bidi="en_US"/>
+        </w:rPr>
+        <w:t xml:space="preserve"> The angel said to </w:t>
       </w:r>
       <w:r>
         <w:rPr>
           <w:b/>
           <w:lang w:val="en_US" w:bidi="en_US"/>
         </w:rPr>
-        <w:t>13:5</w:t>
-      </w:r>
-      <w:r>
-        <w:rPr>
-          <w:lang w:val="en_US" w:bidi="en_US"/>
-        </w:rPr>
-        <w:t xml:space="preserve"> “Do not make idols or worship them, for I, </w:t>
+        <w:t>Zechariah</w:t>
+      </w:r>
+      <w:r>
+        <w:rPr>
+          <w:lang w:val="en_US" w:bidi="en_US"/>
+        </w:rPr>
+        <w:t>, “Your wife will have a son. You will name him John.”</w:t>
+      </w:r>
+      <w:r>
+        <w:rPr>
+          <w:lang w:val="en_US" w:bidi="en_US"/>
+        </w:rPr>
+      </w:r>
+    </w:p>
+    <w:p>
+      <w:pPr>
+        <w:pStyle w:val="ListBullet"/>
+        <w:spacing w:line="240" w:lineRule="auto"/>
+        <w:ind w:left="720"/>
+      </w:pPr>
+      <w:r>
+        <w:rPr>
+          <w:lang w:val="en_US" w:bidi="en_US"/>
+        </w:rPr>
       </w:r>
       <w:r>
         <w:rPr>
           <w:b/>
           <w:lang w:val="en_US" w:bidi="en_US"/>
         </w:rPr>
-        <w:t>Yahweh</w:t>
-      </w:r>
-      <w:r>
-        <w:rPr>
-          <w:lang w:val="en_US" w:bidi="en_US"/>
-        </w:rPr>
-        <w:t>, am a jealous God.”</w:t>
-      </w:r>
-    </w:p>
-    <w:p>
-      <w:pPr>
-        <w:pStyle w:val="ListBullet"/>
-        <w:spacing w:line="240" w:lineRule="auto"/>
-        <w:ind w:left="720"/>
-      </w:pPr>
-      <w:r>
-        <w:rPr>
-          <w:lang w:val="en_US" w:bidi="en_US"/>
-        </w:rPr>
+        <w:t>22:3</w:t>
+      </w:r>
+      <w:r>
+        <w:rPr>
+          <w:lang w:val="en_US" w:bidi="en_US"/>
+        </w:rPr>
+        <w:t xml:space="preserve"> Immediately, </w:t>
       </w:r>
       <w:r>
         <w:rPr>
           <w:b/>
           <w:lang w:val="en_US" w:bidi="en_US"/>
         </w:rPr>
-        <w:t>16:1</w:t>
-      </w:r>
-      <w:r>
-        <w:rPr>
-          <w:lang w:val="en_US" w:bidi="en_US"/>
-        </w:rPr>
-        <w:t xml:space="preserve"> The Israelites began to worship the Canaanite gods instead of </w:t>
+        <w:t>Zechariah</w:t>
+      </w:r>
+      <w:r>
+        <w:rPr>
+          <w:lang w:val="en_US" w:bidi="en_US"/>
+        </w:rPr>
+        <w:t xml:space="preserve"> was unable to speak.</w:t>
+      </w:r>
+      <w:r>
+        <w:rPr>
+          <w:lang w:val="en_US" w:bidi="en_US"/>
+        </w:rPr>
+      </w:r>
+    </w:p>
+    <w:p>
+      <w:pPr>
+        <w:pStyle w:val="ListBullet"/>
+        <w:spacing w:line="240" w:lineRule="auto"/>
+        <w:ind w:left="720"/>
+      </w:pPr>
+      <w:r>
+        <w:rPr>
+          <w:lang w:val="en_US" w:bidi="en_US"/>
+        </w:rPr>
       </w:r>
       <w:r>
         <w:rPr>
           <w:b/>
           <w:lang w:val="en_US" w:bidi="en_US"/>
         </w:rPr>
-        <w:t>Yahweh</w:t>
-      </w:r>
-      <w:r>
-        <w:rPr>
-          <w:lang w:val="en_US" w:bidi="en_US"/>
-        </w:rPr>
-        <w:t>, the true God.</w:t>
-      </w:r>
-    </w:p>
-    <w:p>
-      <w:pPr>
-        <w:pStyle w:val="ListBullet"/>
-        <w:spacing w:line="240" w:lineRule="auto"/>
-        <w:ind w:left="720"/>
-      </w:pPr>
-      <w:r>
-        <w:rPr>
-          <w:lang w:val="en_US" w:bidi="en_US"/>
-        </w:rPr>
+        <w:t>22:7</w:t>
+      </w:r>
+      <w:r>
+        <w:rPr>
+          <w:lang w:val="en_US" w:bidi="en_US"/>
+        </w:rPr>
+        <w:t xml:space="preserve"> Then God allowed </w:t>
       </w:r>
       <w:r>
         <w:rPr>
           <w:b/>
           <w:lang w:val="en_US" w:bidi="en_US"/>
         </w:rPr>
-        <w:t>19:10</w:t>
-      </w:r>
-      <w:r>
-        <w:rPr>
-          <w:lang w:val="en_US" w:bidi="en_US"/>
-        </w:rPr>
-        <w:t xml:space="preserve"> Then Elijah prayed, “O </w:t>
-      </w:r>
-      <w:r>
-        <w:rPr>
-          <w:b/>
-          <w:lang w:val="en_US" w:bidi="en_US"/>
-        </w:rPr>
-        <w:t>Yahweh</w:t>
-      </w:r>
-      <w:r>
-        <w:rPr>
-          <w:lang w:val="en_US" w:bidi="en_US"/>
-        </w:rPr>
-        <w:t>, God of Abraham, Isaac, and Jacob, show us today that you are the God of Israel and that I am your servant.”</w:t>
+        <w:t>Zechariah</w:t>
+      </w:r>
+      <w:r>
+        <w:rPr>
+          <w:lang w:val="en_US" w:bidi="en_US"/>
+        </w:rPr>
+        <w:t xml:space="preserve"> to speak again.</w:t>
+      </w:r>
+      <w:r>
+        <w:rPr>
+          <w:lang w:val="en_US" w:bidi="en_US"/>
+        </w:rPr>
+      </w:r>
+      <w:r>
+        <w:rPr>
+          <w:lang w:val="en_US" w:bidi="en_US"/>
+        </w:rPr>
       </w:r>
     </w:p>
     <w:p>
@@ -1192,23 +2888,38 @@
         </w:rPr>
         <w:t>Word Data:</w:t>
       </w:r>
-    </w:p>
-    <w:p>
-      <w:pPr>
-        <w:pStyle w:val="ListBullet"/>
-        <w:spacing w:line="240" w:lineRule="auto"/>
-        <w:ind w:left="720"/>
-      </w:pPr>
-      <w:r>
-        <w:rPr>
-          <w:lang w:val="en_US" w:bidi="en_US"/>
-        </w:rPr>
-      </w:r>
-      <w:r>
-        <w:rPr>
-          <w:lang w:val="en_US" w:bidi="en_US"/>
-        </w:rPr>
-        <w:t>Strong’s: H3050, H3068, H3069</w:t>
+      <w:r>
+        <w:rPr>
+          <w:lang w:val="en_US" w:bidi="en_US"/>
+        </w:rPr>
+      </w:r>
+      <w:r>
+        <w:rPr>
+          <w:lang w:val="en_US" w:bidi="en_US"/>
+        </w:rPr>
+      </w:r>
+    </w:p>
+    <w:p>
+      <w:pPr>
+        <w:pStyle w:val="ListBullet"/>
+        <w:spacing w:line="240" w:lineRule="auto"/>
+        <w:ind w:left="720"/>
+      </w:pPr>
+      <w:r>
+        <w:rPr>
+          <w:lang w:val="en_US" w:bidi="en_US"/>
+        </w:rPr>
+      </w:r>
+      <w:r>
+        <w:rPr>
+          <w:lang w:val="en_US" w:bidi="en_US"/>
+        </w:rPr>
+        <w:t>Strong’s: G21970</w:t>
+      </w:r>
+      <w:r>
+        <w:rPr>
+          <w:lang w:val="en_US" w:bidi="en_US"/>
+        </w:rPr>
       </w:r>
       <w:r>
         <w:rPr>
@@ -1237,7 +2948,7 @@
         <w:rPr>
           <w:lang w:val="en_US" w:bidi="en_US"/>
         </w:rPr>
-        <w:t>Yahweh of Hosts</w:t>
+        <w:t>Zechariah (OT)</w:t>
       </w:r>
       <w:r>
         <w:rPr>
@@ -1255,6 +2966,11 @@
         </w:rPr>
         <w:t>Definition:</w:t>
       </w:r>
+      <w:r>
+        <w:rPr>
+          <w:lang w:val="en_US" w:bidi="en_US"/>
+        </w:rPr>
+      </w:r>
     </w:p>
     <w:p>
       <w:pPr/>
@@ -1267,61 +2983,247 @@
         <w:rPr>
           <w:lang w:val="en_US" w:bidi="en_US"/>
         </w:rPr>
-        <w:t>The terms “Yahweh of hosts” and “God of hosts” are titles that express God’s authority over the thousands of angels who obey him.</w:t>
-      </w:r>
-    </w:p>
-    <w:p>
-      <w:pPr>
-        <w:pStyle w:val="ListBullet"/>
-        <w:spacing w:line="240" w:lineRule="auto"/>
-        <w:ind w:left="720"/>
-      </w:pPr>
-      <w:r>
-        <w:rPr>
-          <w:lang w:val="en_US" w:bidi="en_US"/>
-        </w:rPr>
-      </w:r>
-      <w:r>
-        <w:rPr>
-          <w:lang w:val="en_US" w:bidi="en_US"/>
-        </w:rPr>
-        <w:t>The term “host” or “hosts” is a word that refers to a large number of something, such as an army of people or the massive number of stars. It can also refer to all the many spirit beings, including evil spirits. The context makes it clear what is being referred to.</w:t>
-      </w:r>
-    </w:p>
-    <w:p>
-      <w:pPr>
-        <w:pStyle w:val="ListBullet"/>
-        <w:spacing w:line="240" w:lineRule="auto"/>
-        <w:ind w:left="720"/>
-      </w:pPr>
-      <w:r>
-        <w:rPr>
-          <w:lang w:val="en_US" w:bidi="en_US"/>
-        </w:rPr>
-      </w:r>
-      <w:r>
-        <w:rPr>
-          <w:lang w:val="en_US" w:bidi="en_US"/>
-        </w:rPr>
-        <w:t>Phrases similar to “host of the heavens” refer to all the stars, planets and other heavenly bodies.</w:t>
-      </w:r>
-    </w:p>
-    <w:p>
-      <w:pPr>
-        <w:pStyle w:val="ListBullet"/>
-        <w:spacing w:line="240" w:lineRule="auto"/>
-        <w:ind w:left="720"/>
-      </w:pPr>
-      <w:r>
-        <w:rPr>
-          <w:lang w:val="en_US" w:bidi="en_US"/>
-        </w:rPr>
-      </w:r>
-      <w:r>
-        <w:rPr>
-          <w:lang w:val="en_US" w:bidi="en_US"/>
-        </w:rPr>
-        <w:t>In the New Testament, the phrase, “Lord of hosts” means the same as “Yahweh of hosts” but it cannot be translated that way since the Hebrew word “Yahweh” is not used in the New Testament.</w:t>
+        <w:t>Zechariah was a prophet who prophesied during the reign of King Darius I of Persia. The Old Testament book of Zechariah contains his prophecies, which urged the returning exiles to rebuild the temple.</w:t>
+      </w:r>
+      <w:r>
+        <w:rPr>
+          <w:lang w:val="en_US" w:bidi="en_US"/>
+        </w:rPr>
+      </w:r>
+      <w:r>
+        <w:rPr>
+          <w:lang w:val="en_US" w:bidi="en_US"/>
+        </w:rPr>
+      </w:r>
+    </w:p>
+    <w:p>
+      <w:pPr>
+        <w:pStyle w:val="ListBullet"/>
+        <w:spacing w:line="240" w:lineRule="auto"/>
+        <w:ind w:left="720"/>
+      </w:pPr>
+      <w:r>
+        <w:rPr>
+          <w:lang w:val="en_US" w:bidi="en_US"/>
+        </w:rPr>
+      </w:r>
+      <w:r>
+        <w:rPr>
+          <w:lang w:val="en_US" w:bidi="en_US"/>
+        </w:rPr>
+        <w:t>The prophet Zechariah lived during the same time period as Ezra, Nehemiah, Zerubbabel and Haggai. He was also mentioned by Jesus as the last of the prophets who were murdered during Old Testament times.</w:t>
+      </w:r>
+      <w:r>
+        <w:rPr>
+          <w:lang w:val="en_US" w:bidi="en_US"/>
+        </w:rPr>
+      </w:r>
+    </w:p>
+    <w:p>
+      <w:pPr>
+        <w:pStyle w:val="ListBullet"/>
+        <w:spacing w:line="240" w:lineRule="auto"/>
+        <w:ind w:left="720"/>
+      </w:pPr>
+      <w:r>
+        <w:rPr>
+          <w:lang w:val="en_US" w:bidi="en_US"/>
+        </w:rPr>
+      </w:r>
+      <w:r>
+        <w:rPr>
+          <w:lang w:val="en_US" w:bidi="en_US"/>
+        </w:rPr>
+        <w:t>Another man named Zechariah was a gatekeeper at the tent of meeting during the time of David.</w:t>
+      </w:r>
+      <w:r>
+        <w:rPr>
+          <w:lang w:val="en_US" w:bidi="en_US"/>
+        </w:rPr>
+      </w:r>
+    </w:p>
+    <w:p>
+      <w:pPr>
+        <w:pStyle w:val="ListBullet"/>
+        <w:spacing w:line="240" w:lineRule="auto"/>
+        <w:ind w:left="720"/>
+      </w:pPr>
+      <w:r>
+        <w:rPr>
+          <w:lang w:val="en_US" w:bidi="en_US"/>
+        </w:rPr>
+      </w:r>
+      <w:r>
+        <w:rPr>
+          <w:lang w:val="en_US" w:bidi="en_US"/>
+        </w:rPr>
+        <w:t>One of King Jehoshaphat’s sons who was named Zechariah was murdered by his brother Jehoram.</w:t>
+      </w:r>
+      <w:r>
+        <w:rPr>
+          <w:lang w:val="en_US" w:bidi="en_US"/>
+        </w:rPr>
+      </w:r>
+    </w:p>
+    <w:p>
+      <w:pPr>
+        <w:pStyle w:val="ListBullet"/>
+        <w:spacing w:line="240" w:lineRule="auto"/>
+        <w:ind w:left="720"/>
+      </w:pPr>
+      <w:r>
+        <w:rPr>
+          <w:lang w:val="en_US" w:bidi="en_US"/>
+        </w:rPr>
+      </w:r>
+      <w:r>
+        <w:rPr>
+          <w:lang w:val="en_US" w:bidi="en_US"/>
+        </w:rPr>
+        <w:t>Zechariah was the name of a priest who was stoned by the people of Israel when he rebuked them for their idol worship.</w:t>
+      </w:r>
+      <w:r>
+        <w:rPr>
+          <w:lang w:val="en_US" w:bidi="en_US"/>
+        </w:rPr>
+      </w:r>
+    </w:p>
+    <w:p>
+      <w:pPr>
+        <w:pStyle w:val="ListBullet"/>
+        <w:spacing w:line="240" w:lineRule="auto"/>
+        <w:ind w:left="720"/>
+      </w:pPr>
+      <w:r>
+        <w:rPr>
+          <w:lang w:val="en_US" w:bidi="en_US"/>
+        </w:rPr>
+      </w:r>
+      <w:r>
+        <w:rPr>
+          <w:lang w:val="en_US" w:bidi="en_US"/>
+        </w:rPr>
+        <w:t>King Zechariah was the son of Jeroboam and he reigned over Israel for only six months before being murdered.</w:t>
+      </w:r>
+      <w:r>
+        <w:rPr>
+          <w:lang w:val="en_US" w:bidi="en_US"/>
+        </w:rPr>
+      </w:r>
+      <w:r>
+        <w:rPr>
+          <w:lang w:val="en_US" w:bidi="en_US"/>
+        </w:rPr>
+      </w:r>
+    </w:p>
+    <w:p>
+      <w:pPr/>
+      <w:r>
+        <w:rPr>
+          <w:lang w:val="en_US" w:bidi="en_US"/>
+        </w:rPr>
+      </w:r>
+      <w:r>
+        <w:rPr>
+          <w:lang w:val="en_US" w:bidi="en_US"/>
+        </w:rPr>
+        <w:t>(Translation Suggestions: Translate Names)</w:t>
+      </w:r>
+      <w:r>
+        <w:rPr>
+          <w:lang w:val="en_US" w:bidi="en_US"/>
+        </w:rPr>
+      </w:r>
+    </w:p>
+    <w:p>
+      <w:pPr/>
+      <w:r>
+        <w:rPr>
+          <w:lang w:val="en_US" w:bidi="en_US"/>
+        </w:rPr>
+      </w:r>
+      <w:r>
+        <w:rPr>
+          <w:lang w:val="en_US" w:bidi="en_US"/>
+        </w:rPr>
+        <w:t xml:space="preserve">(See also: </w:t>
+      </w:r>
+      <w:r>
+        <w:rPr>
+          <w:lang w:val="en_US" w:bidi="en_US"/>
+        </w:rPr>
+        <w:t>Darius</w:t>
+      </w:r>
+      <w:r>
+        <w:rPr>
+          <w:lang w:val="en_US" w:bidi="en_US"/>
+        </w:rPr>
+        <w:t xml:space="preserve">, </w:t>
+      </w:r>
+      <w:r>
+        <w:rPr>
+          <w:lang w:val="en_US" w:bidi="en_US"/>
+        </w:rPr>
+        <w:t>Ezra</w:t>
+      </w:r>
+      <w:r>
+        <w:rPr>
+          <w:lang w:val="en_US" w:bidi="en_US"/>
+        </w:rPr>
+        <w:t xml:space="preserve">, </w:t>
+      </w:r>
+      <w:r>
+        <w:rPr>
+          <w:lang w:val="en_US" w:bidi="en_US"/>
+        </w:rPr>
+        <w:t>Jehoshaphat</w:t>
+      </w:r>
+      <w:r>
+        <w:rPr>
+          <w:lang w:val="en_US" w:bidi="en_US"/>
+        </w:rPr>
+        <w:t xml:space="preserve">, </w:t>
+      </w:r>
+      <w:r>
+        <w:rPr>
+          <w:lang w:val="en_US" w:bidi="en_US"/>
+        </w:rPr>
+        <w:t>Jeroboam</w:t>
+      </w:r>
+      <w:r>
+        <w:rPr>
+          <w:lang w:val="en_US" w:bidi="en_US"/>
+        </w:rPr>
+        <w:t xml:space="preserve">, </w:t>
+      </w:r>
+      <w:r>
+        <w:rPr>
+          <w:lang w:val="en_US" w:bidi="en_US"/>
+        </w:rPr>
+        <w:t>Nehemiah</w:t>
+      </w:r>
+      <w:r>
+        <w:rPr>
+          <w:lang w:val="en_US" w:bidi="en_US"/>
+        </w:rPr>
+        <w:t xml:space="preserve">, </w:t>
+      </w:r>
+      <w:r>
+        <w:rPr>
+          <w:lang w:val="en_US" w:bidi="en_US"/>
+        </w:rPr>
+        <w:t>Zerubbabel</w:t>
+      </w:r>
+      <w:r>
+        <w:rPr>
+          <w:lang w:val="en_US" w:bidi="en_US"/>
+        </w:rPr>
+        <w:t>)</w:t>
+      </w:r>
+      <w:r>
+        <w:rPr>
+          <w:lang w:val="en_US" w:bidi="en_US"/>
+        </w:rPr>
       </w:r>
     </w:p>
     <w:p>
@@ -1332,61 +3234,145 @@
         <w:rPr>
           <w:lang w:val="en_US" w:bidi="en_US"/>
         </w:rPr>
-        <w:t>Translation Suggestions:</w:t>
-      </w:r>
-    </w:p>
-    <w:p>
-      <w:pPr>
-        <w:pStyle w:val="ListBullet"/>
-        <w:spacing w:line="240" w:lineRule="auto"/>
-        <w:ind w:left="720"/>
-      </w:pPr>
-      <w:r>
-        <w:rPr>
-          <w:lang w:val="en_US" w:bidi="en_US"/>
-        </w:rPr>
-      </w:r>
-      <w:r>
-        <w:rPr>
-          <w:lang w:val="en_US" w:bidi="en_US"/>
-        </w:rPr>
-        <w:t>Ways to translate “Yahweh of hosts” could include, “Yahweh, who rules all the angels” or “Yahweh, the ruler over armies of angels” or “Yahweh, the ruler of all creation.”</w:t>
-      </w:r>
-    </w:p>
-    <w:p>
-      <w:pPr>
-        <w:pStyle w:val="ListBullet"/>
-        <w:spacing w:line="240" w:lineRule="auto"/>
-        <w:ind w:left="720"/>
-      </w:pPr>
-      <w:r>
-        <w:rPr>
-          <w:lang w:val="en_US" w:bidi="en_US"/>
-        </w:rPr>
-      </w:r>
-      <w:r>
-        <w:rPr>
-          <w:lang w:val="en_US" w:bidi="en_US"/>
-        </w:rPr>
-        <w:t>The phrase “of hosts” in the terms “God of hosts” and “Lord of hosts” would be translated the same way as in the phrase “Yahweh of hosts” above.</w:t>
-      </w:r>
-    </w:p>
-    <w:p>
-      <w:pPr>
-        <w:pStyle w:val="ListBullet"/>
-        <w:spacing w:line="240" w:lineRule="auto"/>
-        <w:ind w:left="720"/>
-      </w:pPr>
-      <w:r>
-        <w:rPr>
-          <w:lang w:val="en_US" w:bidi="en_US"/>
-        </w:rPr>
-      </w:r>
-      <w:r>
-        <w:rPr>
-          <w:lang w:val="en_US" w:bidi="en_US"/>
-        </w:rPr>
-        <w:t>Certain churches do not accept the literal term “Yahweh” and prefer to use the capitalized word, “LORD” instead, following the tradition of many Bible versions. For these churches, a translation of the term “LORD of hosts” would be used in the Old Testament for “Yahweh of hosts.”</w:t>
+        <w:t>Bible References:</w:t>
+      </w:r>
+      <w:r>
+        <w:rPr>
+          <w:lang w:val="en_US" w:bidi="en_US"/>
+        </w:rPr>
+      </w:r>
+      <w:r>
+        <w:rPr>
+          <w:lang w:val="en_US" w:bidi="en_US"/>
+        </w:rPr>
+      </w:r>
+    </w:p>
+    <w:p>
+      <w:pPr>
+        <w:pStyle w:val="ListBullet"/>
+        <w:spacing w:line="240" w:lineRule="auto"/>
+        <w:ind w:left="720"/>
+      </w:pPr>
+      <w:r>
+        <w:rPr>
+          <w:lang w:val="en_US" w:bidi="en_US"/>
+        </w:rPr>
+      </w:r>
+      <w:r>
+        <w:rPr>
+          <w:lang w:val="en_US" w:bidi="en_US"/>
+        </w:rPr>
+        <w:t>Ezra 5:1–2</w:t>
+      </w:r>
+      <w:r>
+        <w:rPr>
+          <w:lang w:val="en_US" w:bidi="en_US"/>
+        </w:rPr>
+      </w:r>
+    </w:p>
+    <w:p>
+      <w:pPr>
+        <w:pStyle w:val="ListBullet"/>
+        <w:spacing w:line="240" w:lineRule="auto"/>
+        <w:ind w:left="720"/>
+      </w:pPr>
+      <w:r>
+        <w:rPr>
+          <w:lang w:val="en_US" w:bidi="en_US"/>
+        </w:rPr>
+      </w:r>
+      <w:r>
+        <w:rPr>
+          <w:lang w:val="en_US" w:bidi="en_US"/>
+        </w:rPr>
+        <w:t>Matthew 23:34–36</w:t>
+      </w:r>
+      <w:r>
+        <w:rPr>
+          <w:lang w:val="en_US" w:bidi="en_US"/>
+        </w:rPr>
+      </w:r>
+    </w:p>
+    <w:p>
+      <w:pPr>
+        <w:pStyle w:val="ListBullet"/>
+        <w:spacing w:line="240" w:lineRule="auto"/>
+        <w:ind w:left="720"/>
+      </w:pPr>
+      <w:r>
+        <w:rPr>
+          <w:lang w:val="en_US" w:bidi="en_US"/>
+        </w:rPr>
+      </w:r>
+      <w:r>
+        <w:rPr>
+          <w:lang w:val="en_US" w:bidi="en_US"/>
+        </w:rPr>
+        <w:t>Zechariah 1:1–3</w:t>
+      </w:r>
+      <w:r>
+        <w:rPr>
+          <w:lang w:val="en_US" w:bidi="en_US"/>
+        </w:rPr>
+      </w:r>
+      <w:r>
+        <w:rPr>
+          <w:lang w:val="en_US" w:bidi="en_US"/>
+        </w:rPr>
+      </w:r>
+    </w:p>
+    <w:p>
+      <w:pPr>
+        <w:pStyle w:val="Heading3"/>
+      </w:pPr>
+      <w:r>
+        <w:rPr>
+          <w:lang w:val="en_US" w:bidi="en_US"/>
+        </w:rPr>
+        <w:t>Word Data:</w:t>
+      </w:r>
+      <w:r>
+        <w:rPr>
+          <w:lang w:val="en_US" w:bidi="en_US"/>
+        </w:rPr>
+      </w:r>
+      <w:r>
+        <w:rPr>
+          <w:lang w:val="en_US" w:bidi="en_US"/>
+        </w:rPr>
+      </w:r>
+    </w:p>
+    <w:p>
+      <w:pPr>
+        <w:pStyle w:val="ListBullet"/>
+        <w:spacing w:line="240" w:lineRule="auto"/>
+        <w:ind w:left="720"/>
+      </w:pPr>
+      <w:r>
+        <w:rPr>
+          <w:lang w:val="en_US" w:bidi="en_US"/>
+        </w:rPr>
+      </w:r>
+      <w:r>
+        <w:rPr>
+          <w:lang w:val="en_US" w:bidi="en_US"/>
+        </w:rPr>
+        <w:t>Strong’s: H2148</w:t>
+      </w:r>
+      <w:r>
+        <w:rPr>
+          <w:lang w:val="en_US" w:bidi="en_US"/>
+        </w:rPr>
+      </w:r>
+      <w:r>
+        <w:rPr>
+          <w:lang w:val="en_US" w:bidi="en_US"/>
+        </w:rPr>
+      </w:r>
+      <w:r>
+        <w:rPr>
+          <w:lang w:val="en_US" w:bidi="en_US"/>
+        </w:rPr>
       </w:r>
     </w:p>
     <w:p>
@@ -1396,6 +3382,163 @@
           <w:lang w:val="en_US" w:bidi="en_US"/>
         </w:rPr>
       </w:r>
+    </w:p>
+    <w:p>
+      <w:pPr>
+        <w:pStyle w:val="Heading2"/>
+      </w:pPr>
+      <w:r>
+        <w:rPr>
+          <w:lang w:val="en_US" w:bidi="en_US"/>
+        </w:rPr>
+        <w:t>Zedekiah</w:t>
+      </w:r>
+      <w:r>
+        <w:rPr>
+          <w:lang w:val="en_US" w:bidi="en_US"/>
+        </w:rPr>
+      </w:r>
+    </w:p>
+    <w:p>
+      <w:pPr>
+        <w:pStyle w:val="Heading3"/>
+      </w:pPr>
+      <w:r>
+        <w:rPr>
+          <w:lang w:val="en_US" w:bidi="en_US"/>
+        </w:rPr>
+        <w:t>Definition:</w:t>
+      </w:r>
+      <w:r>
+        <w:rPr>
+          <w:lang w:val="en_US" w:bidi="en_US"/>
+        </w:rPr>
+      </w:r>
+    </w:p>
+    <w:p>
+      <w:pPr/>
+      <w:r>
+        <w:rPr>
+          <w:lang w:val="en_US" w:bidi="en_US"/>
+        </w:rPr>
+      </w:r>
+      <w:r>
+        <w:rPr>
+          <w:lang w:val="en_US" w:bidi="en_US"/>
+        </w:rPr>
+        <w:t>Zedekiah, son of Josiah, was the last king of Judah (597–587 B.C.). There are also several other men named Zedekiah in the Old Testament.</w:t>
+      </w:r>
+      <w:r>
+        <w:rPr>
+          <w:lang w:val="en_US" w:bidi="en_US"/>
+        </w:rPr>
+      </w:r>
+      <w:r>
+        <w:rPr>
+          <w:lang w:val="en_US" w:bidi="en_US"/>
+        </w:rPr>
+      </w:r>
+    </w:p>
+    <w:p>
+      <w:pPr>
+        <w:pStyle w:val="ListBullet"/>
+        <w:spacing w:line="240" w:lineRule="auto"/>
+        <w:ind w:left="720"/>
+      </w:pPr>
+      <w:r>
+        <w:rPr>
+          <w:lang w:val="en_US" w:bidi="en_US"/>
+        </w:rPr>
+      </w:r>
+      <w:r>
+        <w:rPr>
+          <w:lang w:val="en_US" w:bidi="en_US"/>
+        </w:rPr>
+        <w:t>King Nebuchadnezzar made Zedekiah king of Judah after capturing King Jehoiachin and taking him away to Babylon. Zedekiah later rebelled and as a result Nebuchadnezzar captured him and destroyed all of Jerusalem.</w:t>
+      </w:r>
+      <w:r>
+        <w:rPr>
+          <w:lang w:val="en_US" w:bidi="en_US"/>
+        </w:rPr>
+      </w:r>
+    </w:p>
+    <w:p>
+      <w:pPr>
+        <w:pStyle w:val="ListBullet"/>
+        <w:spacing w:line="240" w:lineRule="auto"/>
+        <w:ind w:left="720"/>
+      </w:pPr>
+      <w:r>
+        <w:rPr>
+          <w:lang w:val="en_US" w:bidi="en_US"/>
+        </w:rPr>
+      </w:r>
+      <w:r>
+        <w:rPr>
+          <w:lang w:val="en_US" w:bidi="en_US"/>
+        </w:rPr>
+        <w:t>Zedekiah, son of Kenaanah, was a false prophet during the time of King Ahab of Israel.</w:t>
+      </w:r>
+      <w:r>
+        <w:rPr>
+          <w:lang w:val="en_US" w:bidi="en_US"/>
+        </w:rPr>
+      </w:r>
+    </w:p>
+    <w:p>
+      <w:pPr>
+        <w:pStyle w:val="ListBullet"/>
+        <w:spacing w:line="240" w:lineRule="auto"/>
+        <w:ind w:left="720"/>
+      </w:pPr>
+      <w:r>
+        <w:rPr>
+          <w:lang w:val="en_US" w:bidi="en_US"/>
+        </w:rPr>
+      </w:r>
+      <w:r>
+        <w:rPr>
+          <w:lang w:val="en_US" w:bidi="en_US"/>
+        </w:rPr>
+        <w:t>A man named Zedekiah was one of those who signed an agreement to the Lord during the time of Nehemiah.</w:t>
+      </w:r>
+      <w:r>
+        <w:rPr>
+          <w:lang w:val="en_US" w:bidi="en_US"/>
+        </w:rPr>
+      </w:r>
+      <w:r>
+        <w:rPr>
+          <w:lang w:val="en_US" w:bidi="en_US"/>
+        </w:rPr>
+      </w:r>
+    </w:p>
+    <w:p>
+      <w:pPr/>
+      <w:r>
+        <w:rPr>
+          <w:lang w:val="en_US" w:bidi="en_US"/>
+        </w:rPr>
+      </w:r>
+      <w:r>
+        <w:rPr>
+          <w:lang w:val="en_US" w:bidi="en_US"/>
+        </w:rPr>
+        <w:t>(Translation suggestions: Translate Names)</w:t>
+      </w:r>
+      <w:r>
+        <w:rPr>
+          <w:lang w:val="en_US" w:bidi="en_US"/>
+        </w:rPr>
+      </w:r>
+    </w:p>
+    <w:p>
+      <w:pPr/>
+      <w:r>
+        <w:rPr>
+          <w:lang w:val="en_US" w:bidi="en_US"/>
+        </w:rPr>
+      </w:r>
       <w:r>
         <w:rPr>
           <w:lang w:val="en_US" w:bidi="en_US"/>
@@ -1406,7 +3549,7 @@
         <w:rPr>
           <w:lang w:val="en_US" w:bidi="en_US"/>
         </w:rPr>
-        <w:t>angel</w:t>
+        <w:t>Ahab</w:t>
       </w:r>
       <w:r>
         <w:rPr>
@@ -1418,7 +3561,7 @@
         <w:rPr>
           <w:lang w:val="en_US" w:bidi="en_US"/>
         </w:rPr>
-        <w:t>authority</w:t>
+        <w:t>Babylon</w:t>
       </w:r>
       <w:r>
         <w:rPr>
@@ -1430,7 +3573,7 @@
         <w:rPr>
           <w:lang w:val="en_US" w:bidi="en_US"/>
         </w:rPr>
-        <w:t>God</w:t>
+        <w:t>Ezekiel</w:t>
       </w:r>
       <w:r>
         <w:rPr>
@@ -1442,7 +3585,7 @@
         <w:rPr>
           <w:lang w:val="en_US" w:bidi="en_US"/>
         </w:rPr>
-        <w:t>lord</w:t>
+        <w:t>kingdom of Israel</w:t>
       </w:r>
       <w:r>
         <w:rPr>
@@ -1454,7 +3597,7 @@
         <w:rPr>
           <w:lang w:val="en_US" w:bidi="en_US"/>
         </w:rPr>
-        <w:t>Lord</w:t>
+        <w:t>Jehoiachin</w:t>
       </w:r>
       <w:r>
         <w:rPr>
@@ -1466,19 +3609,55 @@
         <w:rPr>
           <w:lang w:val="en_US" w:bidi="en_US"/>
         </w:rPr>
-        <w:t>Lord Yahweh</w:t>
-      </w:r>
-      <w:r>
-        <w:rPr>
-          <w:lang w:val="en_US" w:bidi="en_US"/>
-        </w:rPr>
-        <w:t xml:space="preserve"> </w:t>
-      </w:r>
-      <w:r>
-        <w:rPr>
-          <w:lang w:val="en_US" w:bidi="en_US"/>
-        </w:rPr>
-        <w:t>Yahweh</w:t>
+        <w:t>Jeremiah</w:t>
+      </w:r>
+      <w:r>
+        <w:rPr>
+          <w:lang w:val="en_US" w:bidi="en_US"/>
+        </w:rPr>
+        <w:t xml:space="preserve">, </w:t>
+      </w:r>
+      <w:r>
+        <w:rPr>
+          <w:lang w:val="en_US" w:bidi="en_US"/>
+        </w:rPr>
+        <w:t>Josiah</w:t>
+      </w:r>
+      <w:r>
+        <w:rPr>
+          <w:lang w:val="en_US" w:bidi="en_US"/>
+        </w:rPr>
+        <w:t xml:space="preserve">, </w:t>
+      </w:r>
+      <w:r>
+        <w:rPr>
+          <w:lang w:val="en_US" w:bidi="en_US"/>
+        </w:rPr>
+        <w:t>Judah</w:t>
+      </w:r>
+      <w:r>
+        <w:rPr>
+          <w:lang w:val="en_US" w:bidi="en_US"/>
+        </w:rPr>
+        <w:t xml:space="preserve">, </w:t>
+      </w:r>
+      <w:r>
+        <w:rPr>
+          <w:lang w:val="en_US" w:bidi="en_US"/>
+        </w:rPr>
+        <w:t>Nebuchadnezzar</w:t>
+      </w:r>
+      <w:r>
+        <w:rPr>
+          <w:lang w:val="en_US" w:bidi="en_US"/>
+        </w:rPr>
+        <w:t xml:space="preserve">, </w:t>
+      </w:r>
+      <w:r>
+        <w:rPr>
+          <w:lang w:val="en_US" w:bidi="en_US"/>
+        </w:rPr>
+        <w:t>Nehemiah</w:t>
       </w:r>
       <w:r>
         <w:rPr>
@@ -1486,6 +3665,11 @@
         </w:rPr>
         <w:t>)</w:t>
       </w:r>
+      <w:r>
+        <w:rPr>
+          <w:lang w:val="en_US" w:bidi="en_US"/>
+        </w:rPr>
+      </w:r>
     </w:p>
     <w:p>
       <w:pPr>
@@ -1497,30 +3681,90 @@
         </w:rPr>
         <w:t>Bible References:</w:t>
       </w:r>
-    </w:p>
-    <w:p>
-      <w:pPr>
-        <w:pStyle w:val="ListBullet"/>
-        <w:spacing w:line="240" w:lineRule="auto"/>
-        <w:ind w:left="720"/>
-      </w:pPr>
-      <w:r>
-        <w:rPr>
-          <w:lang w:val="en_US" w:bidi="en_US"/>
-        </w:rPr>
-      </w:r>
-      <w:hyperlink r:id="rId34">
-        <w:r>
-          <w:rPr>
-            <w:lang w:val="en_US" w:bidi="en_US"/>
-          </w:rPr>
-          <w:rPr>
-            <w:color w:val="0000EE"/>
-            <w:u w:val="single"/>
-          </w:rPr>
-          <w:t>Zechariah 13:2</w:t>
-        </w:r>
-      </w:hyperlink>
+      <w:r>
+        <w:rPr>
+          <w:lang w:val="en_US" w:bidi="en_US"/>
+        </w:rPr>
+      </w:r>
+      <w:r>
+        <w:rPr>
+          <w:lang w:val="en_US" w:bidi="en_US"/>
+        </w:rPr>
+      </w:r>
+    </w:p>
+    <w:p>
+      <w:pPr>
+        <w:pStyle w:val="ListBullet"/>
+        <w:spacing w:line="240" w:lineRule="auto"/>
+        <w:ind w:left="720"/>
+      </w:pPr>
+      <w:r>
+        <w:rPr>
+          <w:lang w:val="en_US" w:bidi="en_US"/>
+        </w:rPr>
+      </w:r>
+      <w:r>
+        <w:rPr>
+          <w:lang w:val="en_US" w:bidi="en_US"/>
+        </w:rPr>
+        <w:t>1 Chronicles 3:15–16</w:t>
+      </w:r>
+      <w:r>
+        <w:rPr>
+          <w:lang w:val="en_US" w:bidi="en_US"/>
+        </w:rPr>
+      </w:r>
+    </w:p>
+    <w:p>
+      <w:pPr>
+        <w:pStyle w:val="ListBullet"/>
+        <w:spacing w:line="240" w:lineRule="auto"/>
+        <w:ind w:left="720"/>
+      </w:pPr>
+      <w:r>
+        <w:rPr>
+          <w:lang w:val="en_US" w:bidi="en_US"/>
+        </w:rPr>
+      </w:r>
+      <w:r>
+        <w:rPr>
+          <w:lang w:val="en_US" w:bidi="en_US"/>
+        </w:rPr>
+        <w:t>Jeremiah 37:1–2</w:t>
+      </w:r>
+      <w:r>
+        <w:rPr>
+          <w:lang w:val="en_US" w:bidi="en_US"/>
+        </w:rPr>
+      </w:r>
+    </w:p>
+    <w:p>
+      <w:pPr>
+        <w:pStyle w:val="ListBullet"/>
+        <w:spacing w:line="240" w:lineRule="auto"/>
+        <w:ind w:left="720"/>
+      </w:pPr>
+      <w:r>
+        <w:rPr>
+          <w:lang w:val="en_US" w:bidi="en_US"/>
+        </w:rPr>
+      </w:r>
+      <w:r>
+        <w:rPr>
+          <w:lang w:val="en_US" w:bidi="en_US"/>
+        </w:rPr>
+        <w:t>Jeremiah 39:2</w:t>
+      </w:r>
+      <w:r>
+        <w:rPr>
+          <w:lang w:val="en_US" w:bidi="en_US"/>
+        </w:rPr>
+      </w:r>
+      <w:r>
+        <w:rPr>
+          <w:lang w:val="en_US" w:bidi="en_US"/>
+        </w:rPr>
+      </w:r>
     </w:p>
     <w:p>
       <w:pPr>
@@ -1532,23 +3776,38 @@
         </w:rPr>
         <w:t>Word Data:</w:t>
       </w:r>
-    </w:p>
-    <w:p>
-      <w:pPr>
-        <w:pStyle w:val="ListBullet"/>
-        <w:spacing w:line="240" w:lineRule="auto"/>
-        <w:ind w:left="720"/>
-      </w:pPr>
-      <w:r>
-        <w:rPr>
-          <w:lang w:val="en_US" w:bidi="en_US"/>
-        </w:rPr>
-      </w:r>
-      <w:r>
-        <w:rPr>
-          <w:lang w:val="en_US" w:bidi="en_US"/>
-        </w:rPr>
-        <w:t>Strong’s: H0430, H3068, H6635, G29620, G45190</w:t>
+      <w:r>
+        <w:rPr>
+          <w:lang w:val="en_US" w:bidi="en_US"/>
+        </w:rPr>
+      </w:r>
+      <w:r>
+        <w:rPr>
+          <w:lang w:val="en_US" w:bidi="en_US"/>
+        </w:rPr>
+      </w:r>
+    </w:p>
+    <w:p>
+      <w:pPr>
+        <w:pStyle w:val="ListBullet"/>
+        <w:spacing w:line="240" w:lineRule="auto"/>
+        <w:ind w:left="720"/>
+      </w:pPr>
+      <w:r>
+        <w:rPr>
+          <w:lang w:val="en_US" w:bidi="en_US"/>
+        </w:rPr>
+      </w:r>
+      <w:r>
+        <w:rPr>
+          <w:lang w:val="en_US" w:bidi="en_US"/>
+        </w:rPr>
+        <w:t>Strong’s: H6667</w:t>
+      </w:r>
+      <w:r>
+        <w:rPr>
+          <w:lang w:val="en_US" w:bidi="en_US"/>
+        </w:rPr>
       </w:r>
       <w:r>
         <w:rPr>
@@ -1577,7 +3836,7 @@
         <w:rPr>
           <w:lang w:val="en_US" w:bidi="en_US"/>
         </w:rPr>
-        <w:t>Yeast</w:t>
+        <w:t>Zephaniah</w:t>
       </w:r>
       <w:r>
         <w:rPr>
@@ -1595,6 +3854,11 @@
         </w:rPr>
         <w:t>Definition:</w:t>
       </w:r>
+      <w:r>
+        <w:rPr>
+          <w:lang w:val="en_US" w:bidi="en_US"/>
+        </w:rPr>
+      </w:r>
     </w:p>
     <w:p>
       <w:pPr/>
@@ -1607,115 +3871,142 @@
         <w:rPr>
           <w:lang w:val="en_US" w:bidi="en_US"/>
         </w:rPr>
-        <w:t>“Leaven” is a general term for a substance that causes bread dough to expand and rise. “Yeast” is a specific kind of leaven.</w:t>
-      </w:r>
-    </w:p>
-    <w:p>
-      <w:pPr>
-        <w:pStyle w:val="ListBullet"/>
-        <w:spacing w:line="240" w:lineRule="auto"/>
-        <w:ind w:left="720"/>
-      </w:pPr>
-      <w:r>
-        <w:rPr>
-          <w:lang w:val="en_US" w:bidi="en_US"/>
-        </w:rPr>
-      </w:r>
-      <w:r>
-        <w:rPr>
-          <w:lang w:val="en_US" w:bidi="en_US"/>
-        </w:rPr>
-        <w:t>In some English translations, the word for leaven is translated as “yeast,” which is a modern leavening agent that fills the bread dough with gas bubbles, making the dough expand before baking it. The yeast is kneaded into the dough so that it spreads throughout the entire lump of dough.</w:t>
-      </w:r>
-    </w:p>
-    <w:p>
-      <w:pPr>
-        <w:pStyle w:val="ListBullet"/>
-        <w:spacing w:line="240" w:lineRule="auto"/>
-        <w:ind w:left="720"/>
-      </w:pPr>
-      <w:r>
-        <w:rPr>
-          <w:lang w:val="en_US" w:bidi="en_US"/>
-        </w:rPr>
-      </w:r>
-      <w:r>
-        <w:rPr>
-          <w:lang w:val="en_US" w:bidi="en_US"/>
-        </w:rPr>
-        <w:t>In Old Testament times, the leavening or rising agent was produced by allowing the dough to sit for awhile. Small amounts of dough from a previous batch of dough were saved as leavening for the next batch.</w:t>
-      </w:r>
-    </w:p>
-    <w:p>
-      <w:pPr>
-        <w:pStyle w:val="ListBullet"/>
-        <w:spacing w:line="240" w:lineRule="auto"/>
-        <w:ind w:left="720"/>
-      </w:pPr>
-      <w:r>
-        <w:rPr>
-          <w:lang w:val="en_US" w:bidi="en_US"/>
-        </w:rPr>
-      </w:r>
-      <w:r>
-        <w:rPr>
-          <w:lang w:val="en_US" w:bidi="en_US"/>
-        </w:rPr>
-        <w:t>When the Israelites escaped from Egypt, they didn’t have time to wait for bread dough to rise, so they made bread without leaven to take with them on their journey. As a reminder of this, every year the Jewish people celebrate Passover by eating bread that has no leaven in it.</w:t>
-      </w:r>
-    </w:p>
-    <w:p>
-      <w:pPr>
-        <w:pStyle w:val="ListBullet"/>
-        <w:spacing w:line="240" w:lineRule="auto"/>
-        <w:ind w:left="720"/>
-      </w:pPr>
-      <w:r>
-        <w:rPr>
-          <w:lang w:val="en_US" w:bidi="en_US"/>
-        </w:rPr>
-      </w:r>
-      <w:r>
-        <w:rPr>
-          <w:lang w:val="en_US" w:bidi="en_US"/>
-        </w:rPr>
-        <w:t>The term “leaven” or “yeast” is used figuratively in the Bible as a picture of how sin spreads through a person’s life or how sin can influence other people.</w:t>
-      </w:r>
-    </w:p>
-    <w:p>
-      <w:pPr>
-        <w:pStyle w:val="ListBullet"/>
-        <w:spacing w:line="240" w:lineRule="auto"/>
-        <w:ind w:left="720"/>
-      </w:pPr>
-      <w:r>
-        <w:rPr>
-          <w:lang w:val="en_US" w:bidi="en_US"/>
-        </w:rPr>
-      </w:r>
-      <w:r>
-        <w:rPr>
-          <w:lang w:val="en_US" w:bidi="en_US"/>
-        </w:rPr>
-        <w:t>It can also refer to false teaching which often spreads to many people and influences them.</w:t>
-      </w:r>
-    </w:p>
-    <w:p>
-      <w:pPr>
-        <w:pStyle w:val="ListBullet"/>
-        <w:spacing w:line="240" w:lineRule="auto"/>
-        <w:ind w:left="720"/>
-      </w:pPr>
-      <w:r>
-        <w:rPr>
-          <w:lang w:val="en_US" w:bidi="en_US"/>
-        </w:rPr>
-      </w:r>
-      <w:r>
-        <w:rPr>
-          <w:lang w:val="en_US" w:bidi="en_US"/>
-        </w:rPr>
-        <w:t>The term “leaven” is also used in a positive way to explain how the influence of God’s kingdom spreads from person to person.</w:t>
+        <w:t>Zephaniah, son of Cushi, was a prophet who lived in Jerusalem and prophesied during the reign of King Josiah. He lived during the same time period as Jeremiah.</w:t>
+      </w:r>
+      <w:r>
+        <w:rPr>
+          <w:lang w:val="en_US" w:bidi="en_US"/>
+        </w:rPr>
+      </w:r>
+      <w:r>
+        <w:rPr>
+          <w:lang w:val="en_US" w:bidi="en_US"/>
+        </w:rPr>
+      </w:r>
+    </w:p>
+    <w:p>
+      <w:pPr>
+        <w:pStyle w:val="ListBullet"/>
+        <w:spacing w:line="240" w:lineRule="auto"/>
+        <w:ind w:left="720"/>
+      </w:pPr>
+      <w:r>
+        <w:rPr>
+          <w:lang w:val="en_US" w:bidi="en_US"/>
+        </w:rPr>
+      </w:r>
+      <w:r>
+        <w:rPr>
+          <w:lang w:val="en_US" w:bidi="en_US"/>
+        </w:rPr>
+        <w:t>He rebuked the people of Judah for worshipping false gods. His prophecies are written in the book of Zephaniah in the Old Testament.</w:t>
+      </w:r>
+      <w:r>
+        <w:rPr>
+          <w:lang w:val="en_US" w:bidi="en_US"/>
+        </w:rPr>
+      </w:r>
+    </w:p>
+    <w:p>
+      <w:pPr>
+        <w:pStyle w:val="ListBullet"/>
+        <w:spacing w:line="240" w:lineRule="auto"/>
+        <w:ind w:left="720"/>
+      </w:pPr>
+      <w:r>
+        <w:rPr>
+          <w:lang w:val="en_US" w:bidi="en_US"/>
+        </w:rPr>
+      </w:r>
+      <w:r>
+        <w:rPr>
+          <w:lang w:val="en_US" w:bidi="en_US"/>
+        </w:rPr>
+        <w:t>There were several other men in the Old Testament named Zephaniah, most of whom were priests.</w:t>
+      </w:r>
+      <w:r>
+        <w:rPr>
+          <w:lang w:val="en_US" w:bidi="en_US"/>
+        </w:rPr>
+      </w:r>
+      <w:r>
+        <w:rPr>
+          <w:lang w:val="en_US" w:bidi="en_US"/>
+        </w:rPr>
+      </w:r>
+    </w:p>
+    <w:p>
+      <w:pPr/>
+      <w:r>
+        <w:rPr>
+          <w:lang w:val="en_US" w:bidi="en_US"/>
+        </w:rPr>
+      </w:r>
+      <w:r>
+        <w:rPr>
+          <w:lang w:val="en_US" w:bidi="en_US"/>
+        </w:rPr>
+        <w:t>(Translation suggestions: Translate Names)</w:t>
+      </w:r>
+      <w:r>
+        <w:rPr>
+          <w:lang w:val="en_US" w:bidi="en_US"/>
+        </w:rPr>
+      </w:r>
+    </w:p>
+    <w:p>
+      <w:pPr/>
+      <w:r>
+        <w:rPr>
+          <w:lang w:val="en_US" w:bidi="en_US"/>
+        </w:rPr>
+      </w:r>
+      <w:r>
+        <w:rPr>
+          <w:lang w:val="en_US" w:bidi="en_US"/>
+        </w:rPr>
+        <w:t xml:space="preserve">(See also: </w:t>
+      </w:r>
+      <w:r>
+        <w:rPr>
+          <w:lang w:val="en_US" w:bidi="en_US"/>
+        </w:rPr>
+        <w:t>Jeremiah</w:t>
+      </w:r>
+      <w:r>
+        <w:rPr>
+          <w:lang w:val="en_US" w:bidi="en_US"/>
+        </w:rPr>
+        <w:t xml:space="preserve">, </w:t>
+      </w:r>
+      <w:r>
+        <w:rPr>
+          <w:lang w:val="en_US" w:bidi="en_US"/>
+        </w:rPr>
+        <w:t>Josiah</w:t>
+      </w:r>
+      <w:r>
+        <w:rPr>
+          <w:lang w:val="en_US" w:bidi="en_US"/>
+        </w:rPr>
+        <w:t xml:space="preserve">, </w:t>
+      </w:r>
+      <w:r>
+        <w:rPr>
+          <w:lang w:val="en_US" w:bidi="en_US"/>
+        </w:rPr>
+        <w:t>priest</w:t>
+      </w:r>
+      <w:r>
+        <w:rPr>
+          <w:lang w:val="en_US" w:bidi="en_US"/>
+        </w:rPr>
+        <w:t>)</w:t>
+      </w:r>
+      <w:r>
+        <w:rPr>
+          <w:lang w:val="en_US" w:bidi="en_US"/>
+        </w:rPr>
       </w:r>
     </w:p>
     <w:p>
@@ -1726,43 +4017,168 @@
         <w:rPr>
           <w:lang w:val="en_US" w:bidi="en_US"/>
         </w:rPr>
-        <w:t>Translation Suggestions</w:t>
-      </w:r>
-    </w:p>
-    <w:p>
-      <w:pPr>
-        <w:pStyle w:val="ListBullet"/>
-        <w:spacing w:line="240" w:lineRule="auto"/>
-        <w:ind w:left="720"/>
-      </w:pPr>
-      <w:r>
-        <w:rPr>
-          <w:lang w:val="en_US" w:bidi="en_US"/>
-        </w:rPr>
-      </w:r>
-      <w:r>
-        <w:rPr>
-          <w:lang w:val="en_US" w:bidi="en_US"/>
-        </w:rPr>
-        <w:t>This could be translated as “leaven” or “substance that causes dough to rise” or “expanding agent.” The word “rise” could be expressed as “expand” or “get bigger” or “puff up.”</w:t>
-      </w:r>
-    </w:p>
-    <w:p>
-      <w:pPr>
-        <w:pStyle w:val="ListBullet"/>
-        <w:spacing w:line="240" w:lineRule="auto"/>
-        <w:ind w:left="720"/>
-      </w:pPr>
-      <w:r>
-        <w:rPr>
-          <w:lang w:val="en_US" w:bidi="en_US"/>
-        </w:rPr>
-      </w:r>
-      <w:r>
-        <w:rPr>
-          <w:lang w:val="en_US" w:bidi="en_US"/>
-        </w:rPr>
-        <w:t>If a local leavening agent is used for making bread dough rise, that term can be used. If the language has a well-known, general term that means “leavening,” this would be the best term to use.</w:t>
+        <w:t>Bible References:</w:t>
+      </w:r>
+      <w:r>
+        <w:rPr>
+          <w:lang w:val="en_US" w:bidi="en_US"/>
+        </w:rPr>
+      </w:r>
+      <w:r>
+        <w:rPr>
+          <w:lang w:val="en_US" w:bidi="en_US"/>
+        </w:rPr>
+      </w:r>
+    </w:p>
+    <w:p>
+      <w:pPr>
+        <w:pStyle w:val="ListBullet"/>
+        <w:spacing w:line="240" w:lineRule="auto"/>
+        <w:ind w:left="720"/>
+      </w:pPr>
+      <w:r>
+        <w:rPr>
+          <w:lang w:val="en_US" w:bidi="en_US"/>
+        </w:rPr>
+      </w:r>
+      <w:r>
+        <w:rPr>
+          <w:lang w:val="en_US" w:bidi="en_US"/>
+        </w:rPr>
+        <w:t>2 Kings 25:18</w:t>
+      </w:r>
+      <w:r>
+        <w:rPr>
+          <w:lang w:val="en_US" w:bidi="en_US"/>
+        </w:rPr>
+      </w:r>
+    </w:p>
+    <w:p>
+      <w:pPr>
+        <w:pStyle w:val="ListBullet"/>
+        <w:spacing w:line="240" w:lineRule="auto"/>
+        <w:ind w:left="720"/>
+      </w:pPr>
+      <w:r>
+        <w:rPr>
+          <w:lang w:val="en_US" w:bidi="en_US"/>
+        </w:rPr>
+      </w:r>
+      <w:r>
+        <w:rPr>
+          <w:lang w:val="en_US" w:bidi="en_US"/>
+        </w:rPr>
+        <w:t>Jeremiah 52:24–25</w:t>
+      </w:r>
+      <w:r>
+        <w:rPr>
+          <w:lang w:val="en_US" w:bidi="en_US"/>
+        </w:rPr>
+      </w:r>
+    </w:p>
+    <w:p>
+      <w:pPr>
+        <w:pStyle w:val="ListBullet"/>
+        <w:spacing w:line="240" w:lineRule="auto"/>
+        <w:ind w:left="720"/>
+      </w:pPr>
+      <w:r>
+        <w:rPr>
+          <w:lang w:val="en_US" w:bidi="en_US"/>
+        </w:rPr>
+      </w:r>
+      <w:r>
+        <w:rPr>
+          <w:lang w:val="en_US" w:bidi="en_US"/>
+        </w:rPr>
+        <w:t>Zechariah 6:9–11</w:t>
+      </w:r>
+      <w:r>
+        <w:rPr>
+          <w:lang w:val="en_US" w:bidi="en_US"/>
+        </w:rPr>
+      </w:r>
+    </w:p>
+    <w:p>
+      <w:pPr>
+        <w:pStyle w:val="ListBullet"/>
+        <w:spacing w:line="240" w:lineRule="auto"/>
+        <w:ind w:left="720"/>
+      </w:pPr>
+      <w:r>
+        <w:rPr>
+          <w:lang w:val="en_US" w:bidi="en_US"/>
+        </w:rPr>
+      </w:r>
+      <w:r>
+        <w:rPr>
+          <w:lang w:val="en_US" w:bidi="en_US"/>
+        </w:rPr>
+        <w:t>Zephaniah 1:3</w:t>
+      </w:r>
+      <w:r>
+        <w:rPr>
+          <w:lang w:val="en_US" w:bidi="en_US"/>
+        </w:rPr>
+      </w:r>
+      <w:r>
+        <w:rPr>
+          <w:lang w:val="en_US" w:bidi="en_US"/>
+        </w:rPr>
+      </w:r>
+    </w:p>
+    <w:p>
+      <w:pPr>
+        <w:pStyle w:val="Heading3"/>
+      </w:pPr>
+      <w:r>
+        <w:rPr>
+          <w:lang w:val="en_US" w:bidi="en_US"/>
+        </w:rPr>
+        <w:t>Word Data:</w:t>
+      </w:r>
+      <w:r>
+        <w:rPr>
+          <w:lang w:val="en_US" w:bidi="en_US"/>
+        </w:rPr>
+      </w:r>
+      <w:r>
+        <w:rPr>
+          <w:lang w:val="en_US" w:bidi="en_US"/>
+        </w:rPr>
+      </w:r>
+    </w:p>
+    <w:p>
+      <w:pPr>
+        <w:pStyle w:val="ListBullet"/>
+        <w:spacing w:line="240" w:lineRule="auto"/>
+        <w:ind w:left="720"/>
+      </w:pPr>
+      <w:r>
+        <w:rPr>
+          <w:lang w:val="en_US" w:bidi="en_US"/>
+        </w:rPr>
+      </w:r>
+      <w:r>
+        <w:rPr>
+          <w:lang w:val="en_US" w:bidi="en_US"/>
+        </w:rPr>
+        <w:t>Strong’s: H6846</w:t>
+      </w:r>
+      <w:r>
+        <w:rPr>
+          <w:lang w:val="en_US" w:bidi="en_US"/>
+        </w:rPr>
+      </w:r>
+      <w:r>
+        <w:rPr>
+          <w:lang w:val="en_US" w:bidi="en_US"/>
+        </w:rPr>
+      </w:r>
+      <w:r>
+        <w:rPr>
+          <w:lang w:val="en_US" w:bidi="en_US"/>
+        </w:rPr>
       </w:r>
     </w:p>
     <w:p>
@@ -1772,6 +4188,163 @@
           <w:lang w:val="en_US" w:bidi="en_US"/>
         </w:rPr>
       </w:r>
+    </w:p>
+    <w:p>
+      <w:pPr>
+        <w:pStyle w:val="Heading2"/>
+      </w:pPr>
+      <w:r>
+        <w:rPr>
+          <w:lang w:val="en_US" w:bidi="en_US"/>
+        </w:rPr>
+        <w:t>Zerubbabel</w:t>
+      </w:r>
+      <w:r>
+        <w:rPr>
+          <w:lang w:val="en_US" w:bidi="en_US"/>
+        </w:rPr>
+      </w:r>
+    </w:p>
+    <w:p>
+      <w:pPr>
+        <w:pStyle w:val="Heading3"/>
+      </w:pPr>
+      <w:r>
+        <w:rPr>
+          <w:lang w:val="en_US" w:bidi="en_US"/>
+        </w:rPr>
+        <w:t>Definition:</w:t>
+      </w:r>
+      <w:r>
+        <w:rPr>
+          <w:lang w:val="en_US" w:bidi="en_US"/>
+        </w:rPr>
+      </w:r>
+    </w:p>
+    <w:p>
+      <w:pPr/>
+      <w:r>
+        <w:rPr>
+          <w:lang w:val="en_US" w:bidi="en_US"/>
+        </w:rPr>
+      </w:r>
+      <w:r>
+        <w:rPr>
+          <w:lang w:val="en_US" w:bidi="en_US"/>
+        </w:rPr>
+        <w:t>Zerubbabel was the name of two Israelite men in the Old Testament.</w:t>
+      </w:r>
+      <w:r>
+        <w:rPr>
+          <w:lang w:val="en_US" w:bidi="en_US"/>
+        </w:rPr>
+      </w:r>
+      <w:r>
+        <w:rPr>
+          <w:lang w:val="en_US" w:bidi="en_US"/>
+        </w:rPr>
+      </w:r>
+    </w:p>
+    <w:p>
+      <w:pPr>
+        <w:pStyle w:val="ListBullet"/>
+        <w:spacing w:line="240" w:lineRule="auto"/>
+        <w:ind w:left="720"/>
+      </w:pPr>
+      <w:r>
+        <w:rPr>
+          <w:lang w:val="en_US" w:bidi="en_US"/>
+        </w:rPr>
+      </w:r>
+      <w:r>
+        <w:rPr>
+          <w:lang w:val="en_US" w:bidi="en_US"/>
+        </w:rPr>
+        <w:t>One of these was a descendant of Jehoiakim and Zedekiah.</w:t>
+      </w:r>
+      <w:r>
+        <w:rPr>
+          <w:lang w:val="en_US" w:bidi="en_US"/>
+        </w:rPr>
+      </w:r>
+    </w:p>
+    <w:p>
+      <w:pPr>
+        <w:pStyle w:val="ListBullet"/>
+        <w:spacing w:line="240" w:lineRule="auto"/>
+        <w:ind w:left="720"/>
+      </w:pPr>
+      <w:r>
+        <w:rPr>
+          <w:lang w:val="en_US" w:bidi="en_US"/>
+        </w:rPr>
+      </w:r>
+      <w:r>
+        <w:rPr>
+          <w:lang w:val="en_US" w:bidi="en_US"/>
+        </w:rPr>
+        <w:t>A different Zerubbabel, son of Shealtiel, was the head of the tribe of Judah during the time of Ezra and Nehemiah, when Cyrus king of Persia released the Israelites from their captivity in Babylon.</w:t>
+      </w:r>
+      <w:r>
+        <w:rPr>
+          <w:lang w:val="en_US" w:bidi="en_US"/>
+        </w:rPr>
+      </w:r>
+    </w:p>
+    <w:p>
+      <w:pPr>
+        <w:pStyle w:val="ListBullet"/>
+        <w:spacing w:line="240" w:lineRule="auto"/>
+        <w:ind w:left="720"/>
+      </w:pPr>
+      <w:r>
+        <w:rPr>
+          <w:lang w:val="en_US" w:bidi="en_US"/>
+        </w:rPr>
+      </w:r>
+      <w:r>
+        <w:rPr>
+          <w:lang w:val="en_US" w:bidi="en_US"/>
+        </w:rPr>
+        <w:t>Zerubbabel and the high priest Joshua were among those who helped rebuild the temple and altar of God.</w:t>
+      </w:r>
+      <w:r>
+        <w:rPr>
+          <w:lang w:val="en_US" w:bidi="en_US"/>
+        </w:rPr>
+      </w:r>
+      <w:r>
+        <w:rPr>
+          <w:lang w:val="en_US" w:bidi="en_US"/>
+        </w:rPr>
+      </w:r>
+    </w:p>
+    <w:p>
+      <w:pPr/>
+      <w:r>
+        <w:rPr>
+          <w:lang w:val="en_US" w:bidi="en_US"/>
+        </w:rPr>
+      </w:r>
+      <w:r>
+        <w:rPr>
+          <w:lang w:val="en_US" w:bidi="en_US"/>
+        </w:rPr>
+        <w:t>(Translation suggestions: How to Translate Names)</w:t>
+      </w:r>
+      <w:r>
+        <w:rPr>
+          <w:lang w:val="en_US" w:bidi="en_US"/>
+        </w:rPr>
+      </w:r>
+    </w:p>
+    <w:p>
+      <w:pPr/>
+      <w:r>
+        <w:rPr>
+          <w:lang w:val="en_US" w:bidi="en_US"/>
+        </w:rPr>
+      </w:r>
       <w:r>
         <w:rPr>
           <w:lang w:val="en_US" w:bidi="en_US"/>
@@ -1782,7 +4355,7 @@
         <w:rPr>
           <w:lang w:val="en_US" w:bidi="en_US"/>
         </w:rPr>
-        <w:t>Egypt</w:t>
+        <w:t>Babylon</w:t>
       </w:r>
       <w:r>
         <w:rPr>
@@ -1794,7 +4367,7 @@
         <w:rPr>
           <w:lang w:val="en_US" w:bidi="en_US"/>
         </w:rPr>
-        <w:t>Passover</w:t>
+        <w:t>captive</w:t>
       </w:r>
       <w:r>
         <w:rPr>
@@ -1806,7 +4379,103 @@
         <w:rPr>
           <w:lang w:val="en_US" w:bidi="en_US"/>
         </w:rPr>
-        <w:t>unleavened bread</w:t>
+        <w:t>Cyrus</w:t>
+      </w:r>
+      <w:r>
+        <w:rPr>
+          <w:lang w:val="en_US" w:bidi="en_US"/>
+        </w:rPr>
+        <w:t xml:space="preserve">, </w:t>
+      </w:r>
+      <w:r>
+        <w:rPr>
+          <w:lang w:val="en_US" w:bidi="en_US"/>
+        </w:rPr>
+        <w:t>Ezra</w:t>
+      </w:r>
+      <w:r>
+        <w:rPr>
+          <w:lang w:val="en_US" w:bidi="en_US"/>
+        </w:rPr>
+        <w:t xml:space="preserve">, </w:t>
+      </w:r>
+      <w:r>
+        <w:rPr>
+          <w:lang w:val="en_US" w:bidi="en_US"/>
+        </w:rPr>
+        <w:t>high priest</w:t>
+      </w:r>
+      <w:r>
+        <w:rPr>
+          <w:lang w:val="en_US" w:bidi="en_US"/>
+        </w:rPr>
+        <w:t xml:space="preserve">, </w:t>
+      </w:r>
+      <w:r>
+        <w:rPr>
+          <w:lang w:val="en_US" w:bidi="en_US"/>
+        </w:rPr>
+        <w:t>Jehoiakim</w:t>
+      </w:r>
+      <w:r>
+        <w:rPr>
+          <w:lang w:val="en_US" w:bidi="en_US"/>
+        </w:rPr>
+        <w:t xml:space="preserve">, </w:t>
+      </w:r>
+      <w:r>
+        <w:rPr>
+          <w:lang w:val="en_US" w:bidi="en_US"/>
+        </w:rPr>
+        <w:t>Joshua</w:t>
+      </w:r>
+      <w:r>
+        <w:rPr>
+          <w:lang w:val="en_US" w:bidi="en_US"/>
+        </w:rPr>
+        <w:t xml:space="preserve">, </w:t>
+      </w:r>
+      <w:r>
+        <w:rPr>
+          <w:lang w:val="en_US" w:bidi="en_US"/>
+        </w:rPr>
+        <w:t>Judah</w:t>
+      </w:r>
+      <w:r>
+        <w:rPr>
+          <w:lang w:val="en_US" w:bidi="en_US"/>
+        </w:rPr>
+        <w:t xml:space="preserve">, </w:t>
+      </w:r>
+      <w:r>
+        <w:rPr>
+          <w:lang w:val="en_US" w:bidi="en_US"/>
+        </w:rPr>
+        <w:t>Nehemiah</w:t>
+      </w:r>
+      <w:r>
+        <w:rPr>
+          <w:lang w:val="en_US" w:bidi="en_US"/>
+        </w:rPr>
+        <w:t xml:space="preserve">, </w:t>
+      </w:r>
+      <w:r>
+        <w:rPr>
+          <w:lang w:val="en_US" w:bidi="en_US"/>
+        </w:rPr>
+        <w:t>Persia</w:t>
+      </w:r>
+      <w:r>
+        <w:rPr>
+          <w:lang w:val="en_US" w:bidi="en_US"/>
+        </w:rPr>
+        <w:t xml:space="preserve">, </w:t>
+      </w:r>
+      <w:r>
+        <w:rPr>
+          <w:lang w:val="en_US" w:bidi="en_US"/>
+        </w:rPr>
+        <w:t>Zedekiah</w:t>
       </w:r>
       <w:r>
         <w:rPr>
@@ -1814,6 +4483,11 @@
         </w:rPr>
         <w:t>)</w:t>
       </w:r>
+      <w:r>
+        <w:rPr>
+          <w:lang w:val="en_US" w:bidi="en_US"/>
+        </w:rPr>
+      </w:r>
     </w:p>
     <w:p>
       <w:pPr>
@@ -1825,150 +4499,136 @@
         </w:rPr>
         <w:t>Bible References:</w:t>
       </w:r>
-    </w:p>
-    <w:p>
-      <w:pPr>
-        <w:pStyle w:val="ListBullet"/>
-        <w:spacing w:line="240" w:lineRule="auto"/>
-        <w:ind w:left="720"/>
-      </w:pPr>
-      <w:r>
-        <w:rPr>
-          <w:lang w:val="en_US" w:bidi="en_US"/>
-        </w:rPr>
-      </w:r>
-      <w:hyperlink r:id="rId35">
-        <w:r>
-          <w:rPr>
-            <w:lang w:val="en_US" w:bidi="en_US"/>
-          </w:rPr>
-          <w:rPr>
-            <w:color w:val="0000EE"/>
-            <w:u w:val="single"/>
-          </w:rPr>
-          <w:t>Exodus 12:8</w:t>
-        </w:r>
-      </w:hyperlink>
-    </w:p>
-    <w:p>
-      <w:pPr>
-        <w:pStyle w:val="ListBullet"/>
-        <w:spacing w:line="240" w:lineRule="auto"/>
-        <w:ind w:left="720"/>
-      </w:pPr>
-      <w:r>
-        <w:rPr>
-          <w:lang w:val="en_US" w:bidi="en_US"/>
-        </w:rPr>
-      </w:r>
-      <w:hyperlink r:id="rId36">
-        <w:r>
-          <w:rPr>
-            <w:lang w:val="en_US" w:bidi="en_US"/>
-          </w:rPr>
-          <w:rPr>
-            <w:color w:val="0000EE"/>
-            <w:u w:val="single"/>
-          </w:rPr>
-          <w:t>Galatians 5:9–10</w:t>
-        </w:r>
-      </w:hyperlink>
-    </w:p>
-    <w:p>
-      <w:pPr>
-        <w:pStyle w:val="ListBullet"/>
-        <w:spacing w:line="240" w:lineRule="auto"/>
-        <w:ind w:left="720"/>
-      </w:pPr>
-      <w:r>
-        <w:rPr>
-          <w:lang w:val="en_US" w:bidi="en_US"/>
-        </w:rPr>
-      </w:r>
-      <w:hyperlink r:id="rId37">
-        <w:r>
-          <w:rPr>
-            <w:lang w:val="en_US" w:bidi="en_US"/>
-          </w:rPr>
-          <w:rPr>
-            <w:color w:val="0000EE"/>
-            <w:u w:val="single"/>
-          </w:rPr>
-          <w:t>Luke 12:1</w:t>
-        </w:r>
-      </w:hyperlink>
-    </w:p>
-    <w:p>
-      <w:pPr>
-        <w:pStyle w:val="ListBullet"/>
-        <w:spacing w:line="240" w:lineRule="auto"/>
-        <w:ind w:left="720"/>
-      </w:pPr>
-      <w:r>
-        <w:rPr>
-          <w:lang w:val="en_US" w:bidi="en_US"/>
-        </w:rPr>
-      </w:r>
-      <w:hyperlink r:id="rId38">
-        <w:r>
-          <w:rPr>
-            <w:lang w:val="en_US" w:bidi="en_US"/>
-          </w:rPr>
-          <w:rPr>
-            <w:color w:val="0000EE"/>
-            <w:u w:val="single"/>
-          </w:rPr>
-          <w:t>Luke 13:21</w:t>
-        </w:r>
-      </w:hyperlink>
-    </w:p>
-    <w:p>
-      <w:pPr>
-        <w:pStyle w:val="ListBullet"/>
-        <w:spacing w:line="240" w:lineRule="auto"/>
-        <w:ind w:left="720"/>
-      </w:pPr>
-      <w:r>
-        <w:rPr>
-          <w:lang w:val="en_US" w:bidi="en_US"/>
-        </w:rPr>
-      </w:r>
-      <w:hyperlink r:id="rId39">
-        <w:r>
-          <w:rPr>
-            <w:lang w:val="en_US" w:bidi="en_US"/>
-          </w:rPr>
-          <w:rPr>
-            <w:color w:val="0000EE"/>
-            <w:u w:val="single"/>
-          </w:rPr>
-          <w:t>Matthew 13:33</w:t>
-        </w:r>
-      </w:hyperlink>
-    </w:p>
-    <w:p>
-      <w:pPr>
-        <w:pStyle w:val="ListBullet"/>
-        <w:spacing w:line="240" w:lineRule="auto"/>
-        <w:ind w:left="720"/>
-      </w:pPr>
-      <w:r>
-        <w:rPr>
-          <w:lang w:val="en_US" w:bidi="en_US"/>
-        </w:rPr>
-      </w:r>
-      <w:hyperlink r:id="rId40">
-        <w:r>
-          <w:rPr>
-            <w:lang w:val="en_US" w:bidi="en_US"/>
-          </w:rPr>
-          <w:rPr>
-            <w:color w:val="0000EE"/>
-            <w:u w:val="single"/>
-          </w:rPr>
-          <w:t>Matthew 16:8</w:t>
-        </w:r>
-      </w:hyperlink>
+      <w:r>
+        <w:rPr>
+          <w:lang w:val="en_US" w:bidi="en_US"/>
+        </w:rPr>
+      </w:r>
+      <w:r>
+        <w:rPr>
+          <w:lang w:val="en_US" w:bidi="en_US"/>
+        </w:rPr>
+      </w:r>
+    </w:p>
+    <w:p>
+      <w:pPr>
+        <w:pStyle w:val="ListBullet"/>
+        <w:spacing w:line="240" w:lineRule="auto"/>
+        <w:ind w:left="720"/>
+      </w:pPr>
+      <w:r>
+        <w:rPr>
+          <w:lang w:val="en_US" w:bidi="en_US"/>
+        </w:rPr>
+      </w:r>
+      <w:r>
+        <w:rPr>
+          <w:lang w:val="en_US" w:bidi="en_US"/>
+        </w:rPr>
+        <w:t>1 Chronicles 3:19–21</w:t>
+      </w:r>
+      <w:r>
+        <w:rPr>
+          <w:lang w:val="en_US" w:bidi="en_US"/>
+        </w:rPr>
+      </w:r>
+    </w:p>
+    <w:p>
+      <w:pPr>
+        <w:pStyle w:val="ListBullet"/>
+        <w:spacing w:line="240" w:lineRule="auto"/>
+        <w:ind w:left="720"/>
+      </w:pPr>
+      <w:r>
+        <w:rPr>
+          <w:lang w:val="en_US" w:bidi="en_US"/>
+        </w:rPr>
+      </w:r>
+      <w:r>
+        <w:rPr>
+          <w:lang w:val="en_US" w:bidi="en_US"/>
+        </w:rPr>
+        <w:t>Ezra 2:1–2</w:t>
+      </w:r>
+      <w:r>
+        <w:rPr>
+          <w:lang w:val="en_US" w:bidi="en_US"/>
+        </w:rPr>
+      </w:r>
+    </w:p>
+    <w:p>
+      <w:pPr>
+        <w:pStyle w:val="ListBullet"/>
+        <w:spacing w:line="240" w:lineRule="auto"/>
+        <w:ind w:left="720"/>
+      </w:pPr>
+      <w:r>
+        <w:rPr>
+          <w:lang w:val="en_US" w:bidi="en_US"/>
+        </w:rPr>
+      </w:r>
+      <w:r>
+        <w:rPr>
+          <w:lang w:val="en_US" w:bidi="en_US"/>
+        </w:rPr>
+        <w:t>Ezra 3:8–9</w:t>
+      </w:r>
+      <w:r>
+        <w:rPr>
+          <w:lang w:val="en_US" w:bidi="en_US"/>
+        </w:rPr>
+      </w:r>
+    </w:p>
+    <w:p>
+      <w:pPr>
+        <w:pStyle w:val="ListBullet"/>
+        <w:spacing w:line="240" w:lineRule="auto"/>
+        <w:ind w:left="720"/>
+      </w:pPr>
+      <w:r>
+        <w:rPr>
+          <w:lang w:val="en_US" w:bidi="en_US"/>
+        </w:rPr>
+      </w:r>
+      <w:r>
+        <w:rPr>
+          <w:lang w:val="en_US" w:bidi="en_US"/>
+        </w:rPr>
+        <w:t>Luke 3:27–29</w:t>
+      </w:r>
+      <w:r>
+        <w:rPr>
+          <w:lang w:val="en_US" w:bidi="en_US"/>
+        </w:rPr>
+      </w:r>
+    </w:p>
+    <w:p>
+      <w:pPr>
+        <w:pStyle w:val="ListBullet"/>
+        <w:spacing w:line="240" w:lineRule="auto"/>
+        <w:ind w:left="720"/>
+      </w:pPr>
+      <w:r>
+        <w:rPr>
+          <w:lang w:val="en_US" w:bidi="en_US"/>
+        </w:rPr>
+      </w:r>
+      <w:r>
+        <w:rPr>
+          <w:lang w:val="en_US" w:bidi="en_US"/>
+        </w:rPr>
+        <w:t>Matthew 1:12</w:t>
+      </w:r>
+      <w:r>
+        <w:rPr>
+          <w:lang w:val="en_US" w:bidi="en_US"/>
+        </w:rPr>
+      </w:r>
+      <w:r>
+        <w:rPr>
+          <w:lang w:val="en_US" w:bidi="en_US"/>
+        </w:rPr>
+      </w:r>
     </w:p>
     <w:p>
       <w:pPr>
@@ -1980,23 +4640,38 @@
         </w:rPr>
         <w:t>Word Data:</w:t>
       </w:r>
-    </w:p>
-    <w:p>
-      <w:pPr>
-        <w:pStyle w:val="ListBullet"/>
-        <w:spacing w:line="240" w:lineRule="auto"/>
-        <w:ind w:left="720"/>
-      </w:pPr>
-      <w:r>
-        <w:rPr>
-          <w:lang w:val="en_US" w:bidi="en_US"/>
-        </w:rPr>
-      </w:r>
-      <w:r>
-        <w:rPr>
-          <w:lang w:val="en_US" w:bidi="en_US"/>
-        </w:rPr>
-        <w:t>Strong’s: H2556, H2557, H4682, H7603, G01060, G22190, G22200</w:t>
+      <w:r>
+        <w:rPr>
+          <w:lang w:val="en_US" w:bidi="en_US"/>
+        </w:rPr>
+      </w:r>
+      <w:r>
+        <w:rPr>
+          <w:lang w:val="en_US" w:bidi="en_US"/>
+        </w:rPr>
+      </w:r>
+    </w:p>
+    <w:p>
+      <w:pPr>
+        <w:pStyle w:val="ListBullet"/>
+        <w:spacing w:line="240" w:lineRule="auto"/>
+        <w:ind w:left="720"/>
+      </w:pPr>
+      <w:r>
+        <w:rPr>
+          <w:lang w:val="en_US" w:bidi="en_US"/>
+        </w:rPr>
+      </w:r>
+      <w:r>
+        <w:rPr>
+          <w:lang w:val="en_US" w:bidi="en_US"/>
+        </w:rPr>
+        <w:t>Strong’s: H2216, H2217, G22160</w:t>
+      </w:r>
+      <w:r>
+        <w:rPr>
+          <w:lang w:val="en_US" w:bidi="en_US"/>
+        </w:rPr>
       </w:r>
       <w:r>
         <w:rPr>
@@ -2025,7 +4700,7 @@
         <w:rPr>
           <w:lang w:val="en_US" w:bidi="en_US"/>
         </w:rPr>
-        <w:t>Yoke</w:t>
+        <w:t>Zilpah</w:t>
       </w:r>
       <w:r>
         <w:rPr>
@@ -2043,6 +4718,11 @@
         </w:rPr>
         <w:t>Definition:</w:t>
       </w:r>
+      <w:r>
+        <w:rPr>
+          <w:lang w:val="en_US" w:bidi="en_US"/>
+        </w:rPr>
+      </w:r>
     </w:p>
     <w:p>
       <w:pPr/>
@@ -2055,97 +4735,68 @@
         <w:rPr>
           <w:lang w:val="en_US" w:bidi="en_US"/>
         </w:rPr>
-        <w:t>A yoke is a piece of wood or metal attached to two or more animals to connect them for the purpose of pulling a plow or a cart. There are also several figurative meanings for this term.</w:t>
-      </w:r>
-    </w:p>
-    <w:p>
-      <w:pPr>
-        <w:pStyle w:val="ListBullet"/>
-        <w:spacing w:line="240" w:lineRule="auto"/>
-        <w:ind w:left="720"/>
-      </w:pPr>
-      <w:r>
-        <w:rPr>
-          <w:lang w:val="en_US" w:bidi="en_US"/>
-        </w:rPr>
-      </w:r>
-      <w:r>
-        <w:rPr>
-          <w:lang w:val="en_US" w:bidi="en_US"/>
-        </w:rPr>
-        <w:t>The term “yoke” is used figuratively to refer to something that joins people for the purpose of working together, such as in serving Jesus.</w:t>
-      </w:r>
-    </w:p>
-    <w:p>
-      <w:pPr>
-        <w:pStyle w:val="ListBullet"/>
-        <w:spacing w:line="240" w:lineRule="auto"/>
-        <w:ind w:left="720"/>
-      </w:pPr>
-      <w:r>
-        <w:rPr>
-          <w:lang w:val="en_US" w:bidi="en_US"/>
-        </w:rPr>
-      </w:r>
-      <w:r>
-        <w:rPr>
-          <w:lang w:val="en_US" w:bidi="en_US"/>
-        </w:rPr>
-        <w:t>Paul used the term “yokefellow” to refer to someone who was serving Christ as he was. This could also be translated as “fellow worker” or “fellow servant” or “coworker.”</w:t>
-      </w:r>
-    </w:p>
-    <w:p>
-      <w:pPr>
-        <w:pStyle w:val="ListBullet"/>
-        <w:spacing w:line="240" w:lineRule="auto"/>
-        <w:ind w:left="720"/>
-      </w:pPr>
-      <w:r>
-        <w:rPr>
-          <w:lang w:val="en_US" w:bidi="en_US"/>
-        </w:rPr>
-      </w:r>
-      <w:r>
-        <w:rPr>
-          <w:lang w:val="en_US" w:bidi="en_US"/>
-        </w:rPr>
-        <w:t>The term “yoke” is also often used figuratively to refer to a heavy load that someone has to carry, such as when being oppressed by slavery or persecution.</w:t>
-      </w:r>
-    </w:p>
-    <w:p>
-      <w:pPr>
-        <w:pStyle w:val="ListBullet"/>
-        <w:spacing w:line="240" w:lineRule="auto"/>
-        <w:ind w:left="720"/>
-      </w:pPr>
-      <w:r>
-        <w:rPr>
-          <w:lang w:val="en_US" w:bidi="en_US"/>
-        </w:rPr>
-      </w:r>
-      <w:r>
-        <w:rPr>
-          <w:lang w:val="en_US" w:bidi="en_US"/>
-        </w:rPr>
-        <w:t>In most contexts, it is best to translate this term literally, using the local term for a yoke that is used for farming.</w:t>
-      </w:r>
-    </w:p>
-    <w:p>
-      <w:pPr>
-        <w:pStyle w:val="ListBullet"/>
-        <w:spacing w:line="240" w:lineRule="auto"/>
-        <w:ind w:left="720"/>
-      </w:pPr>
-      <w:r>
-        <w:rPr>
-          <w:lang w:val="en_US" w:bidi="en_US"/>
-        </w:rPr>
-      </w:r>
-      <w:r>
-        <w:rPr>
-          <w:lang w:val="en_US" w:bidi="en_US"/>
-        </w:rPr>
-        <w:t>Other ways to translate the figurative use of this term could be, “oppressive burden” or “heavy load” or “bond,” depending on the context.</w:t>
+        <w:t>Zilpah was one of Jacob’s wives. She was the mother of Jacob’s two sons Gad and Asher.</w:t>
+      </w:r>
+      <w:r>
+        <w:rPr>
+          <w:lang w:val="en_US" w:bidi="en_US"/>
+        </w:rPr>
+      </w:r>
+      <w:r>
+        <w:rPr>
+          <w:lang w:val="en_US" w:bidi="en_US"/>
+        </w:rPr>
+      </w:r>
+    </w:p>
+    <w:p>
+      <w:pPr>
+        <w:pStyle w:val="ListBullet"/>
+        <w:spacing w:line="240" w:lineRule="auto"/>
+        <w:ind w:left="720"/>
+      </w:pPr>
+      <w:r>
+        <w:rPr>
+          <w:lang w:val="en_US" w:bidi="en_US"/>
+        </w:rPr>
+      </w:r>
+      <w:r>
+        <w:rPr>
+          <w:lang w:val="en_US" w:bidi="en_US"/>
+        </w:rPr>
+        <w:t>Laban gave Zilpah to Leah as a servant when Leah married Jacob.</w:t>
+      </w:r>
+      <w:r>
+        <w:rPr>
+          <w:lang w:val="en_US" w:bidi="en_US"/>
+        </w:rPr>
+      </w:r>
+    </w:p>
+    <w:p>
+      <w:pPr>
+        <w:pStyle w:val="ListBullet"/>
+        <w:spacing w:line="240" w:lineRule="auto"/>
+        <w:ind w:left="720"/>
+      </w:pPr>
+      <w:r>
+        <w:rPr>
+          <w:lang w:val="en_US" w:bidi="en_US"/>
+        </w:rPr>
+      </w:r>
+      <w:r>
+        <w:rPr>
+          <w:lang w:val="en_US" w:bidi="en_US"/>
+        </w:rPr>
+        <w:t>When Leah stopped having children, she gave Zilpah to Jacob as a wife to bear more children for her.</w:t>
+      </w:r>
+      <w:r>
+        <w:rPr>
+          <w:lang w:val="en_US" w:bidi="en_US"/>
+        </w:rPr>
+      </w:r>
+      <w:r>
+        <w:rPr>
+          <w:lang w:val="en_US" w:bidi="en_US"/>
+        </w:rPr>
       </w:r>
     </w:p>
     <w:p>
@@ -2159,13 +4810,32 @@
         <w:rPr>
           <w:lang w:val="en_US" w:bidi="en_US"/>
         </w:rPr>
+        <w:t>(Translation suggestions: How to Translate Names)</w:t>
+      </w:r>
+      <w:r>
+        <w:rPr>
+          <w:lang w:val="en_US" w:bidi="en_US"/>
+        </w:rPr>
+      </w:r>
+    </w:p>
+    <w:p>
+      <w:pPr/>
+      <w:r>
+        <w:rPr>
+          <w:lang w:val="en_US" w:bidi="en_US"/>
+        </w:rPr>
+      </w:r>
+      <w:r>
+        <w:rPr>
+          <w:lang w:val="en_US" w:bidi="en_US"/>
+        </w:rPr>
         <w:t xml:space="preserve">(See also: </w:t>
       </w:r>
       <w:r>
         <w:rPr>
           <w:lang w:val="en_US" w:bidi="en_US"/>
         </w:rPr>
-        <w:t>bind</w:t>
+        <w:t>Jacob</w:t>
       </w:r>
       <w:r>
         <w:rPr>
@@ -2177,7 +4847,7 @@
         <w:rPr>
           <w:lang w:val="en_US" w:bidi="en_US"/>
         </w:rPr>
-        <w:t>burden</w:t>
+        <w:t>Leah</w:t>
       </w:r>
       <w:r>
         <w:rPr>
@@ -2189,7 +4859,7 @@
         <w:rPr>
           <w:lang w:val="en_US" w:bidi="en_US"/>
         </w:rPr>
-        <w:t>oppress</w:t>
+        <w:t>Gad</w:t>
       </w:r>
       <w:r>
         <w:rPr>
@@ -2201,7 +4871,302 @@
         <w:rPr>
           <w:lang w:val="en_US" w:bidi="en_US"/>
         </w:rPr>
-        <w:t>persecute</w:t>
+        <w:t>Asher</w:t>
+      </w:r>
+      <w:r>
+        <w:rPr>
+          <w:lang w:val="en_US" w:bidi="en_US"/>
+        </w:rPr>
+        <w:t>)</w:t>
+      </w:r>
+      <w:r>
+        <w:rPr>
+          <w:lang w:val="en_US" w:bidi="en_US"/>
+        </w:rPr>
+      </w:r>
+    </w:p>
+    <w:p>
+      <w:pPr>
+        <w:pStyle w:val="Heading3"/>
+      </w:pPr>
+      <w:r>
+        <w:rPr>
+          <w:lang w:val="en_US" w:bidi="en_US"/>
+        </w:rPr>
+        <w:t>Bible References:</w:t>
+      </w:r>
+      <w:r>
+        <w:rPr>
+          <w:lang w:val="en_US" w:bidi="en_US"/>
+        </w:rPr>
+      </w:r>
+      <w:r>
+        <w:rPr>
+          <w:lang w:val="en_US" w:bidi="en_US"/>
+        </w:rPr>
+      </w:r>
+    </w:p>
+    <w:p>
+      <w:pPr>
+        <w:pStyle w:val="ListBullet"/>
+        <w:spacing w:line="240" w:lineRule="auto"/>
+        <w:ind w:left="720"/>
+      </w:pPr>
+      <w:r>
+        <w:rPr>
+          <w:lang w:val="en_US" w:bidi="en_US"/>
+        </w:rPr>
+      </w:r>
+      <w:r>
+        <w:rPr>
+          <w:lang w:val="en_US" w:bidi="en_US"/>
+        </w:rPr>
+        <w:t>Genesis 29:23</w:t>
+      </w:r>
+      <w:r>
+        <w:rPr>
+          <w:lang w:val="en_US" w:bidi="en_US"/>
+        </w:rPr>
+      </w:r>
+    </w:p>
+    <w:p>
+      <w:pPr>
+        <w:pStyle w:val="ListBullet"/>
+        <w:spacing w:line="240" w:lineRule="auto"/>
+        <w:ind w:left="720"/>
+      </w:pPr>
+      <w:r>
+        <w:rPr>
+          <w:lang w:val="en_US" w:bidi="en_US"/>
+        </w:rPr>
+      </w:r>
+      <w:r>
+        <w:rPr>
+          <w:lang w:val="en_US" w:bidi="en_US"/>
+        </w:rPr>
+        <w:t>Genesis 30:9</w:t>
+      </w:r>
+      <w:r>
+        <w:rPr>
+          <w:lang w:val="en_US" w:bidi="en_US"/>
+        </w:rPr>
+      </w:r>
+      <w:r>
+        <w:rPr>
+          <w:lang w:val="en_US" w:bidi="en_US"/>
+        </w:rPr>
+      </w:r>
+    </w:p>
+    <w:p>
+      <w:pPr>
+        <w:pStyle w:val="Heading3"/>
+      </w:pPr>
+      <w:r>
+        <w:rPr>
+          <w:lang w:val="en_US" w:bidi="en_US"/>
+        </w:rPr>
+        <w:t>Word Data:</w:t>
+      </w:r>
+      <w:r>
+        <w:rPr>
+          <w:lang w:val="en_US" w:bidi="en_US"/>
+        </w:rPr>
+      </w:r>
+      <w:r>
+        <w:rPr>
+          <w:lang w:val="en_US" w:bidi="en_US"/>
+        </w:rPr>
+      </w:r>
+    </w:p>
+    <w:p>
+      <w:pPr>
+        <w:pStyle w:val="ListBullet"/>
+        <w:spacing w:line="240" w:lineRule="auto"/>
+        <w:ind w:left="720"/>
+      </w:pPr>
+      <w:r>
+        <w:rPr>
+          <w:lang w:val="en_US" w:bidi="en_US"/>
+        </w:rPr>
+      </w:r>
+      <w:r>
+        <w:rPr>
+          <w:lang w:val="en_US" w:bidi="en_US"/>
+        </w:rPr>
+        <w:t>Strong’s: H2153</w:t>
+      </w:r>
+      <w:r>
+        <w:rPr>
+          <w:lang w:val="en_US" w:bidi="en_US"/>
+        </w:rPr>
+      </w:r>
+      <w:r>
+        <w:rPr>
+          <w:lang w:val="en_US" w:bidi="en_US"/>
+        </w:rPr>
+      </w:r>
+      <w:r>
+        <w:rPr>
+          <w:lang w:val="en_US" w:bidi="en_US"/>
+        </w:rPr>
+      </w:r>
+    </w:p>
+    <w:p>
+      <w:pPr/>
+      <w:r>
+        <w:rPr>
+          <w:lang w:val="en_US" w:bidi="en_US"/>
+        </w:rPr>
+      </w:r>
+    </w:p>
+    <w:p>
+      <w:pPr>
+        <w:pStyle w:val="Heading2"/>
+      </w:pPr>
+      <w:r>
+        <w:rPr>
+          <w:lang w:val="en_US" w:bidi="en_US"/>
+        </w:rPr>
+        <w:t>Zion, Mount Zion</w:t>
+      </w:r>
+      <w:r>
+        <w:rPr>
+          <w:lang w:val="en_US" w:bidi="en_US"/>
+        </w:rPr>
+      </w:r>
+    </w:p>
+    <w:p>
+      <w:pPr>
+        <w:pStyle w:val="Heading3"/>
+      </w:pPr>
+      <w:r>
+        <w:rPr>
+          <w:lang w:val="en_US" w:bidi="en_US"/>
+        </w:rPr>
+        <w:t>Definition:</w:t>
+      </w:r>
+      <w:r>
+        <w:rPr>
+          <w:lang w:val="en_US" w:bidi="en_US"/>
+        </w:rPr>
+      </w:r>
+    </w:p>
+    <w:p>
+      <w:pPr/>
+      <w:r>
+        <w:rPr>
+          <w:lang w:val="en_US" w:bidi="en_US"/>
+        </w:rPr>
+      </w:r>
+      <w:r>
+        <w:rPr>
+          <w:lang w:val="en_US" w:bidi="en_US"/>
+        </w:rPr>
+        <w:t>Originally, the term “Zion” or “Mount Zion” referred to a stronghold or fortress that King David captured from the Jebusites. Both these terms became other ways of referring to Jerusalem.</w:t>
+      </w:r>
+      <w:r>
+        <w:rPr>
+          <w:lang w:val="en_US" w:bidi="en_US"/>
+        </w:rPr>
+      </w:r>
+      <w:r>
+        <w:rPr>
+          <w:lang w:val="en_US" w:bidi="en_US"/>
+        </w:rPr>
+      </w:r>
+    </w:p>
+    <w:p>
+      <w:pPr>
+        <w:pStyle w:val="ListBullet"/>
+        <w:spacing w:line="240" w:lineRule="auto"/>
+        <w:ind w:left="720"/>
+      </w:pPr>
+      <w:r>
+        <w:rPr>
+          <w:lang w:val="en_US" w:bidi="en_US"/>
+        </w:rPr>
+      </w:r>
+      <w:r>
+        <w:rPr>
+          <w:lang w:val="en_US" w:bidi="en_US"/>
+        </w:rPr>
+        <w:t>Mount Zion and Mount Moriah were two of the hills that the city of Jerusalem was located on. Later, “Zion” and “Mount Zion” became used as general terms to refer to both of these mountains and to the city of Jerusalem. Sometimes they also referred to the temple that was located in Jerusalem. (See: metonymy)</w:t>
+      </w:r>
+      <w:r>
+        <w:rPr>
+          <w:lang w:val="en_US" w:bidi="en_US"/>
+        </w:rPr>
+      </w:r>
+    </w:p>
+    <w:p>
+      <w:pPr>
+        <w:pStyle w:val="ListBullet"/>
+        <w:spacing w:line="240" w:lineRule="auto"/>
+        <w:ind w:left="720"/>
+      </w:pPr>
+      <w:r>
+        <w:rPr>
+          <w:lang w:val="en_US" w:bidi="en_US"/>
+        </w:rPr>
+      </w:r>
+      <w:r>
+        <w:rPr>
+          <w:lang w:val="en_US" w:bidi="en_US"/>
+        </w:rPr>
+        <w:t>David named Zion, or Jerusalem, the “City of David.” This is different from David’s hometown, Bethlehem, which was also called the City of David.</w:t>
+      </w:r>
+      <w:r>
+        <w:rPr>
+          <w:lang w:val="en_US" w:bidi="en_US"/>
+        </w:rPr>
+      </w:r>
+    </w:p>
+    <w:p>
+      <w:pPr>
+        <w:pStyle w:val="ListBullet"/>
+        <w:spacing w:line="240" w:lineRule="auto"/>
+        <w:ind w:left="720"/>
+      </w:pPr>
+      <w:r>
+        <w:rPr>
+          <w:lang w:val="en_US" w:bidi="en_US"/>
+        </w:rPr>
+      </w:r>
+      <w:r>
+        <w:rPr>
+          <w:lang w:val="en_US" w:bidi="en_US"/>
+        </w:rPr>
+        <w:t>The term “Zion” is used in other figurative ways, to refer to Israel or to God’s spiritual kingdom or to the new, heavenly Jerusalem that God will create.</w:t>
+      </w:r>
+      <w:r>
+        <w:rPr>
+          <w:lang w:val="en_US" w:bidi="en_US"/>
+        </w:rPr>
+      </w:r>
+      <w:r>
+        <w:rPr>
+          <w:lang w:val="en_US" w:bidi="en_US"/>
+        </w:rPr>
+      </w:r>
+    </w:p>
+    <w:p>
+      <w:pPr/>
+      <w:r>
+        <w:rPr>
+          <w:lang w:val="en_US" w:bidi="en_US"/>
+        </w:rPr>
+      </w:r>
+      <w:r>
+        <w:rPr>
+          <w:lang w:val="en_US" w:bidi="en_US"/>
+        </w:rPr>
+        <w:t xml:space="preserve">(See also: </w:t>
+      </w:r>
+      <w:r>
+        <w:rPr>
+          <w:lang w:val="en_US" w:bidi="en_US"/>
+        </w:rPr>
+        <w:t>Abraham</w:t>
       </w:r>
       <w:r>
         <w:rPr>
@@ -2213,7 +5178,43 @@
         <w:rPr>
           <w:lang w:val="en_US" w:bidi="en_US"/>
         </w:rPr>
-        <w:t>servant</w:t>
+        <w:t>David</w:t>
+      </w:r>
+      <w:r>
+        <w:rPr>
+          <w:lang w:val="en_US" w:bidi="en_US"/>
+        </w:rPr>
+        <w:t xml:space="preserve">, </w:t>
+      </w:r>
+      <w:r>
+        <w:rPr>
+          <w:lang w:val="en_US" w:bidi="en_US"/>
+        </w:rPr>
+        <w:t>Jerusalem</w:t>
+      </w:r>
+      <w:r>
+        <w:rPr>
+          <w:lang w:val="en_US" w:bidi="en_US"/>
+        </w:rPr>
+        <w:t xml:space="preserve">, </w:t>
+      </w:r>
+      <w:r>
+        <w:rPr>
+          <w:lang w:val="en_US" w:bidi="en_US"/>
+        </w:rPr>
+        <w:t>Bethlehem</w:t>
+      </w:r>
+      <w:r>
+        <w:rPr>
+          <w:lang w:val="en_US" w:bidi="en_US"/>
+        </w:rPr>
+        <w:t xml:space="preserve">, </w:t>
+      </w:r>
+      <w:r>
+        <w:rPr>
+          <w:lang w:val="en_US" w:bidi="en_US"/>
+        </w:rPr>
+        <w:t>Jebusites</w:t>
       </w:r>
       <w:r>
         <w:rPr>
@@ -2221,6 +5222,11 @@
         </w:rPr>
         <w:t>)</w:t>
       </w:r>
+      <w:r>
+        <w:rPr>
+          <w:lang w:val="en_US" w:bidi="en_US"/>
+        </w:rPr>
+      </w:r>
     </w:p>
     <w:p>
       <w:pPr>
@@ -2232,174 +5238,136 @@
         </w:rPr>
         <w:t>Bible References:</w:t>
       </w:r>
-    </w:p>
-    <w:p>
-      <w:pPr>
-        <w:pStyle w:val="ListBullet"/>
-        <w:spacing w:line="240" w:lineRule="auto"/>
-        <w:ind w:left="720"/>
-      </w:pPr>
-      <w:r>
-        <w:rPr>
-          <w:lang w:val="en_US" w:bidi="en_US"/>
-        </w:rPr>
-      </w:r>
-      <w:hyperlink r:id="rId41">
-        <w:r>
-          <w:rPr>
-            <w:lang w:val="en_US" w:bidi="en_US"/>
-          </w:rPr>
-          <w:rPr>
-            <w:color w:val="0000EE"/>
-            <w:u w:val="single"/>
-          </w:rPr>
-          <w:t>Acts 15:10</w:t>
-        </w:r>
-      </w:hyperlink>
-    </w:p>
-    <w:p>
-      <w:pPr>
-        <w:pStyle w:val="ListBullet"/>
-        <w:spacing w:line="240" w:lineRule="auto"/>
-        <w:ind w:left="720"/>
-      </w:pPr>
-      <w:r>
-        <w:rPr>
-          <w:lang w:val="en_US" w:bidi="en_US"/>
-        </w:rPr>
-      </w:r>
-      <w:hyperlink r:id="rId42">
-        <w:r>
-          <w:rPr>
-            <w:lang w:val="en_US" w:bidi="en_US"/>
-          </w:rPr>
-          <w:rPr>
-            <w:color w:val="0000EE"/>
-            <w:u w:val="single"/>
-          </w:rPr>
-          <w:t>Galatians 5:1</w:t>
-        </w:r>
-      </w:hyperlink>
-    </w:p>
-    <w:p>
-      <w:pPr>
-        <w:pStyle w:val="ListBullet"/>
-        <w:spacing w:line="240" w:lineRule="auto"/>
-        <w:ind w:left="720"/>
-      </w:pPr>
-      <w:r>
-        <w:rPr>
-          <w:lang w:val="en_US" w:bidi="en_US"/>
-        </w:rPr>
-      </w:r>
-      <w:hyperlink r:id="rId43">
-        <w:r>
-          <w:rPr>
-            <w:lang w:val="en_US" w:bidi="en_US"/>
-          </w:rPr>
-          <w:rPr>
-            <w:color w:val="0000EE"/>
-            <w:u w:val="single"/>
-          </w:rPr>
-          <w:t>Genesis 27:40</w:t>
-        </w:r>
-      </w:hyperlink>
-    </w:p>
-    <w:p>
-      <w:pPr>
-        <w:pStyle w:val="ListBullet"/>
-        <w:spacing w:line="240" w:lineRule="auto"/>
-        <w:ind w:left="720"/>
-      </w:pPr>
-      <w:r>
-        <w:rPr>
-          <w:lang w:val="en_US" w:bidi="en_US"/>
-        </w:rPr>
-      </w:r>
-      <w:hyperlink r:id="rId44">
-        <w:r>
-          <w:rPr>
-            <w:lang w:val="en_US" w:bidi="en_US"/>
-          </w:rPr>
-          <w:rPr>
-            <w:color w:val="0000EE"/>
-            <w:u w:val="single"/>
-          </w:rPr>
-          <w:t>Isaiah 9:4</w:t>
-        </w:r>
-      </w:hyperlink>
-    </w:p>
-    <w:p>
-      <w:pPr>
-        <w:pStyle w:val="ListBullet"/>
-        <w:spacing w:line="240" w:lineRule="auto"/>
-        <w:ind w:left="720"/>
-      </w:pPr>
-      <w:r>
-        <w:rPr>
-          <w:lang w:val="en_US" w:bidi="en_US"/>
-        </w:rPr>
-      </w:r>
-      <w:hyperlink r:id="rId45">
-        <w:r>
-          <w:rPr>
-            <w:lang w:val="en_US" w:bidi="en_US"/>
-          </w:rPr>
-          <w:rPr>
-            <w:color w:val="0000EE"/>
-            <w:u w:val="single"/>
-          </w:rPr>
-          <w:t>Jeremiah 27:4</w:t>
-        </w:r>
-      </w:hyperlink>
-    </w:p>
-    <w:p>
-      <w:pPr>
-        <w:pStyle w:val="ListBullet"/>
-        <w:spacing w:line="240" w:lineRule="auto"/>
-        <w:ind w:left="720"/>
-      </w:pPr>
-      <w:r>
-        <w:rPr>
-          <w:lang w:val="en_US" w:bidi="en_US"/>
-        </w:rPr>
-      </w:r>
-      <w:hyperlink r:id="rId46">
-        <w:r>
-          <w:rPr>
-            <w:lang w:val="en_US" w:bidi="en_US"/>
-          </w:rPr>
-          <w:rPr>
-            <w:color w:val="0000EE"/>
-            <w:u w:val="single"/>
-          </w:rPr>
-          <w:t>Matthew 11:30</w:t>
-        </w:r>
-      </w:hyperlink>
-    </w:p>
-    <w:p>
-      <w:pPr>
-        <w:pStyle w:val="ListBullet"/>
-        <w:spacing w:line="240" w:lineRule="auto"/>
-        <w:ind w:left="720"/>
-      </w:pPr>
-      <w:r>
-        <w:rPr>
-          <w:lang w:val="en_US" w:bidi="en_US"/>
-        </w:rPr>
-      </w:r>
-      <w:hyperlink r:id="rId47">
-        <w:r>
-          <w:rPr>
-            <w:lang w:val="en_US" w:bidi="en_US"/>
-          </w:rPr>
-          <w:rPr>
-            <w:color w:val="0000EE"/>
-            <w:u w:val="single"/>
-          </w:rPr>
-          <w:t>Philippians 4:3</w:t>
-        </w:r>
-      </w:hyperlink>
+      <w:r>
+        <w:rPr>
+          <w:lang w:val="en_US" w:bidi="en_US"/>
+        </w:rPr>
+      </w:r>
+      <w:r>
+        <w:rPr>
+          <w:lang w:val="en_US" w:bidi="en_US"/>
+        </w:rPr>
+      </w:r>
+    </w:p>
+    <w:p>
+      <w:pPr>
+        <w:pStyle w:val="ListBullet"/>
+        <w:spacing w:line="240" w:lineRule="auto"/>
+        <w:ind w:left="720"/>
+      </w:pPr>
+      <w:r>
+        <w:rPr>
+          <w:lang w:val="en_US" w:bidi="en_US"/>
+        </w:rPr>
+      </w:r>
+      <w:r>
+        <w:rPr>
+          <w:lang w:val="en_US" w:bidi="en_US"/>
+        </w:rPr>
+        <w:t>1 Chronicles 11:5</w:t>
+      </w:r>
+      <w:r>
+        <w:rPr>
+          <w:lang w:val="en_US" w:bidi="en_US"/>
+        </w:rPr>
+      </w:r>
+    </w:p>
+    <w:p>
+      <w:pPr>
+        <w:pStyle w:val="ListBullet"/>
+        <w:spacing w:line="240" w:lineRule="auto"/>
+        <w:ind w:left="720"/>
+      </w:pPr>
+      <w:r>
+        <w:rPr>
+          <w:lang w:val="en_US" w:bidi="en_US"/>
+        </w:rPr>
+      </w:r>
+      <w:r>
+        <w:rPr>
+          <w:lang w:val="en_US" w:bidi="en_US"/>
+        </w:rPr>
+        <w:t>Amos 1:2</w:t>
+      </w:r>
+      <w:r>
+        <w:rPr>
+          <w:lang w:val="en_US" w:bidi="en_US"/>
+        </w:rPr>
+      </w:r>
+    </w:p>
+    <w:p>
+      <w:pPr>
+        <w:pStyle w:val="ListBullet"/>
+        <w:spacing w:line="240" w:lineRule="auto"/>
+        <w:ind w:left="720"/>
+      </w:pPr>
+      <w:r>
+        <w:rPr>
+          <w:lang w:val="en_US" w:bidi="en_US"/>
+        </w:rPr>
+      </w:r>
+      <w:r>
+        <w:rPr>
+          <w:lang w:val="en_US" w:bidi="en_US"/>
+        </w:rPr>
+        <w:t>Jeremiah 51:35</w:t>
+      </w:r>
+      <w:r>
+        <w:rPr>
+          <w:lang w:val="en_US" w:bidi="en_US"/>
+        </w:rPr>
+      </w:r>
+    </w:p>
+    <w:p>
+      <w:pPr>
+        <w:pStyle w:val="ListBullet"/>
+        <w:spacing w:line="240" w:lineRule="auto"/>
+        <w:ind w:left="720"/>
+      </w:pPr>
+      <w:r>
+        <w:rPr>
+          <w:lang w:val="en_US" w:bidi="en_US"/>
+        </w:rPr>
+      </w:r>
+      <w:r>
+        <w:rPr>
+          <w:lang w:val="en_US" w:bidi="en_US"/>
+        </w:rPr>
+        <w:t>Psalm 76:1–3</w:t>
+      </w:r>
+      <w:r>
+        <w:rPr>
+          <w:lang w:val="en_US" w:bidi="en_US"/>
+        </w:rPr>
+      </w:r>
+    </w:p>
+    <w:p>
+      <w:pPr>
+        <w:pStyle w:val="ListBullet"/>
+        <w:spacing w:line="240" w:lineRule="auto"/>
+        <w:ind w:left="720"/>
+      </w:pPr>
+      <w:r>
+        <w:rPr>
+          <w:lang w:val="en_US" w:bidi="en_US"/>
+        </w:rPr>
+      </w:r>
+      <w:r>
+        <w:rPr>
+          <w:lang w:val="en_US" w:bidi="en_US"/>
+        </w:rPr>
+        <w:t>Romans 11:26</w:t>
+      </w:r>
+      <w:r>
+        <w:rPr>
+          <w:lang w:val="en_US" w:bidi="en_US"/>
+        </w:rPr>
+      </w:r>
+      <w:r>
+        <w:rPr>
+          <w:lang w:val="en_US" w:bidi="en_US"/>
+        </w:rPr>
+      </w:r>
     </w:p>
     <w:p>
       <w:pPr>
@@ -2411,23 +5379,422 @@
         </w:rPr>
         <w:t>Word Data:</w:t>
       </w:r>
-    </w:p>
-    <w:p>
-      <w:pPr>
-        <w:pStyle w:val="ListBullet"/>
-        <w:spacing w:line="240" w:lineRule="auto"/>
-        <w:ind w:left="720"/>
-      </w:pPr>
-      <w:r>
-        <w:rPr>
-          <w:lang w:val="en_US" w:bidi="en_US"/>
-        </w:rPr>
-      </w:r>
-      <w:r>
-        <w:rPr>
-          <w:lang w:val="en_US" w:bidi="en_US"/>
-        </w:rPr>
-        <w:t>Strong’s: H3627, H4132, H4133, H5674, H5923, H6776, G20860, G22180</w:t>
+      <w:r>
+        <w:rPr>
+          <w:lang w:val="en_US" w:bidi="en_US"/>
+        </w:rPr>
+      </w:r>
+      <w:r>
+        <w:rPr>
+          <w:lang w:val="en_US" w:bidi="en_US"/>
+        </w:rPr>
+      </w:r>
+    </w:p>
+    <w:p>
+      <w:pPr>
+        <w:pStyle w:val="ListBullet"/>
+        <w:spacing w:line="240" w:lineRule="auto"/>
+        <w:ind w:left="720"/>
+      </w:pPr>
+      <w:r>
+        <w:rPr>
+          <w:lang w:val="en_US" w:bidi="en_US"/>
+        </w:rPr>
+      </w:r>
+      <w:r>
+        <w:rPr>
+          <w:lang w:val="en_US" w:bidi="en_US"/>
+        </w:rPr>
+        <w:t>Strong’s: H6726</w:t>
+      </w:r>
+      <w:r>
+        <w:rPr>
+          <w:lang w:val="en_US" w:bidi="en_US"/>
+        </w:rPr>
+      </w:r>
+      <w:r>
+        <w:rPr>
+          <w:lang w:val="en_US" w:bidi="en_US"/>
+        </w:rPr>
+      </w:r>
+      <w:r>
+        <w:rPr>
+          <w:lang w:val="en_US" w:bidi="en_US"/>
+        </w:rPr>
+      </w:r>
+    </w:p>
+    <w:p>
+      <w:pPr/>
+      <w:r>
+        <w:rPr>
+          <w:lang w:val="en_US" w:bidi="en_US"/>
+        </w:rPr>
+      </w:r>
+    </w:p>
+    <w:p>
+      <w:pPr>
+        <w:pStyle w:val="Heading2"/>
+      </w:pPr>
+      <w:r>
+        <w:rPr>
+          <w:lang w:val="en_US" w:bidi="en_US"/>
+        </w:rPr>
+        <w:t>Zoar</w:t>
+      </w:r>
+      <w:r>
+        <w:rPr>
+          <w:lang w:val="en_US" w:bidi="en_US"/>
+        </w:rPr>
+      </w:r>
+    </w:p>
+    <w:p>
+      <w:pPr>
+        <w:pStyle w:val="Heading3"/>
+      </w:pPr>
+      <w:r>
+        <w:rPr>
+          <w:lang w:val="en_US" w:bidi="en_US"/>
+        </w:rPr>
+        <w:t>Definition:</w:t>
+      </w:r>
+      <w:r>
+        <w:rPr>
+          <w:lang w:val="en_US" w:bidi="en_US"/>
+        </w:rPr>
+      </w:r>
+    </w:p>
+    <w:p>
+      <w:pPr/>
+      <w:r>
+        <w:rPr>
+          <w:lang w:val="en_US" w:bidi="en_US"/>
+        </w:rPr>
+      </w:r>
+      <w:r>
+        <w:rPr>
+          <w:lang w:val="en_US" w:bidi="en_US"/>
+        </w:rPr>
+        <w:t>Zoar was a small city where Lot fled when God destroyed Sodom and Gomorrah.</w:t>
+      </w:r>
+      <w:r>
+        <w:rPr>
+          <w:lang w:val="en_US" w:bidi="en_US"/>
+        </w:rPr>
+      </w:r>
+      <w:r>
+        <w:rPr>
+          <w:lang w:val="en_US" w:bidi="en_US"/>
+        </w:rPr>
+      </w:r>
+    </w:p>
+    <w:p>
+      <w:pPr>
+        <w:pStyle w:val="ListBullet"/>
+        <w:spacing w:line="240" w:lineRule="auto"/>
+        <w:ind w:left="720"/>
+      </w:pPr>
+      <w:r>
+        <w:rPr>
+          <w:lang w:val="en_US" w:bidi="en_US"/>
+        </w:rPr>
+      </w:r>
+      <w:r>
+        <w:rPr>
+          <w:lang w:val="en_US" w:bidi="en_US"/>
+        </w:rPr>
+        <w:t>It was formerly known as “Bela” but was renamed “Zoar” when Lot asked God to spare this “small” city.</w:t>
+      </w:r>
+      <w:r>
+        <w:rPr>
+          <w:lang w:val="en_US" w:bidi="en_US"/>
+        </w:rPr>
+      </w:r>
+    </w:p>
+    <w:p>
+      <w:pPr>
+        <w:pStyle w:val="ListBullet"/>
+        <w:spacing w:line="240" w:lineRule="auto"/>
+        <w:ind w:left="720"/>
+      </w:pPr>
+      <w:r>
+        <w:rPr>
+          <w:lang w:val="en_US" w:bidi="en_US"/>
+        </w:rPr>
+      </w:r>
+      <w:r>
+        <w:rPr>
+          <w:lang w:val="en_US" w:bidi="en_US"/>
+        </w:rPr>
+        <w:t>Zoar is thought to have been located in the plain of the Jordan River or at the southern end of the Dead Sea.</w:t>
+      </w:r>
+      <w:r>
+        <w:rPr>
+          <w:lang w:val="en_US" w:bidi="en_US"/>
+        </w:rPr>
+      </w:r>
+      <w:r>
+        <w:rPr>
+          <w:lang w:val="en_US" w:bidi="en_US"/>
+        </w:rPr>
+      </w:r>
+    </w:p>
+    <w:p>
+      <w:pPr/>
+      <w:r>
+        <w:rPr>
+          <w:lang w:val="en_US" w:bidi="en_US"/>
+        </w:rPr>
+      </w:r>
+      <w:r>
+        <w:rPr>
+          <w:lang w:val="en_US" w:bidi="en_US"/>
+        </w:rPr>
+        <w:t>(Translation suggestions: How to Translate Names)</w:t>
+      </w:r>
+      <w:r>
+        <w:rPr>
+          <w:lang w:val="en_US" w:bidi="en_US"/>
+        </w:rPr>
+      </w:r>
+    </w:p>
+    <w:p>
+      <w:pPr/>
+      <w:r>
+        <w:rPr>
+          <w:lang w:val="en_US" w:bidi="en_US"/>
+        </w:rPr>
+      </w:r>
+      <w:r>
+        <w:rPr>
+          <w:lang w:val="en_US" w:bidi="en_US"/>
+        </w:rPr>
+        <w:t xml:space="preserve">(See also: </w:t>
+      </w:r>
+      <w:r>
+        <w:rPr>
+          <w:lang w:val="en_US" w:bidi="en_US"/>
+        </w:rPr>
+        <w:t>Lot</w:t>
+      </w:r>
+      <w:r>
+        <w:rPr>
+          <w:lang w:val="en_US" w:bidi="en_US"/>
+        </w:rPr>
+        <w:t xml:space="preserve">, </w:t>
+      </w:r>
+      <w:r>
+        <w:rPr>
+          <w:lang w:val="en_US" w:bidi="en_US"/>
+        </w:rPr>
+        <w:t>Sodom</w:t>
+      </w:r>
+      <w:r>
+        <w:rPr>
+          <w:lang w:val="en_US" w:bidi="en_US"/>
+        </w:rPr>
+        <w:t xml:space="preserve">, </w:t>
+      </w:r>
+      <w:r>
+        <w:rPr>
+          <w:lang w:val="en_US" w:bidi="en_US"/>
+        </w:rPr>
+        <w:t>Gomorrah</w:t>
+      </w:r>
+      <w:r>
+        <w:rPr>
+          <w:lang w:val="en_US" w:bidi="en_US"/>
+        </w:rPr>
+        <w:t>)</w:t>
+      </w:r>
+      <w:r>
+        <w:rPr>
+          <w:lang w:val="en_US" w:bidi="en_US"/>
+        </w:rPr>
+      </w:r>
+    </w:p>
+    <w:p>
+      <w:pPr>
+        <w:pStyle w:val="Heading3"/>
+      </w:pPr>
+      <w:r>
+        <w:rPr>
+          <w:lang w:val="en_US" w:bidi="en_US"/>
+        </w:rPr>
+        <w:t>Bible References:</w:t>
+      </w:r>
+      <w:r>
+        <w:rPr>
+          <w:lang w:val="en_US" w:bidi="en_US"/>
+        </w:rPr>
+      </w:r>
+      <w:r>
+        <w:rPr>
+          <w:lang w:val="en_US" w:bidi="en_US"/>
+        </w:rPr>
+      </w:r>
+    </w:p>
+    <w:p>
+      <w:pPr>
+        <w:pStyle w:val="ListBullet"/>
+        <w:spacing w:line="240" w:lineRule="auto"/>
+        <w:ind w:left="720"/>
+      </w:pPr>
+      <w:r>
+        <w:rPr>
+          <w:lang w:val="en_US" w:bidi="en_US"/>
+        </w:rPr>
+      </w:r>
+      <w:r>
+        <w:rPr>
+          <w:lang w:val="en_US" w:bidi="en_US"/>
+        </w:rPr>
+        <w:t>Deuteronomy 34:1–3</w:t>
+      </w:r>
+      <w:r>
+        <w:rPr>
+          <w:lang w:val="en_US" w:bidi="en_US"/>
+        </w:rPr>
+      </w:r>
+    </w:p>
+    <w:p>
+      <w:pPr>
+        <w:pStyle w:val="ListBullet"/>
+        <w:spacing w:line="240" w:lineRule="auto"/>
+        <w:ind w:left="720"/>
+      </w:pPr>
+      <w:r>
+        <w:rPr>
+          <w:lang w:val="en_US" w:bidi="en_US"/>
+        </w:rPr>
+      </w:r>
+      <w:r>
+        <w:rPr>
+          <w:lang w:val="en_US" w:bidi="en_US"/>
+        </w:rPr>
+        <w:t>Genesis 13:10–11</w:t>
+      </w:r>
+      <w:r>
+        <w:rPr>
+          <w:lang w:val="en_US" w:bidi="en_US"/>
+        </w:rPr>
+      </w:r>
+    </w:p>
+    <w:p>
+      <w:pPr>
+        <w:pStyle w:val="ListBullet"/>
+        <w:spacing w:line="240" w:lineRule="auto"/>
+        <w:ind w:left="720"/>
+      </w:pPr>
+      <w:r>
+        <w:rPr>
+          <w:lang w:val="en_US" w:bidi="en_US"/>
+        </w:rPr>
+      </w:r>
+      <w:r>
+        <w:rPr>
+          <w:lang w:val="en_US" w:bidi="en_US"/>
+        </w:rPr>
+        <w:t>Genesis 14:1–2</w:t>
+      </w:r>
+      <w:r>
+        <w:rPr>
+          <w:lang w:val="en_US" w:bidi="en_US"/>
+        </w:rPr>
+      </w:r>
+    </w:p>
+    <w:p>
+      <w:pPr>
+        <w:pStyle w:val="ListBullet"/>
+        <w:spacing w:line="240" w:lineRule="auto"/>
+        <w:ind w:left="720"/>
+      </w:pPr>
+      <w:r>
+        <w:rPr>
+          <w:lang w:val="en_US" w:bidi="en_US"/>
+        </w:rPr>
+      </w:r>
+      <w:r>
+        <w:rPr>
+          <w:lang w:val="en_US" w:bidi="en_US"/>
+        </w:rPr>
+        <w:t>Genesis 19:22</w:t>
+      </w:r>
+      <w:r>
+        <w:rPr>
+          <w:lang w:val="en_US" w:bidi="en_US"/>
+        </w:rPr>
+      </w:r>
+    </w:p>
+    <w:p>
+      <w:pPr>
+        <w:pStyle w:val="ListBullet"/>
+        <w:spacing w:line="240" w:lineRule="auto"/>
+        <w:ind w:left="720"/>
+      </w:pPr>
+      <w:r>
+        <w:rPr>
+          <w:lang w:val="en_US" w:bidi="en_US"/>
+        </w:rPr>
+      </w:r>
+      <w:r>
+        <w:rPr>
+          <w:lang w:val="en_US" w:bidi="en_US"/>
+        </w:rPr>
+        <w:t>Genesis 19:23</w:t>
+      </w:r>
+      <w:r>
+        <w:rPr>
+          <w:lang w:val="en_US" w:bidi="en_US"/>
+        </w:rPr>
+      </w:r>
+      <w:r>
+        <w:rPr>
+          <w:lang w:val="en_US" w:bidi="en_US"/>
+        </w:rPr>
+      </w:r>
+    </w:p>
+    <w:p>
+      <w:pPr>
+        <w:pStyle w:val="Heading3"/>
+      </w:pPr>
+      <w:r>
+        <w:rPr>
+          <w:lang w:val="en_US" w:bidi="en_US"/>
+        </w:rPr>
+        <w:t>Word Data:</w:t>
+      </w:r>
+      <w:r>
+        <w:rPr>
+          <w:lang w:val="en_US" w:bidi="en_US"/>
+        </w:rPr>
+      </w:r>
+      <w:r>
+        <w:rPr>
+          <w:lang w:val="en_US" w:bidi="en_US"/>
+        </w:rPr>
+      </w:r>
+    </w:p>
+    <w:p>
+      <w:pPr>
+        <w:pStyle w:val="ListBullet"/>
+        <w:spacing w:line="240" w:lineRule="auto"/>
+        <w:ind w:left="720"/>
+      </w:pPr>
+      <w:r>
+        <w:rPr>
+          <w:lang w:val="en_US" w:bidi="en_US"/>
+        </w:rPr>
+      </w:r>
+      <w:r>
+        <w:rPr>
+          <w:lang w:val="en_US" w:bidi="en_US"/>
+        </w:rPr>
+        <w:t>Strong’s: H6820</w:t>
+      </w:r>
+      <w:r>
+        <w:rPr>
+          <w:lang w:val="en_US" w:bidi="en_US"/>
+        </w:rPr>
       </w:r>
       <w:r>
         <w:rPr>

--- a/eng/docx/025.content.docx
+++ b/eng/docx/025.content.docx
@@ -323,7 +323,19 @@
         <w:rPr>
           <w:lang w:val="en_US" w:bidi="en_US"/>
         </w:rPr>
-        <w:t>(Translation suggestions: How to Translate Names)</w:t>
+        <w:t xml:space="preserve">(Translation suggestions: </w:t>
+      </w:r>
+      <w:r>
+        <w:rPr>
+          <w:lang w:val="en_US" w:bidi="en_US"/>
+        </w:rPr>
+        <w:t>How to Translate Names</w:t>
+      </w:r>
+      <w:r>
+        <w:rPr>
+          <w:lang w:val="en_US" w:bidi="en_US"/>
+        </w:rPr>
+        <w:t>)</w:t>
       </w:r>
       <w:r>
         <w:rPr>
@@ -720,7 +732,19 @@
         <w:rPr>
           <w:lang w:val="en_US" w:bidi="en_US"/>
         </w:rPr>
-        <w:t>(Translation suggestions: How to Translate Names)</w:t>
+        <w:t xml:space="preserve">(Translation suggestions: </w:t>
+      </w:r>
+      <w:r>
+        <w:rPr>
+          <w:lang w:val="en_US" w:bidi="en_US"/>
+        </w:rPr>
+        <w:t>How to Translate Names</w:t>
+      </w:r>
+      <w:r>
+        <w:rPr>
+          <w:lang w:val="en_US" w:bidi="en_US"/>
+        </w:rPr>
+        <w:t>)</w:t>
       </w:r>
       <w:r>
         <w:rPr>
@@ -1614,7 +1638,19 @@
         <w:rPr>
           <w:lang w:val="en_US" w:bidi="en_US"/>
         </w:rPr>
-        <w:t>(Translation suggestions: How to Translate Names)</w:t>
+        <w:t xml:space="preserve">(Translation suggestions: </w:t>
+      </w:r>
+      <w:r>
+        <w:rPr>
+          <w:lang w:val="en_US" w:bidi="en_US"/>
+        </w:rPr>
+        <w:t>How to Translate Names</w:t>
+      </w:r>
+      <w:r>
+        <w:rPr>
+          <w:lang w:val="en_US" w:bidi="en_US"/>
+        </w:rPr>
+        <w:t>)</w:t>
       </w:r>
       <w:r>
         <w:rPr>
@@ -2056,7 +2092,19 @@
         <w:rPr>
           <w:lang w:val="en_US" w:bidi="en_US"/>
         </w:rPr>
-        <w:t>(Translation suggestions: How to Translate Names)</w:t>
+        <w:t xml:space="preserve">(Translation suggestions: </w:t>
+      </w:r>
+      <w:r>
+        <w:rPr>
+          <w:lang w:val="en_US" w:bidi="en_US"/>
+        </w:rPr>
+        <w:t>How to Translate Names</w:t>
+      </w:r>
+      <w:r>
+        <w:rPr>
+          <w:lang w:val="en_US" w:bidi="en_US"/>
+        </w:rPr>
+        <w:t>)</w:t>
       </w:r>
       <w:r>
         <w:rPr>
@@ -2486,7 +2534,19 @@
         <w:rPr>
           <w:lang w:val="en_US" w:bidi="en_US"/>
         </w:rPr>
-        <w:t>(Translation suggestions: How to Translate Names)</w:t>
+        <w:t xml:space="preserve">(Translation suggestions: </w:t>
+      </w:r>
+      <w:r>
+        <w:rPr>
+          <w:lang w:val="en_US" w:bidi="en_US"/>
+        </w:rPr>
+        <w:t>How to Translate Names</w:t>
+      </w:r>
+      <w:r>
+        <w:rPr>
+          <w:lang w:val="en_US" w:bidi="en_US"/>
+        </w:rPr>
+        <w:t>)</w:t>
       </w:r>
       <w:r>
         <w:rPr>
@@ -3127,7 +3187,19 @@
         <w:rPr>
           <w:lang w:val="en_US" w:bidi="en_US"/>
         </w:rPr>
-        <w:t>(Translation Suggestions: Translate Names)</w:t>
+        <w:t xml:space="preserve">(Translation Suggestions: </w:t>
+      </w:r>
+      <w:r>
+        <w:rPr>
+          <w:lang w:val="en_US" w:bidi="en_US"/>
+        </w:rPr>
+        <w:t>Translate Names</w:t>
+      </w:r>
+      <w:r>
+        <w:rPr>
+          <w:lang w:val="en_US" w:bidi="en_US"/>
+        </w:rPr>
+        <w:t>)</w:t>
       </w:r>
       <w:r>
         <w:rPr>
@@ -3524,7 +3596,19 @@
         <w:rPr>
           <w:lang w:val="en_US" w:bidi="en_US"/>
         </w:rPr>
-        <w:t>(Translation suggestions: Translate Names)</w:t>
+        <w:t xml:space="preserve">(Translation suggestions: </w:t>
+      </w:r>
+      <w:r>
+        <w:rPr>
+          <w:lang w:val="en_US" w:bidi="en_US"/>
+        </w:rPr>
+        <w:t>Translate Names</w:t>
+      </w:r>
+      <w:r>
+        <w:rPr>
+          <w:lang w:val="en_US" w:bidi="en_US"/>
+        </w:rPr>
+        <w:t>)</w:t>
       </w:r>
       <w:r>
         <w:rPr>
@@ -3946,7 +4030,19 @@
         <w:rPr>
           <w:lang w:val="en_US" w:bidi="en_US"/>
         </w:rPr>
-        <w:t>(Translation suggestions: Translate Names)</w:t>
+        <w:t xml:space="preserve">(Translation suggestions: </w:t>
+      </w:r>
+      <w:r>
+        <w:rPr>
+          <w:lang w:val="en_US" w:bidi="en_US"/>
+        </w:rPr>
+        <w:t>Translate Names</w:t>
+      </w:r>
+      <w:r>
+        <w:rPr>
+          <w:lang w:val="en_US" w:bidi="en_US"/>
+        </w:rPr>
+        <w:t>)</w:t>
       </w:r>
       <w:r>
         <w:rPr>
@@ -4330,7 +4426,19 @@
         <w:rPr>
           <w:lang w:val="en_US" w:bidi="en_US"/>
         </w:rPr>
-        <w:t>(Translation suggestions: How to Translate Names)</w:t>
+        <w:t xml:space="preserve">(Translation suggestions: </w:t>
+      </w:r>
+      <w:r>
+        <w:rPr>
+          <w:lang w:val="en_US" w:bidi="en_US"/>
+        </w:rPr>
+        <w:t>How to Translate Names</w:t>
+      </w:r>
+      <w:r>
+        <w:rPr>
+          <w:lang w:val="en_US" w:bidi="en_US"/>
+        </w:rPr>
+        <w:t>)</w:t>
       </w:r>
       <w:r>
         <w:rPr>
@@ -4810,7 +4918,19 @@
         <w:rPr>
           <w:lang w:val="en_US" w:bidi="en_US"/>
         </w:rPr>
-        <w:t>(Translation suggestions: How to Translate Names)</w:t>
+        <w:t xml:space="preserve">(Translation suggestions: </w:t>
+      </w:r>
+      <w:r>
+        <w:rPr>
+          <w:lang w:val="en_US" w:bidi="en_US"/>
+        </w:rPr>
+        <w:t>How to Translate Names</w:t>
+      </w:r>
+      <w:r>
+        <w:rPr>
+          <w:lang w:val="en_US" w:bidi="en_US"/>
+        </w:rPr>
+        <w:t>)</w:t>
       </w:r>
       <w:r>
         <w:rPr>
@@ -5090,7 +5210,19 @@
         <w:rPr>
           <w:lang w:val="en_US" w:bidi="en_US"/>
         </w:rPr>
-        <w:t>Mount Zion and Mount Moriah were two of the hills that the city of Jerusalem was located on. Later, “Zion” and “Mount Zion” became used as general terms to refer to both of these mountains and to the city of Jerusalem. Sometimes they also referred to the temple that was located in Jerusalem. (See: metonymy)</w:t>
+        <w:t xml:space="preserve">Mount Zion and Mount Moriah were two of the hills that the city of Jerusalem was located on. Later, “Zion” and “Mount Zion” became used as general terms to refer to both of these mountains and to the city of Jerusalem. Sometimes they also referred to the temple that was located in Jerusalem. (See: </w:t>
+      </w:r>
+      <w:r>
+        <w:rPr>
+          <w:lang w:val="en_US" w:bidi="en_US"/>
+        </w:rPr>
+        <w:t>metonymy</w:t>
+      </w:r>
+      <w:r>
+        <w:rPr>
+          <w:lang w:val="en_US" w:bidi="en_US"/>
+        </w:rPr>
+        <w:t>)</w:t>
       </w:r>
       <w:r>
         <w:rPr>
@@ -5549,7 +5681,19 @@
         <w:rPr>
           <w:lang w:val="en_US" w:bidi="en_US"/>
         </w:rPr>
-        <w:t>(Translation suggestions: How to Translate Names)</w:t>
+        <w:t xml:space="preserve">(Translation suggestions: </w:t>
+      </w:r>
+      <w:r>
+        <w:rPr>
+          <w:lang w:val="en_US" w:bidi="en_US"/>
+        </w:rPr>
+        <w:t>How to Translate Names</w:t>
+      </w:r>
+      <w:r>
+        <w:rPr>
+          <w:lang w:val="en_US" w:bidi="en_US"/>
+        </w:rPr>
+        <w:t>)</w:t>
       </w:r>
       <w:r>
         <w:rPr>
